--- a/template.docx
+++ b/template.docx
@@ -4,7 +4,7 @@
   <w:body>
     <w:p>
       <w:pPr>
-        <w:spacing w:after="0"/>
+        <w:spacing w:before="0" w:after="0" w:line="240" w:lineRule="auto"/>
       </w:pPr>
       <w:r>
         <w:rPr>
@@ -77,42 +77,42 @@
     <w:p/>
     <w:p>
       <w:pPr>
-        <w:spacing w:after="0"/>
+        <w:spacing w:before="0" w:after="0" w:line="240" w:lineRule="auto"/>
         <w:jc w:val="center"/>
         <w:rPr>
           <w:b/>
-          <w:sz w:val="24"/>
-          <w:szCs w:val="24"/>
+          <w:sz w:val="22"/>
+          <w:szCs w:val="22"/>
         </w:rPr>
       </w:pPr>
     </w:p>
     <w:p>
       <w:pPr>
-        <w:spacing w:after="0"/>
+        <w:spacing w:before="0" w:after="0" w:line="240" w:lineRule="auto"/>
         <w:jc w:val="center"/>
         <w:rPr>
           <w:b/>
-          <w:sz w:val="24"/>
-          <w:szCs w:val="24"/>
+          <w:sz w:val="22"/>
+          <w:szCs w:val="22"/>
         </w:rPr>
       </w:pPr>
       <w:r>
         <w:rPr>
           <w:b/>
-          <w:sz w:val="24"/>
-          <w:szCs w:val="24"/>
+          <w:sz w:val="22"/>
+          <w:szCs w:val="22"/>
         </w:rPr>
         <w:t>TEACHER’S PERFORMANCE RATING SHEET</w:t>
       </w:r>
     </w:p>
     <w:p>
       <w:pPr>
-        <w:spacing w:after="0"/>
+        <w:spacing w:before="0" w:after="0" w:line="240" w:lineRule="auto"/>
       </w:pPr>
     </w:p>
     <w:p>
       <w:pPr>
-        <w:spacing w:before="120" w:after="0"/>
+        <w:spacing w:before="0" w:after="0" w:line="240" w:lineRule="auto"/>
       </w:pPr>
       <w:r>
         <w:rPr>
@@ -156,12 +156,12 @@
     </w:p>
     <w:p>
       <w:pPr>
-        <w:spacing w:after="0"/>
+        <w:spacing w:before="0" w:after="0" w:line="240" w:lineRule="auto"/>
       </w:pPr>
     </w:p>
     <w:p>
       <w:pPr>
-        <w:spacing w:after="0"/>
+        <w:spacing w:before="0" w:after="0" w:line="240" w:lineRule="auto"/>
       </w:pPr>
       <w:r>
         <w:rPr>
@@ -205,7 +205,7 @@
     </w:p>
     <w:p>
       <w:pPr>
-        <w:spacing w:after="0"/>
+        <w:spacing w:before="0" w:after="0" w:line="240" w:lineRule="auto"/>
         <w:rPr>
           <w:b/>
         </w:rPr>
@@ -284,6 +284,9 @@
         <w:gridCol w:w="716"/>
       </w:tblGrid>
       <w:tr>
+        <w:trPr>
+          <w:trHeight w:val="220" w:hRule="atLeast"/>
+        </w:trPr>
         <w:tc>
           <w:tcPr>
             <w:tcW w:w="7308" w:type="dxa"/>
@@ -294,7 +297,7 @@
           </w:tcPr>
           <w:p>
             <w:pPr>
-              <w:spacing w:after="0" w:line="240" w:lineRule="auto"/>
+              <w:spacing w:before="0" w:after="0" w:line="240" w:lineRule="auto"/>
               <w:rPr>
                 <w:b/>
               </w:rPr>
@@ -337,7 +340,7 @@
           </w:tcPr>
           <w:p>
             <w:pPr>
-              <w:spacing w:after="0" w:line="240" w:lineRule="auto"/>
+              <w:spacing w:before="0" w:after="0" w:line="240" w:lineRule="auto"/>
               <w:jc w:val="center"/>
               <w:rPr>
                 <w:b/>
@@ -357,7 +360,7 @@
           </w:tcPr>
           <w:p>
             <w:pPr>
-              <w:spacing w:after="0" w:line="240" w:lineRule="auto"/>
+              <w:spacing w:before="0" w:after="0" w:line="240" w:lineRule="auto"/>
               <w:jc w:val="center"/>
               <w:rPr>
                 <w:b/>
@@ -377,7 +380,7 @@
           </w:tcPr>
           <w:p>
             <w:pPr>
-              <w:spacing w:after="0" w:line="240" w:lineRule="auto"/>
+              <w:spacing w:before="0" w:after="0" w:line="240" w:lineRule="auto"/>
               <w:jc w:val="center"/>
               <w:rPr>
                 <w:b/>
@@ -397,7 +400,7 @@
           </w:tcPr>
           <w:p>
             <w:pPr>
-              <w:spacing w:after="0" w:line="240" w:lineRule="auto"/>
+              <w:spacing w:before="0" w:after="0" w:line="240" w:lineRule="auto"/>
               <w:jc w:val="center"/>
               <w:rPr>
                 <w:b/>
@@ -417,7 +420,7 @@
           </w:tcPr>
           <w:p>
             <w:pPr>
-              <w:spacing w:after="0" w:line="240" w:lineRule="auto"/>
+              <w:spacing w:before="0" w:after="0" w:line="240" w:lineRule="auto"/>
               <w:jc w:val="center"/>
               <w:rPr>
                 <w:b/>
@@ -433,13 +436,16 @@
         </w:tc>
       </w:tr>
       <w:tr>
+        <w:trPr>
+          <w:trHeight w:val="220" w:hRule="atLeast"/>
+        </w:trPr>
         <w:tc>
           <w:tcPr>
             <w:tcW w:w="7308" w:type="dxa"/>
           </w:tcPr>
           <w:p>
             <w:pPr>
-              <w:spacing w:after="0" w:line="240" w:lineRule="auto"/>
+              <w:spacing w:before="0" w:after="0" w:line="240" w:lineRule="auto"/>
             </w:pPr>
             <w:r>
               <w:t>1.  Adopts objectives of syllabi and curricula</w:t>
@@ -452,7 +458,7 @@
           </w:tcPr>
           <w:p>
             <w:pPr>
-              <w:spacing w:after="0" w:line="240" w:lineRule="auto"/>
+              <w:spacing w:before="0" w:after="0" w:line="240" w:lineRule="auto"/>
             </w:pPr>
           </w:p>
         </w:tc>
@@ -462,7 +468,7 @@
           </w:tcPr>
           <w:p>
             <w:pPr>
-              <w:spacing w:after="0" w:line="240" w:lineRule="auto"/>
+              <w:spacing w:before="0" w:after="0" w:line="240" w:lineRule="auto"/>
             </w:pPr>
           </w:p>
         </w:tc>
@@ -472,39 +478,42 @@
           </w:tcPr>
           <w:p>
             <w:pPr>
-              <w:spacing w:after="0" w:line="240" w:lineRule="auto"/>
-            </w:pPr>
-          </w:p>
-        </w:tc>
-        <w:tc>
-          <w:tcPr>
-            <w:tcW w:w="720" w:type="dxa"/>
-          </w:tcPr>
-          <w:p>
-            <w:pPr>
-              <w:spacing w:after="0" w:line="240" w:lineRule="auto"/>
-            </w:pPr>
-          </w:p>
-        </w:tc>
-        <w:tc>
-          <w:tcPr>
-            <w:tcW w:w="720" w:type="dxa"/>
-          </w:tcPr>
-          <w:p>
-            <w:pPr>
-              <w:spacing w:after="0" w:line="240" w:lineRule="auto"/>
+              <w:spacing w:before="0" w:after="0" w:line="240" w:lineRule="auto"/>
+            </w:pPr>
+          </w:p>
+        </w:tc>
+        <w:tc>
+          <w:tcPr>
+            <w:tcW w:w="720" w:type="dxa"/>
+          </w:tcPr>
+          <w:p>
+            <w:pPr>
+              <w:spacing w:before="0" w:after="0" w:line="240" w:lineRule="auto"/>
+            </w:pPr>
+          </w:p>
+        </w:tc>
+        <w:tc>
+          <w:tcPr>
+            <w:tcW w:w="720" w:type="dxa"/>
+          </w:tcPr>
+          <w:p>
+            <w:pPr>
+              <w:spacing w:before="0" w:after="0" w:line="240" w:lineRule="auto"/>
             </w:pPr>
           </w:p>
         </w:tc>
       </w:tr>
       <w:tr>
+        <w:trPr>
+          <w:trHeight w:val="220" w:hRule="atLeast"/>
+        </w:trPr>
         <w:tc>
           <w:tcPr>
             <w:tcW w:w="7308" w:type="dxa"/>
           </w:tcPr>
           <w:p>
             <w:pPr>
-              <w:spacing w:after="0" w:line="240" w:lineRule="auto"/>
+              <w:spacing w:before="0" w:after="0" w:line="240" w:lineRule="auto"/>
             </w:pPr>
             <w:r>
               <w:t>2. Selects content and prepares appropriate instructional materials</w:t>
@@ -520,7 +529,7 @@
           </w:tcPr>
           <w:p>
             <w:pPr>
-              <w:spacing w:after="0" w:line="240" w:lineRule="auto"/>
+              <w:spacing w:before="0" w:after="0" w:line="240" w:lineRule="auto"/>
             </w:pPr>
           </w:p>
         </w:tc>
@@ -530,7 +539,7 @@
           </w:tcPr>
           <w:p>
             <w:pPr>
-              <w:spacing w:after="0" w:line="240" w:lineRule="auto"/>
+              <w:spacing w:before="0" w:after="0" w:line="240" w:lineRule="auto"/>
             </w:pPr>
           </w:p>
         </w:tc>
@@ -540,39 +549,42 @@
           </w:tcPr>
           <w:p>
             <w:pPr>
-              <w:spacing w:after="0" w:line="240" w:lineRule="auto"/>
-            </w:pPr>
-          </w:p>
-        </w:tc>
-        <w:tc>
-          <w:tcPr>
-            <w:tcW w:w="720" w:type="dxa"/>
-          </w:tcPr>
-          <w:p>
-            <w:pPr>
-              <w:spacing w:after="0" w:line="240" w:lineRule="auto"/>
-            </w:pPr>
-          </w:p>
-        </w:tc>
-        <w:tc>
-          <w:tcPr>
-            <w:tcW w:w="720" w:type="dxa"/>
-          </w:tcPr>
-          <w:p>
-            <w:pPr>
-              <w:spacing w:after="0" w:line="240" w:lineRule="auto"/>
+              <w:spacing w:before="0" w:after="0" w:line="240" w:lineRule="auto"/>
+            </w:pPr>
+          </w:p>
+        </w:tc>
+        <w:tc>
+          <w:tcPr>
+            <w:tcW w:w="720" w:type="dxa"/>
+          </w:tcPr>
+          <w:p>
+            <w:pPr>
+              <w:spacing w:before="0" w:after="0" w:line="240" w:lineRule="auto"/>
+            </w:pPr>
+          </w:p>
+        </w:tc>
+        <w:tc>
+          <w:tcPr>
+            <w:tcW w:w="720" w:type="dxa"/>
+          </w:tcPr>
+          <w:p>
+            <w:pPr>
+              <w:spacing w:before="0" w:after="0" w:line="240" w:lineRule="auto"/>
             </w:pPr>
           </w:p>
         </w:tc>
       </w:tr>
       <w:tr>
+        <w:trPr>
+          <w:trHeight w:val="220" w:hRule="atLeast"/>
+        </w:trPr>
         <w:tc>
           <w:tcPr>
             <w:tcW w:w="7308" w:type="dxa"/>
           </w:tcPr>
           <w:p>
             <w:pPr>
-              <w:spacing w:after="0" w:line="240" w:lineRule="auto"/>
+              <w:spacing w:before="0" w:after="0" w:line="240" w:lineRule="auto"/>
             </w:pPr>
             <w:r>
               <w:t>3. Adopts appropriate teaching methods</w:t>
@@ -585,7 +597,7 @@
           </w:tcPr>
           <w:p>
             <w:pPr>
-              <w:spacing w:after="0" w:line="240" w:lineRule="auto"/>
+              <w:spacing w:before="0" w:after="0" w:line="240" w:lineRule="auto"/>
             </w:pPr>
           </w:p>
         </w:tc>
@@ -595,7 +607,7 @@
           </w:tcPr>
           <w:p>
             <w:pPr>
-              <w:spacing w:after="0" w:line="240" w:lineRule="auto"/>
+              <w:spacing w:before="0" w:after="0" w:line="240" w:lineRule="auto"/>
             </w:pPr>
           </w:p>
         </w:tc>
@@ -605,39 +617,42 @@
           </w:tcPr>
           <w:p>
             <w:pPr>
-              <w:spacing w:after="0" w:line="240" w:lineRule="auto"/>
-            </w:pPr>
-          </w:p>
-        </w:tc>
-        <w:tc>
-          <w:tcPr>
-            <w:tcW w:w="720" w:type="dxa"/>
-          </w:tcPr>
-          <w:p>
-            <w:pPr>
-              <w:spacing w:after="0" w:line="240" w:lineRule="auto"/>
-            </w:pPr>
-          </w:p>
-        </w:tc>
-        <w:tc>
-          <w:tcPr>
-            <w:tcW w:w="720" w:type="dxa"/>
-          </w:tcPr>
-          <w:p>
-            <w:pPr>
-              <w:spacing w:after="0" w:line="240" w:lineRule="auto"/>
+              <w:spacing w:before="0" w:after="0" w:line="240" w:lineRule="auto"/>
+            </w:pPr>
+          </w:p>
+        </w:tc>
+        <w:tc>
+          <w:tcPr>
+            <w:tcW w:w="720" w:type="dxa"/>
+          </w:tcPr>
+          <w:p>
+            <w:pPr>
+              <w:spacing w:before="0" w:after="0" w:line="240" w:lineRule="auto"/>
+            </w:pPr>
+          </w:p>
+        </w:tc>
+        <w:tc>
+          <w:tcPr>
+            <w:tcW w:w="720" w:type="dxa"/>
+          </w:tcPr>
+          <w:p>
+            <w:pPr>
+              <w:spacing w:before="0" w:after="0" w:line="240" w:lineRule="auto"/>
             </w:pPr>
           </w:p>
         </w:tc>
       </w:tr>
       <w:tr>
+        <w:trPr>
+          <w:trHeight w:val="220" w:hRule="atLeast"/>
+        </w:trPr>
         <w:tc>
           <w:tcPr>
             <w:tcW w:w="7308" w:type="dxa"/>
           </w:tcPr>
           <w:p>
             <w:pPr>
-              <w:spacing w:after="0" w:line="240" w:lineRule="auto"/>
+              <w:spacing w:before="0" w:after="0" w:line="240" w:lineRule="auto"/>
             </w:pPr>
             <w:r>
               <w:t>4. Relates new lesson with students’ previous knowledge and skills</w:t>
@@ -650,7 +665,7 @@
           </w:tcPr>
           <w:p>
             <w:pPr>
-              <w:spacing w:after="0" w:line="240" w:lineRule="auto"/>
+              <w:spacing w:before="0" w:after="0" w:line="240" w:lineRule="auto"/>
             </w:pPr>
           </w:p>
         </w:tc>
@@ -660,7 +675,7 @@
           </w:tcPr>
           <w:p>
             <w:pPr>
-              <w:spacing w:after="0" w:line="240" w:lineRule="auto"/>
+              <w:spacing w:before="0" w:after="0" w:line="240" w:lineRule="auto"/>
             </w:pPr>
           </w:p>
         </w:tc>
@@ -670,39 +685,42 @@
           </w:tcPr>
           <w:p>
             <w:pPr>
-              <w:spacing w:after="0" w:line="240" w:lineRule="auto"/>
-            </w:pPr>
-          </w:p>
-        </w:tc>
-        <w:tc>
-          <w:tcPr>
-            <w:tcW w:w="720" w:type="dxa"/>
-          </w:tcPr>
-          <w:p>
-            <w:pPr>
-              <w:spacing w:after="0" w:line="240" w:lineRule="auto"/>
-            </w:pPr>
-          </w:p>
-        </w:tc>
-        <w:tc>
-          <w:tcPr>
-            <w:tcW w:w="720" w:type="dxa"/>
-          </w:tcPr>
-          <w:p>
-            <w:pPr>
-              <w:spacing w:after="0" w:line="240" w:lineRule="auto"/>
+              <w:spacing w:before="0" w:after="0" w:line="240" w:lineRule="auto"/>
+            </w:pPr>
+          </w:p>
+        </w:tc>
+        <w:tc>
+          <w:tcPr>
+            <w:tcW w:w="720" w:type="dxa"/>
+          </w:tcPr>
+          <w:p>
+            <w:pPr>
+              <w:spacing w:before="0" w:after="0" w:line="240" w:lineRule="auto"/>
+            </w:pPr>
+          </w:p>
+        </w:tc>
+        <w:tc>
+          <w:tcPr>
+            <w:tcW w:w="720" w:type="dxa"/>
+          </w:tcPr>
+          <w:p>
+            <w:pPr>
+              <w:spacing w:before="0" w:after="0" w:line="240" w:lineRule="auto"/>
             </w:pPr>
           </w:p>
         </w:tc>
       </w:tr>
       <w:tr>
+        <w:trPr>
+          <w:trHeight w:val="220" w:hRule="atLeast"/>
+        </w:trPr>
         <w:tc>
           <w:tcPr>
             <w:tcW w:w="7308" w:type="dxa"/>
           </w:tcPr>
           <w:p>
             <w:pPr>
-              <w:spacing w:after="0" w:line="240" w:lineRule="auto"/>
+              <w:spacing w:before="0" w:after="0" w:line="240" w:lineRule="auto"/>
             </w:pPr>
             <w:r>
               <w:t>5. Provides appropriate motivation</w:t>
@@ -715,7 +733,7 @@
           </w:tcPr>
           <w:p>
             <w:pPr>
-              <w:spacing w:after="0" w:line="240" w:lineRule="auto"/>
+              <w:spacing w:before="0" w:after="0" w:line="240" w:lineRule="auto"/>
             </w:pPr>
           </w:p>
         </w:tc>
@@ -725,7 +743,7 @@
           </w:tcPr>
           <w:p>
             <w:pPr>
-              <w:spacing w:after="0" w:line="240" w:lineRule="auto"/>
+              <w:spacing w:before="0" w:after="0" w:line="240" w:lineRule="auto"/>
             </w:pPr>
           </w:p>
         </w:tc>
@@ -735,39 +753,42 @@
           </w:tcPr>
           <w:p>
             <w:pPr>
-              <w:spacing w:after="0" w:line="240" w:lineRule="auto"/>
-            </w:pPr>
-          </w:p>
-        </w:tc>
-        <w:tc>
-          <w:tcPr>
-            <w:tcW w:w="720" w:type="dxa"/>
-          </w:tcPr>
-          <w:p>
-            <w:pPr>
-              <w:spacing w:after="0" w:line="240" w:lineRule="auto"/>
-            </w:pPr>
-          </w:p>
-        </w:tc>
-        <w:tc>
-          <w:tcPr>
-            <w:tcW w:w="720" w:type="dxa"/>
-          </w:tcPr>
-          <w:p>
-            <w:pPr>
-              <w:spacing w:after="0" w:line="240" w:lineRule="auto"/>
+              <w:spacing w:before="0" w:after="0" w:line="240" w:lineRule="auto"/>
+            </w:pPr>
+          </w:p>
+        </w:tc>
+        <w:tc>
+          <w:tcPr>
+            <w:tcW w:w="720" w:type="dxa"/>
+          </w:tcPr>
+          <w:p>
+            <w:pPr>
+              <w:spacing w:before="0" w:after="0" w:line="240" w:lineRule="auto"/>
+            </w:pPr>
+          </w:p>
+        </w:tc>
+        <w:tc>
+          <w:tcPr>
+            <w:tcW w:w="720" w:type="dxa"/>
+          </w:tcPr>
+          <w:p>
+            <w:pPr>
+              <w:spacing w:before="0" w:after="0" w:line="240" w:lineRule="auto"/>
             </w:pPr>
           </w:p>
         </w:tc>
       </w:tr>
       <w:tr>
+        <w:trPr>
+          <w:trHeight w:val="220" w:hRule="atLeast"/>
+        </w:trPr>
         <w:tc>
           <w:tcPr>
             <w:tcW w:w="7308" w:type="dxa"/>
           </w:tcPr>
           <w:p>
             <w:pPr>
-              <w:spacing w:after="0" w:line="240" w:lineRule="auto"/>
+              <w:spacing w:before="0" w:after="0" w:line="240" w:lineRule="auto"/>
             </w:pPr>
             <w:r>
               <w:t>6. Presents and develops lessons</w:t>
@@ -780,7 +801,7 @@
           </w:tcPr>
           <w:p>
             <w:pPr>
-              <w:spacing w:after="0" w:line="240" w:lineRule="auto"/>
+              <w:spacing w:before="0" w:after="0" w:line="240" w:lineRule="auto"/>
             </w:pPr>
           </w:p>
         </w:tc>
@@ -790,7 +811,7 @@
           </w:tcPr>
           <w:p>
             <w:pPr>
-              <w:spacing w:after="0" w:line="240" w:lineRule="auto"/>
+              <w:spacing w:before="0" w:after="0" w:line="240" w:lineRule="auto"/>
             </w:pPr>
           </w:p>
         </w:tc>
@@ -800,39 +821,42 @@
           </w:tcPr>
           <w:p>
             <w:pPr>
-              <w:spacing w:after="0" w:line="240" w:lineRule="auto"/>
-            </w:pPr>
-          </w:p>
-        </w:tc>
-        <w:tc>
-          <w:tcPr>
-            <w:tcW w:w="720" w:type="dxa"/>
-          </w:tcPr>
-          <w:p>
-            <w:pPr>
-              <w:spacing w:after="0" w:line="240" w:lineRule="auto"/>
-            </w:pPr>
-          </w:p>
-        </w:tc>
-        <w:tc>
-          <w:tcPr>
-            <w:tcW w:w="720" w:type="dxa"/>
-          </w:tcPr>
-          <w:p>
-            <w:pPr>
-              <w:spacing w:after="0" w:line="240" w:lineRule="auto"/>
+              <w:spacing w:before="0" w:after="0" w:line="240" w:lineRule="auto"/>
+            </w:pPr>
+          </w:p>
+        </w:tc>
+        <w:tc>
+          <w:tcPr>
+            <w:tcW w:w="720" w:type="dxa"/>
+          </w:tcPr>
+          <w:p>
+            <w:pPr>
+              <w:spacing w:before="0" w:after="0" w:line="240" w:lineRule="auto"/>
+            </w:pPr>
+          </w:p>
+        </w:tc>
+        <w:tc>
+          <w:tcPr>
+            <w:tcW w:w="720" w:type="dxa"/>
+          </w:tcPr>
+          <w:p>
+            <w:pPr>
+              <w:spacing w:before="0" w:after="0" w:line="240" w:lineRule="auto"/>
             </w:pPr>
           </w:p>
         </w:tc>
       </w:tr>
       <w:tr>
+        <w:trPr>
+          <w:trHeight w:val="220" w:hRule="atLeast"/>
+        </w:trPr>
         <w:tc>
           <w:tcPr>
             <w:tcW w:w="7308" w:type="dxa"/>
           </w:tcPr>
           <w:p>
             <w:pPr>
-              <w:spacing w:after="0" w:line="240" w:lineRule="auto"/>
+              <w:spacing w:before="0" w:after="0" w:line="240" w:lineRule="auto"/>
             </w:pPr>
             <w:r>
               <w:t>7. Conveys ideas clearly</w:t>
@@ -845,7 +869,7 @@
           </w:tcPr>
           <w:p>
             <w:pPr>
-              <w:spacing w:after="0" w:line="240" w:lineRule="auto"/>
+              <w:spacing w:before="0" w:after="0" w:line="240" w:lineRule="auto"/>
             </w:pPr>
           </w:p>
         </w:tc>
@@ -855,7 +879,7 @@
           </w:tcPr>
           <w:p>
             <w:pPr>
-              <w:spacing w:after="0" w:line="240" w:lineRule="auto"/>
+              <w:spacing w:before="0" w:after="0" w:line="240" w:lineRule="auto"/>
             </w:pPr>
           </w:p>
         </w:tc>
@@ -865,39 +889,42 @@
           </w:tcPr>
           <w:p>
             <w:pPr>
-              <w:spacing w:after="0" w:line="240" w:lineRule="auto"/>
-            </w:pPr>
-          </w:p>
-        </w:tc>
-        <w:tc>
-          <w:tcPr>
-            <w:tcW w:w="720" w:type="dxa"/>
-          </w:tcPr>
-          <w:p>
-            <w:pPr>
-              <w:spacing w:after="0" w:line="240" w:lineRule="auto"/>
-            </w:pPr>
-          </w:p>
-        </w:tc>
-        <w:tc>
-          <w:tcPr>
-            <w:tcW w:w="720" w:type="dxa"/>
-          </w:tcPr>
-          <w:p>
-            <w:pPr>
-              <w:spacing w:after="0" w:line="240" w:lineRule="auto"/>
+              <w:spacing w:before="0" w:after="0" w:line="240" w:lineRule="auto"/>
+            </w:pPr>
+          </w:p>
+        </w:tc>
+        <w:tc>
+          <w:tcPr>
+            <w:tcW w:w="720" w:type="dxa"/>
+          </w:tcPr>
+          <w:p>
+            <w:pPr>
+              <w:spacing w:before="0" w:after="0" w:line="240" w:lineRule="auto"/>
+            </w:pPr>
+          </w:p>
+        </w:tc>
+        <w:tc>
+          <w:tcPr>
+            <w:tcW w:w="720" w:type="dxa"/>
+          </w:tcPr>
+          <w:p>
+            <w:pPr>
+              <w:spacing w:before="0" w:after="0" w:line="240" w:lineRule="auto"/>
             </w:pPr>
           </w:p>
         </w:tc>
       </w:tr>
       <w:tr>
+        <w:trPr>
+          <w:trHeight w:val="220" w:hRule="atLeast"/>
+        </w:trPr>
         <w:tc>
           <w:tcPr>
             <w:tcW w:w="7308" w:type="dxa"/>
           </w:tcPr>
           <w:p>
             <w:pPr>
-              <w:spacing w:after="0" w:line="240" w:lineRule="auto"/>
+              <w:spacing w:before="0" w:after="0" w:line="240" w:lineRule="auto"/>
             </w:pPr>
             <w:r>
               <w:t>8. Utilizes the art of questioning to develop higher level of thinking</w:t>
@@ -910,7 +937,7 @@
           </w:tcPr>
           <w:p>
             <w:pPr>
-              <w:spacing w:after="0" w:line="240" w:lineRule="auto"/>
+              <w:spacing w:before="0" w:after="0" w:line="240" w:lineRule="auto"/>
             </w:pPr>
           </w:p>
         </w:tc>
@@ -920,7 +947,7 @@
           </w:tcPr>
           <w:p>
             <w:pPr>
-              <w:spacing w:after="0" w:line="240" w:lineRule="auto"/>
+              <w:spacing w:before="0" w:after="0" w:line="240" w:lineRule="auto"/>
             </w:pPr>
           </w:p>
         </w:tc>
@@ -930,39 +957,42 @@
           </w:tcPr>
           <w:p>
             <w:pPr>
-              <w:spacing w:after="0" w:line="240" w:lineRule="auto"/>
-            </w:pPr>
-          </w:p>
-        </w:tc>
-        <w:tc>
-          <w:tcPr>
-            <w:tcW w:w="720" w:type="dxa"/>
-          </w:tcPr>
-          <w:p>
-            <w:pPr>
-              <w:spacing w:after="0" w:line="240" w:lineRule="auto"/>
-            </w:pPr>
-          </w:p>
-        </w:tc>
-        <w:tc>
-          <w:tcPr>
-            <w:tcW w:w="720" w:type="dxa"/>
-          </w:tcPr>
-          <w:p>
-            <w:pPr>
-              <w:spacing w:after="0" w:line="240" w:lineRule="auto"/>
+              <w:spacing w:before="0" w:after="0" w:line="240" w:lineRule="auto"/>
+            </w:pPr>
+          </w:p>
+        </w:tc>
+        <w:tc>
+          <w:tcPr>
+            <w:tcW w:w="720" w:type="dxa"/>
+          </w:tcPr>
+          <w:p>
+            <w:pPr>
+              <w:spacing w:before="0" w:after="0" w:line="240" w:lineRule="auto"/>
+            </w:pPr>
+          </w:p>
+        </w:tc>
+        <w:tc>
+          <w:tcPr>
+            <w:tcW w:w="720" w:type="dxa"/>
+          </w:tcPr>
+          <w:p>
+            <w:pPr>
+              <w:spacing w:before="0" w:after="0" w:line="240" w:lineRule="auto"/>
             </w:pPr>
           </w:p>
         </w:tc>
       </w:tr>
       <w:tr>
+        <w:trPr>
+          <w:trHeight w:val="220" w:hRule="atLeast"/>
+        </w:trPr>
         <w:tc>
           <w:tcPr>
             <w:tcW w:w="7308" w:type="dxa"/>
           </w:tcPr>
           <w:p>
             <w:pPr>
-              <w:spacing w:after="0" w:line="240" w:lineRule="auto"/>
+              <w:spacing w:before="0" w:after="0" w:line="240" w:lineRule="auto"/>
             </w:pPr>
             <w:r>
               <w:t>9. Ensures students’ participation</w:t>
@@ -975,7 +1005,7 @@
           </w:tcPr>
           <w:p>
             <w:pPr>
-              <w:spacing w:after="0" w:line="240" w:lineRule="auto"/>
+              <w:spacing w:before="0" w:after="0" w:line="240" w:lineRule="auto"/>
             </w:pPr>
           </w:p>
         </w:tc>
@@ -985,7 +1015,7 @@
           </w:tcPr>
           <w:p>
             <w:pPr>
-              <w:spacing w:after="0" w:line="240" w:lineRule="auto"/>
+              <w:spacing w:before="0" w:after="0" w:line="240" w:lineRule="auto"/>
             </w:pPr>
           </w:p>
         </w:tc>
@@ -995,39 +1025,42 @@
           </w:tcPr>
           <w:p>
             <w:pPr>
-              <w:spacing w:after="0" w:line="240" w:lineRule="auto"/>
-            </w:pPr>
-          </w:p>
-        </w:tc>
-        <w:tc>
-          <w:tcPr>
-            <w:tcW w:w="720" w:type="dxa"/>
-          </w:tcPr>
-          <w:p>
-            <w:pPr>
-              <w:spacing w:after="0" w:line="240" w:lineRule="auto"/>
-            </w:pPr>
-          </w:p>
-        </w:tc>
-        <w:tc>
-          <w:tcPr>
-            <w:tcW w:w="720" w:type="dxa"/>
-          </w:tcPr>
-          <w:p>
-            <w:pPr>
-              <w:spacing w:after="0" w:line="240" w:lineRule="auto"/>
+              <w:spacing w:before="0" w:after="0" w:line="240" w:lineRule="auto"/>
+            </w:pPr>
+          </w:p>
+        </w:tc>
+        <w:tc>
+          <w:tcPr>
+            <w:tcW w:w="720" w:type="dxa"/>
+          </w:tcPr>
+          <w:p>
+            <w:pPr>
+              <w:spacing w:before="0" w:after="0" w:line="240" w:lineRule="auto"/>
+            </w:pPr>
+          </w:p>
+        </w:tc>
+        <w:tc>
+          <w:tcPr>
+            <w:tcW w:w="720" w:type="dxa"/>
+          </w:tcPr>
+          <w:p>
+            <w:pPr>
+              <w:spacing w:before="0" w:after="0" w:line="240" w:lineRule="auto"/>
             </w:pPr>
           </w:p>
         </w:tc>
       </w:tr>
       <w:tr>
+        <w:trPr>
+          <w:trHeight w:val="220" w:hRule="atLeast"/>
+        </w:trPr>
         <w:tc>
           <w:tcPr>
             <w:tcW w:w="7308" w:type="dxa"/>
           </w:tcPr>
           <w:p>
             <w:pPr>
-              <w:spacing w:after="0" w:line="240" w:lineRule="auto"/>
+              <w:spacing w:before="0" w:after="0" w:line="240" w:lineRule="auto"/>
             </w:pPr>
             <w:r>
               <w:t>10. Addresses individual differences</w:t>
@@ -1040,7 +1073,7 @@
           </w:tcPr>
           <w:p>
             <w:pPr>
-              <w:spacing w:after="0" w:line="240" w:lineRule="auto"/>
+              <w:spacing w:before="0" w:after="0" w:line="240" w:lineRule="auto"/>
             </w:pPr>
           </w:p>
         </w:tc>
@@ -1050,7 +1083,7 @@
           </w:tcPr>
           <w:p>
             <w:pPr>
-              <w:spacing w:after="0" w:line="240" w:lineRule="auto"/>
+              <w:spacing w:before="0" w:after="0" w:line="240" w:lineRule="auto"/>
             </w:pPr>
           </w:p>
         </w:tc>
@@ -1060,39 +1093,42 @@
           </w:tcPr>
           <w:p>
             <w:pPr>
-              <w:spacing w:after="0" w:line="240" w:lineRule="auto"/>
-            </w:pPr>
-          </w:p>
-        </w:tc>
-        <w:tc>
-          <w:tcPr>
-            <w:tcW w:w="720" w:type="dxa"/>
-          </w:tcPr>
-          <w:p>
-            <w:pPr>
-              <w:spacing w:after="0" w:line="240" w:lineRule="auto"/>
-            </w:pPr>
-          </w:p>
-        </w:tc>
-        <w:tc>
-          <w:tcPr>
-            <w:tcW w:w="720" w:type="dxa"/>
-          </w:tcPr>
-          <w:p>
-            <w:pPr>
-              <w:spacing w:after="0" w:line="240" w:lineRule="auto"/>
+              <w:spacing w:before="0" w:after="0" w:line="240" w:lineRule="auto"/>
+            </w:pPr>
+          </w:p>
+        </w:tc>
+        <w:tc>
+          <w:tcPr>
+            <w:tcW w:w="720" w:type="dxa"/>
+          </w:tcPr>
+          <w:p>
+            <w:pPr>
+              <w:spacing w:before="0" w:after="0" w:line="240" w:lineRule="auto"/>
+            </w:pPr>
+          </w:p>
+        </w:tc>
+        <w:tc>
+          <w:tcPr>
+            <w:tcW w:w="720" w:type="dxa"/>
+          </w:tcPr>
+          <w:p>
+            <w:pPr>
+              <w:spacing w:before="0" w:after="0" w:line="240" w:lineRule="auto"/>
             </w:pPr>
           </w:p>
         </w:tc>
       </w:tr>
       <w:tr>
+        <w:trPr>
+          <w:trHeight w:val="220" w:hRule="atLeast"/>
+        </w:trPr>
         <w:tc>
           <w:tcPr>
             <w:tcW w:w="7308" w:type="dxa"/>
           </w:tcPr>
           <w:p>
             <w:pPr>
-              <w:spacing w:after="0" w:line="240" w:lineRule="auto"/>
+              <w:spacing w:before="0" w:after="0" w:line="240" w:lineRule="auto"/>
             </w:pPr>
             <w:r>
               <w:t>11. Shows mastery of the subject matter</w:t>
@@ -1105,7 +1141,7 @@
           </w:tcPr>
           <w:p>
             <w:pPr>
-              <w:spacing w:after="0" w:line="240" w:lineRule="auto"/>
+              <w:spacing w:before="0" w:after="0" w:line="240" w:lineRule="auto"/>
             </w:pPr>
           </w:p>
         </w:tc>
@@ -1115,7 +1151,7 @@
           </w:tcPr>
           <w:p>
             <w:pPr>
-              <w:spacing w:after="0" w:line="240" w:lineRule="auto"/>
+              <w:spacing w:before="0" w:after="0" w:line="240" w:lineRule="auto"/>
             </w:pPr>
           </w:p>
         </w:tc>
@@ -1125,39 +1161,42 @@
           </w:tcPr>
           <w:p>
             <w:pPr>
-              <w:spacing w:after="0" w:line="240" w:lineRule="auto"/>
-            </w:pPr>
-          </w:p>
-        </w:tc>
-        <w:tc>
-          <w:tcPr>
-            <w:tcW w:w="720" w:type="dxa"/>
-          </w:tcPr>
-          <w:p>
-            <w:pPr>
-              <w:spacing w:after="0" w:line="240" w:lineRule="auto"/>
-            </w:pPr>
-          </w:p>
-        </w:tc>
-        <w:tc>
-          <w:tcPr>
-            <w:tcW w:w="720" w:type="dxa"/>
-          </w:tcPr>
-          <w:p>
-            <w:pPr>
-              <w:spacing w:after="0" w:line="240" w:lineRule="auto"/>
+              <w:spacing w:before="0" w:after="0" w:line="240" w:lineRule="auto"/>
+            </w:pPr>
+          </w:p>
+        </w:tc>
+        <w:tc>
+          <w:tcPr>
+            <w:tcW w:w="720" w:type="dxa"/>
+          </w:tcPr>
+          <w:p>
+            <w:pPr>
+              <w:spacing w:before="0" w:after="0" w:line="240" w:lineRule="auto"/>
+            </w:pPr>
+          </w:p>
+        </w:tc>
+        <w:tc>
+          <w:tcPr>
+            <w:tcW w:w="720" w:type="dxa"/>
+          </w:tcPr>
+          <w:p>
+            <w:pPr>
+              <w:spacing w:before="0" w:after="0" w:line="240" w:lineRule="auto"/>
             </w:pPr>
           </w:p>
         </w:tc>
       </w:tr>
       <w:tr>
+        <w:trPr>
+          <w:trHeight w:val="220" w:hRule="atLeast"/>
+        </w:trPr>
         <w:tc>
           <w:tcPr>
             <w:tcW w:w="7308" w:type="dxa"/>
           </w:tcPr>
           <w:p>
             <w:pPr>
-              <w:spacing w:after="0" w:line="240" w:lineRule="auto"/>
+              <w:spacing w:before="0" w:after="0" w:line="240" w:lineRule="auto"/>
             </w:pPr>
             <w:r>
               <w:t>12. Diagnoses learner’s needs</w:t>
@@ -1170,7 +1209,7 @@
           </w:tcPr>
           <w:p>
             <w:pPr>
-              <w:spacing w:after="0" w:line="240" w:lineRule="auto"/>
+              <w:spacing w:before="0" w:after="0" w:line="240" w:lineRule="auto"/>
             </w:pPr>
           </w:p>
         </w:tc>
@@ -1180,7 +1219,7 @@
           </w:tcPr>
           <w:p>
             <w:pPr>
-              <w:spacing w:after="0" w:line="240" w:lineRule="auto"/>
+              <w:spacing w:before="0" w:after="0" w:line="240" w:lineRule="auto"/>
             </w:pPr>
           </w:p>
         </w:tc>
@@ -1190,39 +1229,42 @@
           </w:tcPr>
           <w:p>
             <w:pPr>
-              <w:spacing w:after="0" w:line="240" w:lineRule="auto"/>
-            </w:pPr>
-          </w:p>
-        </w:tc>
-        <w:tc>
-          <w:tcPr>
-            <w:tcW w:w="720" w:type="dxa"/>
-          </w:tcPr>
-          <w:p>
-            <w:pPr>
-              <w:spacing w:after="0" w:line="240" w:lineRule="auto"/>
-            </w:pPr>
-          </w:p>
-        </w:tc>
-        <w:tc>
-          <w:tcPr>
-            <w:tcW w:w="720" w:type="dxa"/>
-          </w:tcPr>
-          <w:p>
-            <w:pPr>
-              <w:spacing w:after="0" w:line="240" w:lineRule="auto"/>
+              <w:spacing w:before="0" w:after="0" w:line="240" w:lineRule="auto"/>
+            </w:pPr>
+          </w:p>
+        </w:tc>
+        <w:tc>
+          <w:tcPr>
+            <w:tcW w:w="720" w:type="dxa"/>
+          </w:tcPr>
+          <w:p>
+            <w:pPr>
+              <w:spacing w:before="0" w:after="0" w:line="240" w:lineRule="auto"/>
+            </w:pPr>
+          </w:p>
+        </w:tc>
+        <w:tc>
+          <w:tcPr>
+            <w:tcW w:w="720" w:type="dxa"/>
+          </w:tcPr>
+          <w:p>
+            <w:pPr>
+              <w:spacing w:before="0" w:after="0" w:line="240" w:lineRule="auto"/>
             </w:pPr>
           </w:p>
         </w:tc>
       </w:tr>
       <w:tr>
+        <w:trPr>
+          <w:trHeight w:val="220" w:hRule="atLeast"/>
+        </w:trPr>
         <w:tc>
           <w:tcPr>
             <w:tcW w:w="7308" w:type="dxa"/>
           </w:tcPr>
           <w:p>
             <w:pPr>
-              <w:spacing w:after="0" w:line="240" w:lineRule="auto"/>
+              <w:spacing w:before="0" w:after="0" w:line="240" w:lineRule="auto"/>
             </w:pPr>
             <w:r>
               <w:t>13. Evaluates learning outcomes</w:t>
@@ -1235,7 +1277,7 @@
           </w:tcPr>
           <w:p>
             <w:pPr>
-              <w:spacing w:after="0" w:line="240" w:lineRule="auto"/>
+              <w:spacing w:before="0" w:after="0" w:line="240" w:lineRule="auto"/>
             </w:pPr>
           </w:p>
         </w:tc>
@@ -1245,7 +1287,7 @@
           </w:tcPr>
           <w:p>
             <w:pPr>
-              <w:spacing w:after="0" w:line="240" w:lineRule="auto"/>
+              <w:spacing w:before="0" w:after="0" w:line="240" w:lineRule="auto"/>
             </w:pPr>
           </w:p>
         </w:tc>
@@ -1255,39 +1297,42 @@
           </w:tcPr>
           <w:p>
             <w:pPr>
-              <w:spacing w:after="0" w:line="240" w:lineRule="auto"/>
-            </w:pPr>
-          </w:p>
-        </w:tc>
-        <w:tc>
-          <w:tcPr>
-            <w:tcW w:w="720" w:type="dxa"/>
-          </w:tcPr>
-          <w:p>
-            <w:pPr>
-              <w:spacing w:after="0" w:line="240" w:lineRule="auto"/>
-            </w:pPr>
-          </w:p>
-        </w:tc>
-        <w:tc>
-          <w:tcPr>
-            <w:tcW w:w="720" w:type="dxa"/>
-          </w:tcPr>
-          <w:p>
-            <w:pPr>
-              <w:spacing w:after="0" w:line="240" w:lineRule="auto"/>
+              <w:spacing w:before="0" w:after="0" w:line="240" w:lineRule="auto"/>
+            </w:pPr>
+          </w:p>
+        </w:tc>
+        <w:tc>
+          <w:tcPr>
+            <w:tcW w:w="720" w:type="dxa"/>
+          </w:tcPr>
+          <w:p>
+            <w:pPr>
+              <w:spacing w:before="0" w:after="0" w:line="240" w:lineRule="auto"/>
+            </w:pPr>
+          </w:p>
+        </w:tc>
+        <w:tc>
+          <w:tcPr>
+            <w:tcW w:w="720" w:type="dxa"/>
+          </w:tcPr>
+          <w:p>
+            <w:pPr>
+              <w:spacing w:before="0" w:after="0" w:line="240" w:lineRule="auto"/>
             </w:pPr>
           </w:p>
         </w:tc>
       </w:tr>
       <w:tr>
+        <w:trPr>
+          <w:trHeight w:val="220" w:hRule="atLeast"/>
+        </w:trPr>
         <w:tc>
           <w:tcPr>
             <w:tcW w:w="7308" w:type="dxa"/>
           </w:tcPr>
           <w:p>
             <w:pPr>
-              <w:spacing w:after="0" w:line="240" w:lineRule="auto"/>
+              <w:spacing w:before="0" w:after="0" w:line="240" w:lineRule="auto"/>
             </w:pPr>
             <w:r>
               <w:t>14. Differentiates instruction to suit students’ needs</w:t>
@@ -1300,7 +1345,7 @@
           </w:tcPr>
           <w:p>
             <w:pPr>
-              <w:spacing w:after="0" w:line="240" w:lineRule="auto"/>
+              <w:spacing w:before="0" w:after="0" w:line="240" w:lineRule="auto"/>
             </w:pPr>
           </w:p>
         </w:tc>
@@ -1310,7 +1355,7 @@
           </w:tcPr>
           <w:p>
             <w:pPr>
-              <w:spacing w:after="0" w:line="240" w:lineRule="auto"/>
+              <w:spacing w:before="0" w:after="0" w:line="240" w:lineRule="auto"/>
             </w:pPr>
           </w:p>
         </w:tc>
@@ -1320,39 +1365,42 @@
           </w:tcPr>
           <w:p>
             <w:pPr>
-              <w:spacing w:after="0" w:line="240" w:lineRule="auto"/>
-            </w:pPr>
-          </w:p>
-        </w:tc>
-        <w:tc>
-          <w:tcPr>
-            <w:tcW w:w="720" w:type="dxa"/>
-          </w:tcPr>
-          <w:p>
-            <w:pPr>
-              <w:spacing w:after="0" w:line="240" w:lineRule="auto"/>
-            </w:pPr>
-          </w:p>
-        </w:tc>
-        <w:tc>
-          <w:tcPr>
-            <w:tcW w:w="720" w:type="dxa"/>
-          </w:tcPr>
-          <w:p>
-            <w:pPr>
-              <w:spacing w:after="0" w:line="240" w:lineRule="auto"/>
+              <w:spacing w:before="0" w:after="0" w:line="240" w:lineRule="auto"/>
+            </w:pPr>
+          </w:p>
+        </w:tc>
+        <w:tc>
+          <w:tcPr>
+            <w:tcW w:w="720" w:type="dxa"/>
+          </w:tcPr>
+          <w:p>
+            <w:pPr>
+              <w:spacing w:before="0" w:after="0" w:line="240" w:lineRule="auto"/>
+            </w:pPr>
+          </w:p>
+        </w:tc>
+        <w:tc>
+          <w:tcPr>
+            <w:tcW w:w="720" w:type="dxa"/>
+          </w:tcPr>
+          <w:p>
+            <w:pPr>
+              <w:spacing w:before="0" w:after="0" w:line="240" w:lineRule="auto"/>
             </w:pPr>
           </w:p>
         </w:tc>
       </w:tr>
       <w:tr>
+        <w:trPr>
+          <w:trHeight w:val="220" w:hRule="atLeast"/>
+        </w:trPr>
         <w:tc>
           <w:tcPr>
             <w:tcW w:w="7308" w:type="dxa"/>
           </w:tcPr>
           <w:p>
             <w:pPr>
-              <w:spacing w:after="0" w:line="240" w:lineRule="auto"/>
+              <w:spacing w:before="0" w:after="0" w:line="240" w:lineRule="auto"/>
             </w:pPr>
             <w:r>
               <w:t xml:space="preserve">15.  Uses a variety of effective instructional strategies and </w:t>
@@ -1368,7 +1416,7 @@
           </w:tcPr>
           <w:p>
             <w:pPr>
-              <w:spacing w:after="0" w:line="240" w:lineRule="auto"/>
+              <w:spacing w:before="0" w:after="0" w:line="240" w:lineRule="auto"/>
             </w:pPr>
           </w:p>
         </w:tc>
@@ -1378,7 +1426,7 @@
           </w:tcPr>
           <w:p>
             <w:pPr>
-              <w:spacing w:after="0" w:line="240" w:lineRule="auto"/>
+              <w:spacing w:before="0" w:after="0" w:line="240" w:lineRule="auto"/>
             </w:pPr>
           </w:p>
         </w:tc>
@@ -1388,39 +1436,42 @@
           </w:tcPr>
           <w:p>
             <w:pPr>
-              <w:spacing w:after="0" w:line="240" w:lineRule="auto"/>
-            </w:pPr>
-          </w:p>
-        </w:tc>
-        <w:tc>
-          <w:tcPr>
-            <w:tcW w:w="720" w:type="dxa"/>
-          </w:tcPr>
-          <w:p>
-            <w:pPr>
-              <w:spacing w:after="0" w:line="240" w:lineRule="auto"/>
-            </w:pPr>
-          </w:p>
-        </w:tc>
-        <w:tc>
-          <w:tcPr>
-            <w:tcW w:w="720" w:type="dxa"/>
-          </w:tcPr>
-          <w:p>
-            <w:pPr>
-              <w:spacing w:after="0" w:line="240" w:lineRule="auto"/>
+              <w:spacing w:before="0" w:after="0" w:line="240" w:lineRule="auto"/>
+            </w:pPr>
+          </w:p>
+        </w:tc>
+        <w:tc>
+          <w:tcPr>
+            <w:tcW w:w="720" w:type="dxa"/>
+          </w:tcPr>
+          <w:p>
+            <w:pPr>
+              <w:spacing w:before="0" w:after="0" w:line="240" w:lineRule="auto"/>
+            </w:pPr>
+          </w:p>
+        </w:tc>
+        <w:tc>
+          <w:tcPr>
+            <w:tcW w:w="720" w:type="dxa"/>
+          </w:tcPr>
+          <w:p>
+            <w:pPr>
+              <w:spacing w:before="0" w:after="0" w:line="240" w:lineRule="auto"/>
             </w:pPr>
           </w:p>
         </w:tc>
       </w:tr>
       <w:tr>
+        <w:trPr>
+          <w:trHeight w:val="220" w:hRule="atLeast"/>
+        </w:trPr>
         <w:tc>
           <w:tcPr>
             <w:tcW w:w="7308" w:type="dxa"/>
           </w:tcPr>
           <w:p>
             <w:pPr>
-              <w:spacing w:after="0" w:line="240" w:lineRule="auto"/>
+              <w:spacing w:before="0" w:after="0" w:line="240" w:lineRule="auto"/>
             </w:pPr>
             <w:r>
               <w:t>16. Involves students in cooperative learning to enhance higher-order thinking skills</w:t>
@@ -1433,7 +1484,7 @@
           </w:tcPr>
           <w:p>
             <w:pPr>
-              <w:spacing w:after="0" w:line="240" w:lineRule="auto"/>
+              <w:spacing w:before="0" w:after="0" w:line="240" w:lineRule="auto"/>
             </w:pPr>
           </w:p>
         </w:tc>
@@ -1443,7 +1494,7 @@
           </w:tcPr>
           <w:p>
             <w:pPr>
-              <w:spacing w:after="0" w:line="240" w:lineRule="auto"/>
+              <w:spacing w:before="0" w:after="0" w:line="240" w:lineRule="auto"/>
             </w:pPr>
           </w:p>
         </w:tc>
@@ -1453,39 +1504,42 @@
           </w:tcPr>
           <w:p>
             <w:pPr>
-              <w:spacing w:after="0" w:line="240" w:lineRule="auto"/>
-            </w:pPr>
-          </w:p>
-        </w:tc>
-        <w:tc>
-          <w:tcPr>
-            <w:tcW w:w="720" w:type="dxa"/>
-          </w:tcPr>
-          <w:p>
-            <w:pPr>
-              <w:spacing w:after="0" w:line="240" w:lineRule="auto"/>
-            </w:pPr>
-          </w:p>
-        </w:tc>
-        <w:tc>
-          <w:tcPr>
-            <w:tcW w:w="720" w:type="dxa"/>
-          </w:tcPr>
-          <w:p>
-            <w:pPr>
-              <w:spacing w:after="0" w:line="240" w:lineRule="auto"/>
+              <w:spacing w:before="0" w:after="0" w:line="240" w:lineRule="auto"/>
+            </w:pPr>
+          </w:p>
+        </w:tc>
+        <w:tc>
+          <w:tcPr>
+            <w:tcW w:w="720" w:type="dxa"/>
+          </w:tcPr>
+          <w:p>
+            <w:pPr>
+              <w:spacing w:before="0" w:after="0" w:line="240" w:lineRule="auto"/>
+            </w:pPr>
+          </w:p>
+        </w:tc>
+        <w:tc>
+          <w:tcPr>
+            <w:tcW w:w="720" w:type="dxa"/>
+          </w:tcPr>
+          <w:p>
+            <w:pPr>
+              <w:spacing w:before="0" w:after="0" w:line="240" w:lineRule="auto"/>
             </w:pPr>
           </w:p>
         </w:tc>
       </w:tr>
       <w:tr>
+        <w:trPr>
+          <w:trHeight w:val="220" w:hRule="atLeast"/>
+        </w:trPr>
         <w:tc>
           <w:tcPr>
             <w:tcW w:w="7308" w:type="dxa"/>
           </w:tcPr>
           <w:p>
             <w:pPr>
-              <w:spacing w:after="0" w:line="240" w:lineRule="auto"/>
+              <w:spacing w:before="0" w:after="0" w:line="240" w:lineRule="auto"/>
             </w:pPr>
             <w:r>
               <w:t>17. Uses a variety of formal and informal assessment strategies to guide instruction</w:t>
@@ -1498,7 +1552,7 @@
           </w:tcPr>
           <w:p>
             <w:pPr>
-              <w:spacing w:after="0" w:line="240" w:lineRule="auto"/>
+              <w:spacing w:before="0" w:after="0" w:line="240" w:lineRule="auto"/>
             </w:pPr>
           </w:p>
         </w:tc>
@@ -1508,7 +1562,7 @@
           </w:tcPr>
           <w:p>
             <w:pPr>
-              <w:spacing w:after="0" w:line="240" w:lineRule="auto"/>
+              <w:spacing w:before="0" w:after="0" w:line="240" w:lineRule="auto"/>
             </w:pPr>
           </w:p>
         </w:tc>
@@ -1518,39 +1572,42 @@
           </w:tcPr>
           <w:p>
             <w:pPr>
-              <w:spacing w:after="0" w:line="240" w:lineRule="auto"/>
-            </w:pPr>
-          </w:p>
-        </w:tc>
-        <w:tc>
-          <w:tcPr>
-            <w:tcW w:w="720" w:type="dxa"/>
-          </w:tcPr>
-          <w:p>
-            <w:pPr>
-              <w:spacing w:after="0" w:line="240" w:lineRule="auto"/>
-            </w:pPr>
-          </w:p>
-        </w:tc>
-        <w:tc>
-          <w:tcPr>
-            <w:tcW w:w="720" w:type="dxa"/>
-          </w:tcPr>
-          <w:p>
-            <w:pPr>
-              <w:spacing w:after="0" w:line="240" w:lineRule="auto"/>
+              <w:spacing w:before="0" w:after="0" w:line="240" w:lineRule="auto"/>
+            </w:pPr>
+          </w:p>
+        </w:tc>
+        <w:tc>
+          <w:tcPr>
+            <w:tcW w:w="720" w:type="dxa"/>
+          </w:tcPr>
+          <w:p>
+            <w:pPr>
+              <w:spacing w:before="0" w:after="0" w:line="240" w:lineRule="auto"/>
+            </w:pPr>
+          </w:p>
+        </w:tc>
+        <w:tc>
+          <w:tcPr>
+            <w:tcW w:w="720" w:type="dxa"/>
+          </w:tcPr>
+          <w:p>
+            <w:pPr>
+              <w:spacing w:before="0" w:after="0" w:line="240" w:lineRule="auto"/>
             </w:pPr>
           </w:p>
         </w:tc>
       </w:tr>
       <w:tr>
+        <w:trPr>
+          <w:trHeight w:val="220" w:hRule="atLeast"/>
+        </w:trPr>
         <w:tc>
           <w:tcPr>
             <w:tcW w:w="7308" w:type="dxa"/>
           </w:tcPr>
           <w:p>
             <w:pPr>
-              <w:spacing w:after="0" w:line="240" w:lineRule="auto"/>
+              <w:spacing w:before="0" w:after="0" w:line="240" w:lineRule="auto"/>
             </w:pPr>
             <w:r>
               <w:t>18. Gives constructive and frequent feedback to students on their learning</w:t>
@@ -1563,7 +1620,7 @@
           </w:tcPr>
           <w:p>
             <w:pPr>
-              <w:spacing w:after="0" w:line="240" w:lineRule="auto"/>
+              <w:spacing w:before="0" w:after="0" w:line="240" w:lineRule="auto"/>
             </w:pPr>
           </w:p>
         </w:tc>
@@ -1573,7 +1630,7 @@
           </w:tcPr>
           <w:p>
             <w:pPr>
-              <w:spacing w:after="0" w:line="240" w:lineRule="auto"/>
+              <w:spacing w:before="0" w:after="0" w:line="240" w:lineRule="auto"/>
             </w:pPr>
           </w:p>
         </w:tc>
@@ -1583,39 +1640,42 @@
           </w:tcPr>
           <w:p>
             <w:pPr>
-              <w:spacing w:after="0" w:line="240" w:lineRule="auto"/>
-            </w:pPr>
-          </w:p>
-        </w:tc>
-        <w:tc>
-          <w:tcPr>
-            <w:tcW w:w="720" w:type="dxa"/>
-          </w:tcPr>
-          <w:p>
-            <w:pPr>
-              <w:spacing w:after="0" w:line="240" w:lineRule="auto"/>
-            </w:pPr>
-          </w:p>
-        </w:tc>
-        <w:tc>
-          <w:tcPr>
-            <w:tcW w:w="720" w:type="dxa"/>
-          </w:tcPr>
-          <w:p>
-            <w:pPr>
-              <w:spacing w:after="0" w:line="240" w:lineRule="auto"/>
+              <w:spacing w:before="0" w:after="0" w:line="240" w:lineRule="auto"/>
+            </w:pPr>
+          </w:p>
+        </w:tc>
+        <w:tc>
+          <w:tcPr>
+            <w:tcW w:w="720" w:type="dxa"/>
+          </w:tcPr>
+          <w:p>
+            <w:pPr>
+              <w:spacing w:before="0" w:after="0" w:line="240" w:lineRule="auto"/>
+            </w:pPr>
+          </w:p>
+        </w:tc>
+        <w:tc>
+          <w:tcPr>
+            <w:tcW w:w="720" w:type="dxa"/>
+          </w:tcPr>
+          <w:p>
+            <w:pPr>
+              <w:spacing w:before="0" w:after="0" w:line="240" w:lineRule="auto"/>
             </w:pPr>
           </w:p>
         </w:tc>
       </w:tr>
       <w:tr>
+        <w:trPr>
+          <w:trHeight w:val="220" w:hRule="atLeast"/>
+        </w:trPr>
         <w:tc>
           <w:tcPr>
             <w:tcW w:w="7308" w:type="dxa"/>
           </w:tcPr>
           <w:p>
             <w:pPr>
-              <w:spacing w:after="0" w:line="240" w:lineRule="auto"/>
+              <w:spacing w:before="0" w:after="0" w:line="240" w:lineRule="auto"/>
             </w:pPr>
             <w:r>
               <w:t>19. Provides independent practice activities</w:t>
@@ -1628,7 +1688,7 @@
           </w:tcPr>
           <w:p>
             <w:pPr>
-              <w:spacing w:after="0" w:line="240" w:lineRule="auto"/>
+              <w:spacing w:before="0" w:after="0" w:line="240" w:lineRule="auto"/>
             </w:pPr>
           </w:p>
         </w:tc>
@@ -1638,7 +1698,7 @@
           </w:tcPr>
           <w:p>
             <w:pPr>
-              <w:spacing w:after="0" w:line="240" w:lineRule="auto"/>
+              <w:spacing w:before="0" w:after="0" w:line="240" w:lineRule="auto"/>
             </w:pPr>
           </w:p>
         </w:tc>
@@ -1648,39 +1708,42 @@
           </w:tcPr>
           <w:p>
             <w:pPr>
-              <w:spacing w:after="0" w:line="240" w:lineRule="auto"/>
-            </w:pPr>
-          </w:p>
-        </w:tc>
-        <w:tc>
-          <w:tcPr>
-            <w:tcW w:w="720" w:type="dxa"/>
-          </w:tcPr>
-          <w:p>
-            <w:pPr>
-              <w:spacing w:after="0" w:line="240" w:lineRule="auto"/>
-            </w:pPr>
-          </w:p>
-        </w:tc>
-        <w:tc>
-          <w:tcPr>
-            <w:tcW w:w="720" w:type="dxa"/>
-          </w:tcPr>
-          <w:p>
-            <w:pPr>
-              <w:spacing w:after="0" w:line="240" w:lineRule="auto"/>
+              <w:spacing w:before="0" w:after="0" w:line="240" w:lineRule="auto"/>
+            </w:pPr>
+          </w:p>
+        </w:tc>
+        <w:tc>
+          <w:tcPr>
+            <w:tcW w:w="720" w:type="dxa"/>
+          </w:tcPr>
+          <w:p>
+            <w:pPr>
+              <w:spacing w:before="0" w:after="0" w:line="240" w:lineRule="auto"/>
+            </w:pPr>
+          </w:p>
+        </w:tc>
+        <w:tc>
+          <w:tcPr>
+            <w:tcW w:w="720" w:type="dxa"/>
+          </w:tcPr>
+          <w:p>
+            <w:pPr>
+              <w:spacing w:before="0" w:after="0" w:line="240" w:lineRule="auto"/>
             </w:pPr>
           </w:p>
         </w:tc>
       </w:tr>
       <w:tr>
+        <w:trPr>
+          <w:trHeight w:val="220" w:hRule="atLeast"/>
+        </w:trPr>
         <w:tc>
           <w:tcPr>
             <w:tcW w:w="7308" w:type="dxa"/>
           </w:tcPr>
           <w:p>
             <w:pPr>
-              <w:spacing w:after="0" w:line="240" w:lineRule="auto"/>
+              <w:spacing w:before="0" w:after="0" w:line="240" w:lineRule="auto"/>
             </w:pPr>
             <w:r>
               <w:t>20. Checks for understanding and adjusts instruction as needed</w:t>
@@ -1693,7 +1756,7 @@
           </w:tcPr>
           <w:p>
             <w:pPr>
-              <w:spacing w:after="0" w:line="240" w:lineRule="auto"/>
+              <w:spacing w:before="0" w:after="0" w:line="240" w:lineRule="auto"/>
             </w:pPr>
           </w:p>
         </w:tc>
@@ -1703,7 +1766,7 @@
           </w:tcPr>
           <w:p>
             <w:pPr>
-              <w:spacing w:after="0" w:line="240" w:lineRule="auto"/>
+              <w:spacing w:before="0" w:after="0" w:line="240" w:lineRule="auto"/>
             </w:pPr>
           </w:p>
         </w:tc>
@@ -1713,39 +1776,42 @@
           </w:tcPr>
           <w:p>
             <w:pPr>
-              <w:spacing w:after="0" w:line="240" w:lineRule="auto"/>
-            </w:pPr>
-          </w:p>
-        </w:tc>
-        <w:tc>
-          <w:tcPr>
-            <w:tcW w:w="720" w:type="dxa"/>
-          </w:tcPr>
-          <w:p>
-            <w:pPr>
-              <w:spacing w:after="0" w:line="240" w:lineRule="auto"/>
-            </w:pPr>
-          </w:p>
-        </w:tc>
-        <w:tc>
-          <w:tcPr>
-            <w:tcW w:w="720" w:type="dxa"/>
-          </w:tcPr>
-          <w:p>
-            <w:pPr>
-              <w:spacing w:after="0" w:line="240" w:lineRule="auto"/>
+              <w:spacing w:before="0" w:after="0" w:line="240" w:lineRule="auto"/>
+            </w:pPr>
+          </w:p>
+        </w:tc>
+        <w:tc>
+          <w:tcPr>
+            <w:tcW w:w="720" w:type="dxa"/>
+          </w:tcPr>
+          <w:p>
+            <w:pPr>
+              <w:spacing w:before="0" w:after="0" w:line="240" w:lineRule="auto"/>
+            </w:pPr>
+          </w:p>
+        </w:tc>
+        <w:tc>
+          <w:tcPr>
+            <w:tcW w:w="720" w:type="dxa"/>
+          </w:tcPr>
+          <w:p>
+            <w:pPr>
+              <w:spacing w:before="0" w:after="0" w:line="240" w:lineRule="auto"/>
             </w:pPr>
           </w:p>
         </w:tc>
       </w:tr>
       <w:tr>
+        <w:trPr>
+          <w:trHeight w:val="220" w:hRule="atLeast"/>
+        </w:trPr>
         <w:tc>
           <w:tcPr>
             <w:tcW w:w="7308" w:type="dxa"/>
           </w:tcPr>
           <w:p>
             <w:pPr>
-              <w:spacing w:after="0" w:line="240" w:lineRule="auto"/>
+              <w:spacing w:before="0" w:after="0" w:line="240" w:lineRule="auto"/>
             </w:pPr>
             <w:r>
               <w:t>21. English oral communication skills</w:t>
@@ -1758,7 +1824,7 @@
           </w:tcPr>
           <w:p>
             <w:pPr>
-              <w:spacing w:after="0" w:line="240" w:lineRule="auto"/>
+              <w:spacing w:before="0" w:after="0" w:line="240" w:lineRule="auto"/>
             </w:pPr>
           </w:p>
         </w:tc>
@@ -1768,7 +1834,7 @@
           </w:tcPr>
           <w:p>
             <w:pPr>
-              <w:spacing w:after="0" w:line="240" w:lineRule="auto"/>
+              <w:spacing w:before="0" w:after="0" w:line="240" w:lineRule="auto"/>
             </w:pPr>
           </w:p>
         </w:tc>
@@ -1778,39 +1844,42 @@
           </w:tcPr>
           <w:p>
             <w:pPr>
-              <w:spacing w:after="0" w:line="240" w:lineRule="auto"/>
-            </w:pPr>
-          </w:p>
-        </w:tc>
-        <w:tc>
-          <w:tcPr>
-            <w:tcW w:w="720" w:type="dxa"/>
-          </w:tcPr>
-          <w:p>
-            <w:pPr>
-              <w:spacing w:after="0" w:line="240" w:lineRule="auto"/>
-            </w:pPr>
-          </w:p>
-        </w:tc>
-        <w:tc>
-          <w:tcPr>
-            <w:tcW w:w="720" w:type="dxa"/>
-          </w:tcPr>
-          <w:p>
-            <w:pPr>
-              <w:spacing w:after="0" w:line="240" w:lineRule="auto"/>
+              <w:spacing w:before="0" w:after="0" w:line="240" w:lineRule="auto"/>
+            </w:pPr>
+          </w:p>
+        </w:tc>
+        <w:tc>
+          <w:tcPr>
+            <w:tcW w:w="720" w:type="dxa"/>
+          </w:tcPr>
+          <w:p>
+            <w:pPr>
+              <w:spacing w:before="0" w:after="0" w:line="240" w:lineRule="auto"/>
+            </w:pPr>
+          </w:p>
+        </w:tc>
+        <w:tc>
+          <w:tcPr>
+            <w:tcW w:w="720" w:type="dxa"/>
+          </w:tcPr>
+          <w:p>
+            <w:pPr>
+              <w:spacing w:before="0" w:after="0" w:line="240" w:lineRule="auto"/>
             </w:pPr>
           </w:p>
         </w:tc>
       </w:tr>
       <w:tr>
+        <w:trPr>
+          <w:trHeight w:val="220" w:hRule="atLeast"/>
+        </w:trPr>
         <w:tc>
           <w:tcPr>
             <w:tcW w:w="7308" w:type="dxa"/>
           </w:tcPr>
           <w:p>
             <w:pPr>
-              <w:spacing w:after="0" w:line="240" w:lineRule="auto"/>
+              <w:spacing w:before="0" w:after="0" w:line="240" w:lineRule="auto"/>
             </w:pPr>
             <w:r>
               <w:t>22. English written communication skills</w:t>
@@ -1823,7 +1892,7 @@
           </w:tcPr>
           <w:p>
             <w:pPr>
-              <w:spacing w:after="0" w:line="240" w:lineRule="auto"/>
+              <w:spacing w:before="0" w:after="0" w:line="240" w:lineRule="auto"/>
             </w:pPr>
           </w:p>
         </w:tc>
@@ -1833,7 +1902,7 @@
           </w:tcPr>
           <w:p>
             <w:pPr>
-              <w:spacing w:after="0" w:line="240" w:lineRule="auto"/>
+              <w:spacing w:before="0" w:after="0" w:line="240" w:lineRule="auto"/>
             </w:pPr>
           </w:p>
         </w:tc>
@@ -1843,27 +1912,27 @@
           </w:tcPr>
           <w:p>
             <w:pPr>
-              <w:spacing w:after="0" w:line="240" w:lineRule="auto"/>
-            </w:pPr>
-          </w:p>
-        </w:tc>
-        <w:tc>
-          <w:tcPr>
-            <w:tcW w:w="720" w:type="dxa"/>
-          </w:tcPr>
-          <w:p>
-            <w:pPr>
-              <w:spacing w:after="0" w:line="240" w:lineRule="auto"/>
-            </w:pPr>
-          </w:p>
-        </w:tc>
-        <w:tc>
-          <w:tcPr>
-            <w:tcW w:w="720" w:type="dxa"/>
-          </w:tcPr>
-          <w:p>
-            <w:pPr>
-              <w:spacing w:after="0" w:line="240" w:lineRule="auto"/>
+              <w:spacing w:before="0" w:after="0" w:line="240" w:lineRule="auto"/>
+            </w:pPr>
+          </w:p>
+        </w:tc>
+        <w:tc>
+          <w:tcPr>
+            <w:tcW w:w="720" w:type="dxa"/>
+          </w:tcPr>
+          <w:p>
+            <w:pPr>
+              <w:spacing w:before="0" w:after="0" w:line="240" w:lineRule="auto"/>
+            </w:pPr>
+          </w:p>
+        </w:tc>
+        <w:tc>
+          <w:tcPr>
+            <w:tcW w:w="720" w:type="dxa"/>
+          </w:tcPr>
+          <w:p>
+            <w:pPr>
+              <w:spacing w:before="0" w:after="0" w:line="240" w:lineRule="auto"/>
             </w:pPr>
           </w:p>
         </w:tc>
@@ -1871,12 +1940,12 @@
     </w:tbl>
     <w:p>
       <w:pPr>
-        <w:spacing w:after="0"/>
+        <w:spacing w:before="0" w:after="0" w:line="240" w:lineRule="auto"/>
       </w:pPr>
     </w:p>
     <w:p>
       <w:pPr>
-        <w:spacing w:after="0"/>
+        <w:spacing w:before="0" w:after="0" w:line="240" w:lineRule="auto"/>
       </w:pPr>
       <w:r>
         <w:rPr>
@@ -1993,6 +2062,9 @@
         <w:gridCol w:w="716"/>
       </w:tblGrid>
       <w:tr>
+        <w:trPr>
+          <w:trHeight w:val="220" w:hRule="atLeast"/>
+        </w:trPr>
         <w:tc>
           <w:tcPr>
             <w:tcW w:w="7308" w:type="dxa"/>
@@ -2003,7 +2075,7 @@
           </w:tcPr>
           <w:p>
             <w:pPr>
-              <w:spacing w:after="0" w:line="240" w:lineRule="auto"/>
+              <w:spacing w:before="0" w:after="0" w:line="240" w:lineRule="auto"/>
               <w:rPr>
                 <w:b/>
               </w:rPr>
@@ -2046,7 +2118,7 @@
           </w:tcPr>
           <w:p>
             <w:pPr>
-              <w:spacing w:after="0" w:line="240" w:lineRule="auto"/>
+              <w:spacing w:before="0" w:after="0" w:line="240" w:lineRule="auto"/>
               <w:jc w:val="center"/>
               <w:rPr>
                 <w:b/>
@@ -2066,7 +2138,7 @@
           </w:tcPr>
           <w:p>
             <w:pPr>
-              <w:spacing w:after="0" w:line="240" w:lineRule="auto"/>
+              <w:spacing w:before="0" w:after="0" w:line="240" w:lineRule="auto"/>
               <w:jc w:val="center"/>
               <w:rPr>
                 <w:b/>
@@ -2086,7 +2158,7 @@
           </w:tcPr>
           <w:p>
             <w:pPr>
-              <w:spacing w:after="0" w:line="240" w:lineRule="auto"/>
+              <w:spacing w:before="0" w:after="0" w:line="240" w:lineRule="auto"/>
               <w:jc w:val="center"/>
               <w:rPr>
                 <w:b/>
@@ -2106,7 +2178,7 @@
           </w:tcPr>
           <w:p>
             <w:pPr>
-              <w:spacing w:after="0" w:line="240" w:lineRule="auto"/>
+              <w:spacing w:before="0" w:after="0" w:line="240" w:lineRule="auto"/>
               <w:jc w:val="center"/>
               <w:rPr>
                 <w:b/>
@@ -2126,7 +2198,7 @@
           </w:tcPr>
           <w:p>
             <w:pPr>
-              <w:spacing w:after="0" w:line="240" w:lineRule="auto"/>
+              <w:spacing w:before="0" w:after="0" w:line="240" w:lineRule="auto"/>
               <w:jc w:val="center"/>
               <w:rPr>
                 <w:b/>
@@ -2142,13 +2214,16 @@
         </w:tc>
       </w:tr>
       <w:tr>
+        <w:trPr>
+          <w:trHeight w:val="220" w:hRule="atLeast"/>
+        </w:trPr>
         <w:tc>
           <w:tcPr>
             <w:tcW w:w="7308" w:type="dxa"/>
           </w:tcPr>
           <w:p>
             <w:pPr>
-              <w:spacing w:after="0" w:line="240" w:lineRule="auto"/>
+              <w:spacing w:before="0" w:after="0" w:line="240" w:lineRule="auto"/>
             </w:pPr>
             <w:r>
               <w:t>1. Maintains a clean and orderly classroom</w:t>
@@ -2161,7 +2236,7 @@
           </w:tcPr>
           <w:p>
             <w:pPr>
-              <w:spacing w:after="0" w:line="240" w:lineRule="auto"/>
+              <w:spacing w:before="0" w:after="0" w:line="240" w:lineRule="auto"/>
             </w:pPr>
           </w:p>
         </w:tc>
@@ -2171,7 +2246,7 @@
           </w:tcPr>
           <w:p>
             <w:pPr>
-              <w:spacing w:after="0" w:line="240" w:lineRule="auto"/>
+              <w:spacing w:before="0" w:after="0" w:line="240" w:lineRule="auto"/>
             </w:pPr>
           </w:p>
         </w:tc>
@@ -2181,39 +2256,42 @@
           </w:tcPr>
           <w:p>
             <w:pPr>
-              <w:spacing w:after="0" w:line="240" w:lineRule="auto"/>
-            </w:pPr>
-          </w:p>
-        </w:tc>
-        <w:tc>
-          <w:tcPr>
-            <w:tcW w:w="720" w:type="dxa"/>
-          </w:tcPr>
-          <w:p>
-            <w:pPr>
-              <w:spacing w:after="0" w:line="240" w:lineRule="auto"/>
-            </w:pPr>
-          </w:p>
-        </w:tc>
-        <w:tc>
-          <w:tcPr>
-            <w:tcW w:w="720" w:type="dxa"/>
-          </w:tcPr>
-          <w:p>
-            <w:pPr>
-              <w:spacing w:after="0" w:line="240" w:lineRule="auto"/>
+              <w:spacing w:before="0" w:after="0" w:line="240" w:lineRule="auto"/>
+            </w:pPr>
+          </w:p>
+        </w:tc>
+        <w:tc>
+          <w:tcPr>
+            <w:tcW w:w="720" w:type="dxa"/>
+          </w:tcPr>
+          <w:p>
+            <w:pPr>
+              <w:spacing w:before="0" w:after="0" w:line="240" w:lineRule="auto"/>
+            </w:pPr>
+          </w:p>
+        </w:tc>
+        <w:tc>
+          <w:tcPr>
+            <w:tcW w:w="720" w:type="dxa"/>
+          </w:tcPr>
+          <w:p>
+            <w:pPr>
+              <w:spacing w:before="0" w:after="0" w:line="240" w:lineRule="auto"/>
             </w:pPr>
           </w:p>
         </w:tc>
       </w:tr>
       <w:tr>
+        <w:trPr>
+          <w:trHeight w:val="220" w:hRule="atLeast"/>
+        </w:trPr>
         <w:tc>
           <w:tcPr>
             <w:tcW w:w="7308" w:type="dxa"/>
           </w:tcPr>
           <w:p>
             <w:pPr>
-              <w:spacing w:after="0" w:line="240" w:lineRule="auto"/>
+              <w:spacing w:before="0" w:after="0" w:line="240" w:lineRule="auto"/>
             </w:pPr>
             <w:r>
               <w:t>2. Maintains a classroom conducive to learning</w:t>
@@ -2226,7 +2304,7 @@
           </w:tcPr>
           <w:p>
             <w:pPr>
-              <w:spacing w:after="0" w:line="240" w:lineRule="auto"/>
+              <w:spacing w:before="0" w:after="0" w:line="240" w:lineRule="auto"/>
             </w:pPr>
           </w:p>
         </w:tc>
@@ -2236,7 +2314,7 @@
           </w:tcPr>
           <w:p>
             <w:pPr>
-              <w:spacing w:after="0" w:line="240" w:lineRule="auto"/>
+              <w:spacing w:before="0" w:after="0" w:line="240" w:lineRule="auto"/>
             </w:pPr>
           </w:p>
         </w:tc>
@@ -2246,39 +2324,42 @@
           </w:tcPr>
           <w:p>
             <w:pPr>
-              <w:spacing w:after="0" w:line="240" w:lineRule="auto"/>
-            </w:pPr>
-          </w:p>
-        </w:tc>
-        <w:tc>
-          <w:tcPr>
-            <w:tcW w:w="720" w:type="dxa"/>
-          </w:tcPr>
-          <w:p>
-            <w:pPr>
-              <w:spacing w:after="0" w:line="240" w:lineRule="auto"/>
-            </w:pPr>
-          </w:p>
-        </w:tc>
-        <w:tc>
-          <w:tcPr>
-            <w:tcW w:w="720" w:type="dxa"/>
-          </w:tcPr>
-          <w:p>
-            <w:pPr>
-              <w:spacing w:after="0" w:line="240" w:lineRule="auto"/>
+              <w:spacing w:before="0" w:after="0" w:line="240" w:lineRule="auto"/>
+            </w:pPr>
+          </w:p>
+        </w:tc>
+        <w:tc>
+          <w:tcPr>
+            <w:tcW w:w="720" w:type="dxa"/>
+          </w:tcPr>
+          <w:p>
+            <w:pPr>
+              <w:spacing w:before="0" w:after="0" w:line="240" w:lineRule="auto"/>
+            </w:pPr>
+          </w:p>
+        </w:tc>
+        <w:tc>
+          <w:tcPr>
+            <w:tcW w:w="720" w:type="dxa"/>
+          </w:tcPr>
+          <w:p>
+            <w:pPr>
+              <w:spacing w:before="0" w:after="0" w:line="240" w:lineRule="auto"/>
             </w:pPr>
           </w:p>
         </w:tc>
       </w:tr>
       <w:tr>
+        <w:trPr>
+          <w:trHeight w:val="220" w:hRule="atLeast"/>
+        </w:trPr>
         <w:tc>
           <w:tcPr>
             <w:tcW w:w="7308" w:type="dxa"/>
           </w:tcPr>
           <w:p>
             <w:pPr>
-              <w:spacing w:after="0" w:line="240" w:lineRule="auto"/>
+              <w:spacing w:before="0" w:after="0" w:line="240" w:lineRule="auto"/>
             </w:pPr>
             <w:r>
               <w:t>3. Establishes clear expectations for classroom rules and procedures early in the school year and enforces them consistently and fairly</w:t>
@@ -2291,7 +2372,7 @@
           </w:tcPr>
           <w:p>
             <w:pPr>
-              <w:spacing w:after="0" w:line="240" w:lineRule="auto"/>
+              <w:spacing w:before="0" w:after="0" w:line="240" w:lineRule="auto"/>
             </w:pPr>
           </w:p>
         </w:tc>
@@ -2301,7 +2382,7 @@
           </w:tcPr>
           <w:p>
             <w:pPr>
-              <w:spacing w:after="0" w:line="240" w:lineRule="auto"/>
+              <w:spacing w:before="0" w:after="0" w:line="240" w:lineRule="auto"/>
             </w:pPr>
           </w:p>
         </w:tc>
@@ -2311,39 +2392,42 @@
           </w:tcPr>
           <w:p>
             <w:pPr>
-              <w:spacing w:after="0" w:line="240" w:lineRule="auto"/>
-            </w:pPr>
-          </w:p>
-        </w:tc>
-        <w:tc>
-          <w:tcPr>
-            <w:tcW w:w="720" w:type="dxa"/>
-          </w:tcPr>
-          <w:p>
-            <w:pPr>
-              <w:spacing w:after="0" w:line="240" w:lineRule="auto"/>
-            </w:pPr>
-          </w:p>
-        </w:tc>
-        <w:tc>
-          <w:tcPr>
-            <w:tcW w:w="720" w:type="dxa"/>
-          </w:tcPr>
-          <w:p>
-            <w:pPr>
-              <w:spacing w:after="0" w:line="240" w:lineRule="auto"/>
+              <w:spacing w:before="0" w:after="0" w:line="240" w:lineRule="auto"/>
+            </w:pPr>
+          </w:p>
+        </w:tc>
+        <w:tc>
+          <w:tcPr>
+            <w:tcW w:w="720" w:type="dxa"/>
+          </w:tcPr>
+          <w:p>
+            <w:pPr>
+              <w:spacing w:before="0" w:after="0" w:line="240" w:lineRule="auto"/>
+            </w:pPr>
+          </w:p>
+        </w:tc>
+        <w:tc>
+          <w:tcPr>
+            <w:tcW w:w="720" w:type="dxa"/>
+          </w:tcPr>
+          <w:p>
+            <w:pPr>
+              <w:spacing w:before="0" w:after="0" w:line="240" w:lineRule="auto"/>
             </w:pPr>
           </w:p>
         </w:tc>
       </w:tr>
       <w:tr>
+        <w:trPr>
+          <w:trHeight w:val="220" w:hRule="atLeast"/>
+        </w:trPr>
         <w:tc>
           <w:tcPr>
             <w:tcW w:w="7308" w:type="dxa"/>
           </w:tcPr>
           <w:p>
             <w:pPr>
-              <w:spacing w:after="0" w:line="240" w:lineRule="auto"/>
+              <w:spacing w:before="0" w:after="0" w:line="240" w:lineRule="auto"/>
             </w:pPr>
             <w:r>
               <w:t>4. Maximizes instructional time.</w:t>
@@ -2356,7 +2440,7 @@
           </w:tcPr>
           <w:p>
             <w:pPr>
-              <w:spacing w:after="0" w:line="240" w:lineRule="auto"/>
+              <w:spacing w:before="0" w:after="0" w:line="240" w:lineRule="auto"/>
             </w:pPr>
           </w:p>
         </w:tc>
@@ -2366,7 +2450,7 @@
           </w:tcPr>
           <w:p>
             <w:pPr>
-              <w:spacing w:after="0" w:line="240" w:lineRule="auto"/>
+              <w:spacing w:before="0" w:after="0" w:line="240" w:lineRule="auto"/>
             </w:pPr>
           </w:p>
         </w:tc>
@@ -2376,39 +2460,42 @@
           </w:tcPr>
           <w:p>
             <w:pPr>
-              <w:spacing w:after="0" w:line="240" w:lineRule="auto"/>
-            </w:pPr>
-          </w:p>
-        </w:tc>
-        <w:tc>
-          <w:tcPr>
-            <w:tcW w:w="720" w:type="dxa"/>
-          </w:tcPr>
-          <w:p>
-            <w:pPr>
-              <w:spacing w:after="0" w:line="240" w:lineRule="auto"/>
-            </w:pPr>
-          </w:p>
-        </w:tc>
-        <w:tc>
-          <w:tcPr>
-            <w:tcW w:w="720" w:type="dxa"/>
-          </w:tcPr>
-          <w:p>
-            <w:pPr>
-              <w:spacing w:after="0" w:line="240" w:lineRule="auto"/>
+              <w:spacing w:before="0" w:after="0" w:line="240" w:lineRule="auto"/>
+            </w:pPr>
+          </w:p>
+        </w:tc>
+        <w:tc>
+          <w:tcPr>
+            <w:tcW w:w="720" w:type="dxa"/>
+          </w:tcPr>
+          <w:p>
+            <w:pPr>
+              <w:spacing w:before="0" w:after="0" w:line="240" w:lineRule="auto"/>
+            </w:pPr>
+          </w:p>
+        </w:tc>
+        <w:tc>
+          <w:tcPr>
+            <w:tcW w:w="720" w:type="dxa"/>
+          </w:tcPr>
+          <w:p>
+            <w:pPr>
+              <w:spacing w:before="0" w:after="0" w:line="240" w:lineRule="auto"/>
             </w:pPr>
           </w:p>
         </w:tc>
       </w:tr>
       <w:tr>
+        <w:trPr>
+          <w:trHeight w:val="220" w:hRule="atLeast"/>
+        </w:trPr>
         <w:tc>
           <w:tcPr>
             <w:tcW w:w="7308" w:type="dxa"/>
           </w:tcPr>
           <w:p>
             <w:pPr>
-              <w:spacing w:after="0" w:line="240" w:lineRule="auto"/>
+              <w:spacing w:before="0" w:after="0" w:line="240" w:lineRule="auto"/>
             </w:pPr>
             <w:r>
               <w:t>5. Establishes a climate of trust and teamwork by being fair, caring, respectful, and enthusiastic</w:t>
@@ -2421,7 +2508,7 @@
           </w:tcPr>
           <w:p>
             <w:pPr>
-              <w:spacing w:after="0" w:line="240" w:lineRule="auto"/>
+              <w:spacing w:before="0" w:after="0" w:line="240" w:lineRule="auto"/>
             </w:pPr>
           </w:p>
         </w:tc>
@@ -2431,7 +2518,7 @@
           </w:tcPr>
           <w:p>
             <w:pPr>
-              <w:spacing w:after="0" w:line="240" w:lineRule="auto"/>
+              <w:spacing w:before="0" w:after="0" w:line="240" w:lineRule="auto"/>
             </w:pPr>
           </w:p>
         </w:tc>
@@ -2441,39 +2528,42 @@
           </w:tcPr>
           <w:p>
             <w:pPr>
-              <w:spacing w:after="0" w:line="240" w:lineRule="auto"/>
-            </w:pPr>
-          </w:p>
-        </w:tc>
-        <w:tc>
-          <w:tcPr>
-            <w:tcW w:w="720" w:type="dxa"/>
-          </w:tcPr>
-          <w:p>
-            <w:pPr>
-              <w:spacing w:after="0" w:line="240" w:lineRule="auto"/>
-            </w:pPr>
-          </w:p>
-        </w:tc>
-        <w:tc>
-          <w:tcPr>
-            <w:tcW w:w="720" w:type="dxa"/>
-          </w:tcPr>
-          <w:p>
-            <w:pPr>
-              <w:spacing w:after="0" w:line="240" w:lineRule="auto"/>
+              <w:spacing w:before="0" w:after="0" w:line="240" w:lineRule="auto"/>
+            </w:pPr>
+          </w:p>
+        </w:tc>
+        <w:tc>
+          <w:tcPr>
+            <w:tcW w:w="720" w:type="dxa"/>
+          </w:tcPr>
+          <w:p>
+            <w:pPr>
+              <w:spacing w:before="0" w:after="0" w:line="240" w:lineRule="auto"/>
+            </w:pPr>
+          </w:p>
+        </w:tc>
+        <w:tc>
+          <w:tcPr>
+            <w:tcW w:w="720" w:type="dxa"/>
+          </w:tcPr>
+          <w:p>
+            <w:pPr>
+              <w:spacing w:before="0" w:after="0" w:line="240" w:lineRule="auto"/>
             </w:pPr>
           </w:p>
         </w:tc>
       </w:tr>
       <w:tr>
+        <w:trPr>
+          <w:trHeight w:val="220" w:hRule="atLeast"/>
+        </w:trPr>
         <w:tc>
           <w:tcPr>
             <w:tcW w:w="7308" w:type="dxa"/>
           </w:tcPr>
           <w:p>
             <w:pPr>
-              <w:spacing w:after="0" w:line="240" w:lineRule="auto"/>
+              <w:spacing w:before="0" w:after="0" w:line="240" w:lineRule="auto"/>
             </w:pPr>
             <w:r>
               <w:t>6. Respects students’ diversity, including language, culture, race, gender and special needs</w:t>
@@ -2486,7 +2576,7 @@
           </w:tcPr>
           <w:p>
             <w:pPr>
-              <w:spacing w:after="0" w:line="240" w:lineRule="auto"/>
+              <w:spacing w:before="0" w:after="0" w:line="240" w:lineRule="auto"/>
             </w:pPr>
           </w:p>
         </w:tc>
@@ -2496,7 +2586,7 @@
           </w:tcPr>
           <w:p>
             <w:pPr>
-              <w:spacing w:after="0" w:line="240" w:lineRule="auto"/>
+              <w:spacing w:before="0" w:after="0" w:line="240" w:lineRule="auto"/>
             </w:pPr>
           </w:p>
         </w:tc>
@@ -2506,39 +2596,42 @@
           </w:tcPr>
           <w:p>
             <w:pPr>
-              <w:spacing w:after="0" w:line="240" w:lineRule="auto"/>
-            </w:pPr>
-          </w:p>
-        </w:tc>
-        <w:tc>
-          <w:tcPr>
-            <w:tcW w:w="720" w:type="dxa"/>
-          </w:tcPr>
-          <w:p>
-            <w:pPr>
-              <w:spacing w:after="0" w:line="240" w:lineRule="auto"/>
-            </w:pPr>
-          </w:p>
-        </w:tc>
-        <w:tc>
-          <w:tcPr>
-            <w:tcW w:w="720" w:type="dxa"/>
-          </w:tcPr>
-          <w:p>
-            <w:pPr>
-              <w:spacing w:after="0" w:line="240" w:lineRule="auto"/>
+              <w:spacing w:before="0" w:after="0" w:line="240" w:lineRule="auto"/>
+            </w:pPr>
+          </w:p>
+        </w:tc>
+        <w:tc>
+          <w:tcPr>
+            <w:tcW w:w="720" w:type="dxa"/>
+          </w:tcPr>
+          <w:p>
+            <w:pPr>
+              <w:spacing w:before="0" w:after="0" w:line="240" w:lineRule="auto"/>
+            </w:pPr>
+          </w:p>
+        </w:tc>
+        <w:tc>
+          <w:tcPr>
+            <w:tcW w:w="720" w:type="dxa"/>
+          </w:tcPr>
+          <w:p>
+            <w:pPr>
+              <w:spacing w:before="0" w:after="0" w:line="240" w:lineRule="auto"/>
             </w:pPr>
           </w:p>
         </w:tc>
       </w:tr>
       <w:tr>
+        <w:trPr>
+          <w:trHeight w:val="220" w:hRule="atLeast"/>
+        </w:trPr>
         <w:tc>
           <w:tcPr>
             <w:tcW w:w="7308" w:type="dxa"/>
           </w:tcPr>
           <w:p>
             <w:pPr>
-              <w:spacing w:after="0" w:line="240" w:lineRule="auto"/>
+              <w:spacing w:before="0" w:after="0" w:line="240" w:lineRule="auto"/>
             </w:pPr>
             <w:r>
               <w:t>7. Cares about students as individuals and makes them feel valued</w:t>
@@ -2551,7 +2644,7 @@
           </w:tcPr>
           <w:p>
             <w:pPr>
-              <w:spacing w:after="0" w:line="240" w:lineRule="auto"/>
+              <w:spacing w:before="0" w:after="0" w:line="240" w:lineRule="auto"/>
             </w:pPr>
           </w:p>
         </w:tc>
@@ -2561,7 +2654,7 @@
           </w:tcPr>
           <w:p>
             <w:pPr>
-              <w:spacing w:after="0" w:line="240" w:lineRule="auto"/>
+              <w:spacing w:before="0" w:after="0" w:line="240" w:lineRule="auto"/>
             </w:pPr>
           </w:p>
         </w:tc>
@@ -2571,39 +2664,42 @@
           </w:tcPr>
           <w:p>
             <w:pPr>
-              <w:spacing w:after="0" w:line="240" w:lineRule="auto"/>
-            </w:pPr>
-          </w:p>
-        </w:tc>
-        <w:tc>
-          <w:tcPr>
-            <w:tcW w:w="720" w:type="dxa"/>
-          </w:tcPr>
-          <w:p>
-            <w:pPr>
-              <w:spacing w:after="0" w:line="240" w:lineRule="auto"/>
-            </w:pPr>
-          </w:p>
-        </w:tc>
-        <w:tc>
-          <w:tcPr>
-            <w:tcW w:w="720" w:type="dxa"/>
-          </w:tcPr>
-          <w:p>
-            <w:pPr>
-              <w:spacing w:after="0" w:line="240" w:lineRule="auto"/>
+              <w:spacing w:before="0" w:after="0" w:line="240" w:lineRule="auto"/>
+            </w:pPr>
+          </w:p>
+        </w:tc>
+        <w:tc>
+          <w:tcPr>
+            <w:tcW w:w="720" w:type="dxa"/>
+          </w:tcPr>
+          <w:p>
+            <w:pPr>
+              <w:spacing w:before="0" w:after="0" w:line="240" w:lineRule="auto"/>
+            </w:pPr>
+          </w:p>
+        </w:tc>
+        <w:tc>
+          <w:tcPr>
+            <w:tcW w:w="720" w:type="dxa"/>
+          </w:tcPr>
+          <w:p>
+            <w:pPr>
+              <w:spacing w:before="0" w:after="0" w:line="240" w:lineRule="auto"/>
             </w:pPr>
           </w:p>
         </w:tc>
       </w:tr>
       <w:tr>
+        <w:trPr>
+          <w:trHeight w:val="220" w:hRule="atLeast"/>
+        </w:trPr>
         <w:tc>
           <w:tcPr>
             <w:tcW w:w="7308" w:type="dxa"/>
           </w:tcPr>
           <w:p>
             <w:pPr>
-              <w:spacing w:after="0" w:line="240" w:lineRule="auto"/>
+              <w:spacing w:before="0" w:after="0" w:line="240" w:lineRule="auto"/>
             </w:pPr>
             <w:r>
               <w:t xml:space="preserve">8. </w:t>
@@ -2619,7 +2715,7 @@
           </w:tcPr>
           <w:p>
             <w:pPr>
-              <w:spacing w:after="0" w:line="240" w:lineRule="auto"/>
+              <w:spacing w:before="0" w:after="0" w:line="240" w:lineRule="auto"/>
             </w:pPr>
           </w:p>
         </w:tc>
@@ -2629,7 +2725,7 @@
           </w:tcPr>
           <w:p>
             <w:pPr>
-              <w:spacing w:after="0" w:line="240" w:lineRule="auto"/>
+              <w:spacing w:before="0" w:after="0" w:line="240" w:lineRule="auto"/>
             </w:pPr>
           </w:p>
         </w:tc>
@@ -2639,39 +2735,42 @@
           </w:tcPr>
           <w:p>
             <w:pPr>
-              <w:spacing w:after="0" w:line="240" w:lineRule="auto"/>
-            </w:pPr>
-          </w:p>
-        </w:tc>
-        <w:tc>
-          <w:tcPr>
-            <w:tcW w:w="720" w:type="dxa"/>
-          </w:tcPr>
-          <w:p>
-            <w:pPr>
-              <w:spacing w:after="0" w:line="240" w:lineRule="auto"/>
-            </w:pPr>
-          </w:p>
-        </w:tc>
-        <w:tc>
-          <w:tcPr>
-            <w:tcW w:w="720" w:type="dxa"/>
-          </w:tcPr>
-          <w:p>
-            <w:pPr>
-              <w:spacing w:after="0" w:line="240" w:lineRule="auto"/>
+              <w:spacing w:before="0" w:after="0" w:line="240" w:lineRule="auto"/>
+            </w:pPr>
+          </w:p>
+        </w:tc>
+        <w:tc>
+          <w:tcPr>
+            <w:tcW w:w="720" w:type="dxa"/>
+          </w:tcPr>
+          <w:p>
+            <w:pPr>
+              <w:spacing w:before="0" w:after="0" w:line="240" w:lineRule="auto"/>
+            </w:pPr>
+          </w:p>
+        </w:tc>
+        <w:tc>
+          <w:tcPr>
+            <w:tcW w:w="720" w:type="dxa"/>
+          </w:tcPr>
+          <w:p>
+            <w:pPr>
+              <w:spacing w:before="0" w:after="0" w:line="240" w:lineRule="auto"/>
             </w:pPr>
           </w:p>
         </w:tc>
       </w:tr>
       <w:tr>
+        <w:trPr>
+          <w:trHeight w:val="220" w:hRule="atLeast"/>
+        </w:trPr>
         <w:tc>
           <w:tcPr>
             <w:tcW w:w="7308" w:type="dxa"/>
           </w:tcPr>
           <w:p>
             <w:pPr>
-              <w:spacing w:after="0" w:line="240" w:lineRule="auto"/>
+              <w:spacing w:before="0" w:after="0" w:line="240" w:lineRule="auto"/>
             </w:pPr>
             <w:r>
               <w:t>9. Manages disruptive behaviour, distractions and misconduct well.</w:t>
@@ -2684,7 +2783,7 @@
           </w:tcPr>
           <w:p>
             <w:pPr>
-              <w:spacing w:after="0" w:line="240" w:lineRule="auto"/>
+              <w:spacing w:before="0" w:after="0" w:line="240" w:lineRule="auto"/>
             </w:pPr>
           </w:p>
         </w:tc>
@@ -2694,7 +2793,7 @@
           </w:tcPr>
           <w:p>
             <w:pPr>
-              <w:spacing w:after="0" w:line="240" w:lineRule="auto"/>
+              <w:spacing w:before="0" w:after="0" w:line="240" w:lineRule="auto"/>
             </w:pPr>
           </w:p>
         </w:tc>
@@ -2704,39 +2803,42 @@
           </w:tcPr>
           <w:p>
             <w:pPr>
-              <w:spacing w:after="0" w:line="240" w:lineRule="auto"/>
-            </w:pPr>
-          </w:p>
-        </w:tc>
-        <w:tc>
-          <w:tcPr>
-            <w:tcW w:w="720" w:type="dxa"/>
-          </w:tcPr>
-          <w:p>
-            <w:pPr>
-              <w:spacing w:after="0" w:line="240" w:lineRule="auto"/>
-            </w:pPr>
-          </w:p>
-        </w:tc>
-        <w:tc>
-          <w:tcPr>
-            <w:tcW w:w="720" w:type="dxa"/>
-          </w:tcPr>
-          <w:p>
-            <w:pPr>
-              <w:spacing w:after="0" w:line="240" w:lineRule="auto"/>
+              <w:spacing w:before="0" w:after="0" w:line="240" w:lineRule="auto"/>
+            </w:pPr>
+          </w:p>
+        </w:tc>
+        <w:tc>
+          <w:tcPr>
+            <w:tcW w:w="720" w:type="dxa"/>
+          </w:tcPr>
+          <w:p>
+            <w:pPr>
+              <w:spacing w:before="0" w:after="0" w:line="240" w:lineRule="auto"/>
+            </w:pPr>
+          </w:p>
+        </w:tc>
+        <w:tc>
+          <w:tcPr>
+            <w:tcW w:w="720" w:type="dxa"/>
+          </w:tcPr>
+          <w:p>
+            <w:pPr>
+              <w:spacing w:before="0" w:after="0" w:line="240" w:lineRule="auto"/>
             </w:pPr>
           </w:p>
         </w:tc>
       </w:tr>
       <w:tr>
+        <w:trPr>
+          <w:trHeight w:val="220" w:hRule="atLeast"/>
+        </w:trPr>
         <w:tc>
           <w:tcPr>
             <w:tcW w:w="7308" w:type="dxa"/>
           </w:tcPr>
           <w:p>
             <w:pPr>
-              <w:spacing w:after="0" w:line="240" w:lineRule="auto"/>
+              <w:spacing w:before="0" w:after="0" w:line="240" w:lineRule="auto"/>
             </w:pPr>
             <w:r>
               <w:t>10. Keeps criticisms fair, objective and minimal</w:t>
@@ -2749,7 +2851,7 @@
           </w:tcPr>
           <w:p>
             <w:pPr>
-              <w:spacing w:after="0" w:line="240" w:lineRule="auto"/>
+              <w:spacing w:before="0" w:after="0" w:line="240" w:lineRule="auto"/>
             </w:pPr>
           </w:p>
         </w:tc>
@@ -2759,7 +2861,7 @@
           </w:tcPr>
           <w:p>
             <w:pPr>
-              <w:spacing w:after="0" w:line="240" w:lineRule="auto"/>
+              <w:spacing w:before="0" w:after="0" w:line="240" w:lineRule="auto"/>
             </w:pPr>
           </w:p>
         </w:tc>
@@ -2769,27 +2871,27 @@
           </w:tcPr>
           <w:p>
             <w:pPr>
-              <w:spacing w:after="0" w:line="240" w:lineRule="auto"/>
-            </w:pPr>
-          </w:p>
-        </w:tc>
-        <w:tc>
-          <w:tcPr>
-            <w:tcW w:w="720" w:type="dxa"/>
-          </w:tcPr>
-          <w:p>
-            <w:pPr>
-              <w:spacing w:after="0" w:line="240" w:lineRule="auto"/>
-            </w:pPr>
-          </w:p>
-        </w:tc>
-        <w:tc>
-          <w:tcPr>
-            <w:tcW w:w="720" w:type="dxa"/>
-          </w:tcPr>
-          <w:p>
-            <w:pPr>
-              <w:spacing w:after="0" w:line="240" w:lineRule="auto"/>
+              <w:spacing w:before="0" w:after="0" w:line="240" w:lineRule="auto"/>
+            </w:pPr>
+          </w:p>
+        </w:tc>
+        <w:tc>
+          <w:tcPr>
+            <w:tcW w:w="720" w:type="dxa"/>
+          </w:tcPr>
+          <w:p>
+            <w:pPr>
+              <w:spacing w:before="0" w:after="0" w:line="240" w:lineRule="auto"/>
+            </w:pPr>
+          </w:p>
+        </w:tc>
+        <w:tc>
+          <w:tcPr>
+            <w:tcW w:w="720" w:type="dxa"/>
+          </w:tcPr>
+          <w:p>
+            <w:pPr>
+              <w:spacing w:before="0" w:after="0" w:line="240" w:lineRule="auto"/>
             </w:pPr>
           </w:p>
         </w:tc>
@@ -2797,7 +2899,7 @@
     </w:tbl>
     <w:p>
       <w:pPr>
-        <w:spacing w:after="0"/>
+        <w:spacing w:before="0" w:after="0" w:line="240" w:lineRule="auto"/>
       </w:pPr>
     </w:p>
     <w:p>
@@ -2887,6 +2989,9 @@
         <w:gridCol w:w="716"/>
       </w:tblGrid>
       <w:tr>
+        <w:trPr>
+          <w:trHeight w:val="220" w:hRule="atLeast"/>
+        </w:trPr>
         <w:tc>
           <w:tcPr>
             <w:tcW w:w="7308" w:type="dxa"/>
@@ -2897,7 +3002,7 @@
           </w:tcPr>
           <w:p>
             <w:pPr>
-              <w:spacing w:after="0" w:line="240" w:lineRule="auto"/>
+              <w:spacing w:before="0" w:after="0" w:line="240" w:lineRule="auto"/>
               <w:rPr>
                 <w:b/>
               </w:rPr>
@@ -2935,7 +3040,7 @@
           </w:tcPr>
           <w:p>
             <w:pPr>
-              <w:spacing w:after="0" w:line="240" w:lineRule="auto"/>
+              <w:spacing w:before="0" w:after="0" w:line="240" w:lineRule="auto"/>
               <w:jc w:val="center"/>
               <w:rPr>
                 <w:b/>
@@ -2955,7 +3060,7 @@
           </w:tcPr>
           <w:p>
             <w:pPr>
-              <w:spacing w:after="0" w:line="240" w:lineRule="auto"/>
+              <w:spacing w:before="0" w:after="0" w:line="240" w:lineRule="auto"/>
               <w:jc w:val="center"/>
               <w:rPr>
                 <w:b/>
@@ -2975,7 +3080,7 @@
           </w:tcPr>
           <w:p>
             <w:pPr>
-              <w:spacing w:after="0" w:line="240" w:lineRule="auto"/>
+              <w:spacing w:before="0" w:after="0" w:line="240" w:lineRule="auto"/>
               <w:jc w:val="center"/>
               <w:rPr>
                 <w:b/>
@@ -2995,7 +3100,7 @@
           </w:tcPr>
           <w:p>
             <w:pPr>
-              <w:spacing w:after="0" w:line="240" w:lineRule="auto"/>
+              <w:spacing w:before="0" w:after="0" w:line="240" w:lineRule="auto"/>
               <w:jc w:val="center"/>
               <w:rPr>
                 <w:b/>
@@ -3015,7 +3120,7 @@
           </w:tcPr>
           <w:p>
             <w:pPr>
-              <w:spacing w:after="0" w:line="240" w:lineRule="auto"/>
+              <w:spacing w:before="0" w:after="0" w:line="240" w:lineRule="auto"/>
               <w:jc w:val="center"/>
               <w:rPr>
                 <w:b/>
@@ -3031,13 +3136,16 @@
         </w:tc>
       </w:tr>
       <w:tr>
+        <w:trPr>
+          <w:trHeight w:val="220" w:hRule="atLeast"/>
+        </w:trPr>
         <w:tc>
           <w:tcPr>
             <w:tcW w:w="7308" w:type="dxa"/>
           </w:tcPr>
           <w:p>
             <w:pPr>
-              <w:spacing w:after="0" w:line="240" w:lineRule="auto"/>
+              <w:spacing w:before="0" w:after="0" w:line="240" w:lineRule="auto"/>
             </w:pPr>
             <w:r>
               <w:t xml:space="preserve">1. </w:t>
@@ -3053,7 +3161,7 @@
           </w:tcPr>
           <w:p>
             <w:pPr>
-              <w:spacing w:after="0" w:line="240" w:lineRule="auto"/>
+              <w:spacing w:before="0" w:after="0" w:line="240" w:lineRule="auto"/>
             </w:pPr>
           </w:p>
         </w:tc>
@@ -3063,7 +3171,7 @@
           </w:tcPr>
           <w:p>
             <w:pPr>
-              <w:spacing w:after="0" w:line="240" w:lineRule="auto"/>
+              <w:spacing w:before="0" w:after="0" w:line="240" w:lineRule="auto"/>
             </w:pPr>
           </w:p>
         </w:tc>
@@ -3073,39 +3181,42 @@
           </w:tcPr>
           <w:p>
             <w:pPr>
-              <w:spacing w:after="0" w:line="240" w:lineRule="auto"/>
-            </w:pPr>
-          </w:p>
-        </w:tc>
-        <w:tc>
-          <w:tcPr>
-            <w:tcW w:w="720" w:type="dxa"/>
-          </w:tcPr>
-          <w:p>
-            <w:pPr>
-              <w:spacing w:after="0" w:line="240" w:lineRule="auto"/>
-            </w:pPr>
-          </w:p>
-        </w:tc>
-        <w:tc>
-          <w:tcPr>
-            <w:tcW w:w="720" w:type="dxa"/>
-          </w:tcPr>
-          <w:p>
-            <w:pPr>
-              <w:spacing w:after="0" w:line="240" w:lineRule="auto"/>
+              <w:spacing w:before="0" w:after="0" w:line="240" w:lineRule="auto"/>
+            </w:pPr>
+          </w:p>
+        </w:tc>
+        <w:tc>
+          <w:tcPr>
+            <w:tcW w:w="720" w:type="dxa"/>
+          </w:tcPr>
+          <w:p>
+            <w:pPr>
+              <w:spacing w:before="0" w:after="0" w:line="240" w:lineRule="auto"/>
+            </w:pPr>
+          </w:p>
+        </w:tc>
+        <w:tc>
+          <w:tcPr>
+            <w:tcW w:w="720" w:type="dxa"/>
+          </w:tcPr>
+          <w:p>
+            <w:pPr>
+              <w:spacing w:before="0" w:after="0" w:line="240" w:lineRule="auto"/>
             </w:pPr>
           </w:p>
         </w:tc>
       </w:tr>
       <w:tr>
+        <w:trPr>
+          <w:trHeight w:val="220" w:hRule="atLeast"/>
+        </w:trPr>
         <w:tc>
           <w:tcPr>
             <w:tcW w:w="7308" w:type="dxa"/>
           </w:tcPr>
           <w:p>
             <w:pPr>
-              <w:spacing w:after="0" w:line="240" w:lineRule="auto"/>
+              <w:spacing w:before="0" w:after="0" w:line="240" w:lineRule="auto"/>
             </w:pPr>
             <w:r>
               <w:t>2. Works well with the other teachers and administration</w:t>
@@ -3118,7 +3229,7 @@
           </w:tcPr>
           <w:p>
             <w:pPr>
-              <w:spacing w:after="0" w:line="240" w:lineRule="auto"/>
+              <w:spacing w:before="0" w:after="0" w:line="240" w:lineRule="auto"/>
             </w:pPr>
           </w:p>
         </w:tc>
@@ -3128,7 +3239,7 @@
           </w:tcPr>
           <w:p>
             <w:pPr>
-              <w:spacing w:after="0" w:line="240" w:lineRule="auto"/>
+              <w:spacing w:before="0" w:after="0" w:line="240" w:lineRule="auto"/>
             </w:pPr>
           </w:p>
         </w:tc>
@@ -3138,39 +3249,42 @@
           </w:tcPr>
           <w:p>
             <w:pPr>
-              <w:spacing w:after="0" w:line="240" w:lineRule="auto"/>
-            </w:pPr>
-          </w:p>
-        </w:tc>
-        <w:tc>
-          <w:tcPr>
-            <w:tcW w:w="720" w:type="dxa"/>
-          </w:tcPr>
-          <w:p>
-            <w:pPr>
-              <w:spacing w:after="0" w:line="240" w:lineRule="auto"/>
-            </w:pPr>
-          </w:p>
-        </w:tc>
-        <w:tc>
-          <w:tcPr>
-            <w:tcW w:w="720" w:type="dxa"/>
-          </w:tcPr>
-          <w:p>
-            <w:pPr>
-              <w:spacing w:after="0" w:line="240" w:lineRule="auto"/>
+              <w:spacing w:before="0" w:after="0" w:line="240" w:lineRule="auto"/>
+            </w:pPr>
+          </w:p>
+        </w:tc>
+        <w:tc>
+          <w:tcPr>
+            <w:tcW w:w="720" w:type="dxa"/>
+          </w:tcPr>
+          <w:p>
+            <w:pPr>
+              <w:spacing w:before="0" w:after="0" w:line="240" w:lineRule="auto"/>
+            </w:pPr>
+          </w:p>
+        </w:tc>
+        <w:tc>
+          <w:tcPr>
+            <w:tcW w:w="720" w:type="dxa"/>
+          </w:tcPr>
+          <w:p>
+            <w:pPr>
+              <w:spacing w:before="0" w:after="0" w:line="240" w:lineRule="auto"/>
             </w:pPr>
           </w:p>
         </w:tc>
       </w:tr>
       <w:tr>
+        <w:trPr>
+          <w:trHeight w:val="220" w:hRule="atLeast"/>
+        </w:trPr>
         <w:tc>
           <w:tcPr>
             <w:tcW w:w="7308" w:type="dxa"/>
           </w:tcPr>
           <w:p>
             <w:pPr>
-              <w:spacing w:after="0" w:line="240" w:lineRule="auto"/>
+              <w:spacing w:before="0" w:after="0" w:line="240" w:lineRule="auto"/>
             </w:pPr>
             <w:r>
               <w:t>3. Has positive relationships with students individually and in groups</w:t>
@@ -3183,7 +3297,7 @@
           </w:tcPr>
           <w:p>
             <w:pPr>
-              <w:spacing w:after="0" w:line="240" w:lineRule="auto"/>
+              <w:spacing w:before="0" w:after="0" w:line="240" w:lineRule="auto"/>
             </w:pPr>
           </w:p>
         </w:tc>
@@ -3193,7 +3307,7 @@
           </w:tcPr>
           <w:p>
             <w:pPr>
-              <w:spacing w:after="0" w:line="240" w:lineRule="auto"/>
+              <w:spacing w:before="0" w:after="0" w:line="240" w:lineRule="auto"/>
             </w:pPr>
           </w:p>
         </w:tc>
@@ -3203,39 +3317,42 @@
           </w:tcPr>
           <w:p>
             <w:pPr>
-              <w:spacing w:after="0" w:line="240" w:lineRule="auto"/>
-            </w:pPr>
-          </w:p>
-        </w:tc>
-        <w:tc>
-          <w:tcPr>
-            <w:tcW w:w="720" w:type="dxa"/>
-          </w:tcPr>
-          <w:p>
-            <w:pPr>
-              <w:spacing w:after="0" w:line="240" w:lineRule="auto"/>
-            </w:pPr>
-          </w:p>
-        </w:tc>
-        <w:tc>
-          <w:tcPr>
-            <w:tcW w:w="720" w:type="dxa"/>
-          </w:tcPr>
-          <w:p>
-            <w:pPr>
-              <w:spacing w:after="0" w:line="240" w:lineRule="auto"/>
+              <w:spacing w:before="0" w:after="0" w:line="240" w:lineRule="auto"/>
+            </w:pPr>
+          </w:p>
+        </w:tc>
+        <w:tc>
+          <w:tcPr>
+            <w:tcW w:w="720" w:type="dxa"/>
+          </w:tcPr>
+          <w:p>
+            <w:pPr>
+              <w:spacing w:before="0" w:after="0" w:line="240" w:lineRule="auto"/>
+            </w:pPr>
+          </w:p>
+        </w:tc>
+        <w:tc>
+          <w:tcPr>
+            <w:tcW w:w="720" w:type="dxa"/>
+          </w:tcPr>
+          <w:p>
+            <w:pPr>
+              <w:spacing w:before="0" w:after="0" w:line="240" w:lineRule="auto"/>
             </w:pPr>
           </w:p>
         </w:tc>
       </w:tr>
       <w:tr>
+        <w:trPr>
+          <w:trHeight w:val="220" w:hRule="atLeast"/>
+        </w:trPr>
         <w:tc>
           <w:tcPr>
             <w:tcW w:w="7308" w:type="dxa"/>
           </w:tcPr>
           <w:p>
             <w:pPr>
-              <w:spacing w:after="0" w:line="240" w:lineRule="auto"/>
+              <w:spacing w:before="0" w:after="0" w:line="240" w:lineRule="auto"/>
             </w:pPr>
             <w:r>
               <w:t>4. Provides a climate which opens up communication between the teacher and the parent</w:t>
@@ -3248,7 +3365,7 @@
           </w:tcPr>
           <w:p>
             <w:pPr>
-              <w:spacing w:after="0" w:line="240" w:lineRule="auto"/>
+              <w:spacing w:before="0" w:after="0" w:line="240" w:lineRule="auto"/>
             </w:pPr>
           </w:p>
         </w:tc>
@@ -3258,7 +3375,7 @@
           </w:tcPr>
           <w:p>
             <w:pPr>
-              <w:spacing w:after="0" w:line="240" w:lineRule="auto"/>
+              <w:spacing w:before="0" w:after="0" w:line="240" w:lineRule="auto"/>
             </w:pPr>
           </w:p>
         </w:tc>
@@ -3268,39 +3385,42 @@
           </w:tcPr>
           <w:p>
             <w:pPr>
-              <w:spacing w:after="0" w:line="240" w:lineRule="auto"/>
-            </w:pPr>
-          </w:p>
-        </w:tc>
-        <w:tc>
-          <w:tcPr>
-            <w:tcW w:w="720" w:type="dxa"/>
-          </w:tcPr>
-          <w:p>
-            <w:pPr>
-              <w:spacing w:after="0" w:line="240" w:lineRule="auto"/>
-            </w:pPr>
-          </w:p>
-        </w:tc>
-        <w:tc>
-          <w:tcPr>
-            <w:tcW w:w="720" w:type="dxa"/>
-          </w:tcPr>
-          <w:p>
-            <w:pPr>
-              <w:spacing w:after="0" w:line="240" w:lineRule="auto"/>
+              <w:spacing w:before="0" w:after="0" w:line="240" w:lineRule="auto"/>
+            </w:pPr>
+          </w:p>
+        </w:tc>
+        <w:tc>
+          <w:tcPr>
+            <w:tcW w:w="720" w:type="dxa"/>
+          </w:tcPr>
+          <w:p>
+            <w:pPr>
+              <w:spacing w:before="0" w:after="0" w:line="240" w:lineRule="auto"/>
+            </w:pPr>
+          </w:p>
+        </w:tc>
+        <w:tc>
+          <w:tcPr>
+            <w:tcW w:w="720" w:type="dxa"/>
+          </w:tcPr>
+          <w:p>
+            <w:pPr>
+              <w:spacing w:before="0" w:after="0" w:line="240" w:lineRule="auto"/>
             </w:pPr>
           </w:p>
         </w:tc>
       </w:tr>
       <w:tr>
+        <w:trPr>
+          <w:trHeight w:val="220" w:hRule="atLeast"/>
+        </w:trPr>
         <w:tc>
           <w:tcPr>
             <w:tcW w:w="7308" w:type="dxa"/>
           </w:tcPr>
           <w:p>
             <w:pPr>
-              <w:spacing w:after="0" w:line="240" w:lineRule="auto"/>
+              <w:spacing w:before="0" w:after="0" w:line="240" w:lineRule="auto"/>
             </w:pPr>
             <w:r>
               <w:t>5. Uses discretion in handling confidential information and difficult situations</w:t>
@@ -3313,7 +3433,7 @@
           </w:tcPr>
           <w:p>
             <w:pPr>
-              <w:spacing w:after="0" w:line="240" w:lineRule="auto"/>
+              <w:spacing w:before="0" w:after="0" w:line="240" w:lineRule="auto"/>
             </w:pPr>
           </w:p>
         </w:tc>
@@ -3323,7 +3443,7 @@
           </w:tcPr>
           <w:p>
             <w:pPr>
-              <w:spacing w:after="0" w:line="240" w:lineRule="auto"/>
+              <w:spacing w:before="0" w:after="0" w:line="240" w:lineRule="auto"/>
             </w:pPr>
           </w:p>
         </w:tc>
@@ -3333,39 +3453,42 @@
           </w:tcPr>
           <w:p>
             <w:pPr>
-              <w:spacing w:after="0" w:line="240" w:lineRule="auto"/>
-            </w:pPr>
-          </w:p>
-        </w:tc>
-        <w:tc>
-          <w:tcPr>
-            <w:tcW w:w="720" w:type="dxa"/>
-          </w:tcPr>
-          <w:p>
-            <w:pPr>
-              <w:spacing w:after="0" w:line="240" w:lineRule="auto"/>
-            </w:pPr>
-          </w:p>
-        </w:tc>
-        <w:tc>
-          <w:tcPr>
-            <w:tcW w:w="720" w:type="dxa"/>
-          </w:tcPr>
-          <w:p>
-            <w:pPr>
-              <w:spacing w:after="0" w:line="240" w:lineRule="auto"/>
+              <w:spacing w:before="0" w:after="0" w:line="240" w:lineRule="auto"/>
+            </w:pPr>
+          </w:p>
+        </w:tc>
+        <w:tc>
+          <w:tcPr>
+            <w:tcW w:w="720" w:type="dxa"/>
+          </w:tcPr>
+          <w:p>
+            <w:pPr>
+              <w:spacing w:before="0" w:after="0" w:line="240" w:lineRule="auto"/>
+            </w:pPr>
+          </w:p>
+        </w:tc>
+        <w:tc>
+          <w:tcPr>
+            <w:tcW w:w="720" w:type="dxa"/>
+          </w:tcPr>
+          <w:p>
+            <w:pPr>
+              <w:spacing w:before="0" w:after="0" w:line="240" w:lineRule="auto"/>
             </w:pPr>
           </w:p>
         </w:tc>
       </w:tr>
       <w:tr>
+        <w:trPr>
+          <w:trHeight w:val="220" w:hRule="atLeast"/>
+        </w:trPr>
         <w:tc>
           <w:tcPr>
             <w:tcW w:w="7308" w:type="dxa"/>
           </w:tcPr>
           <w:p>
             <w:pPr>
-              <w:spacing w:after="0" w:line="240" w:lineRule="auto"/>
+              <w:spacing w:before="0" w:after="0" w:line="240" w:lineRule="auto"/>
             </w:pPr>
             <w:r>
               <w:t>6. Informs administrators and/or appropriate personnel of school-related matters</w:t>
@@ -3381,7 +3504,7 @@
           </w:tcPr>
           <w:p>
             <w:pPr>
-              <w:spacing w:after="0" w:line="240" w:lineRule="auto"/>
+              <w:spacing w:before="0" w:after="0" w:line="240" w:lineRule="auto"/>
             </w:pPr>
           </w:p>
         </w:tc>
@@ -3391,7 +3514,7 @@
           </w:tcPr>
           <w:p>
             <w:pPr>
-              <w:spacing w:after="0" w:line="240" w:lineRule="auto"/>
+              <w:spacing w:before="0" w:after="0" w:line="240" w:lineRule="auto"/>
             </w:pPr>
           </w:p>
         </w:tc>
@@ -3401,39 +3524,42 @@
           </w:tcPr>
           <w:p>
             <w:pPr>
-              <w:spacing w:after="0" w:line="240" w:lineRule="auto"/>
-            </w:pPr>
-          </w:p>
-        </w:tc>
-        <w:tc>
-          <w:tcPr>
-            <w:tcW w:w="720" w:type="dxa"/>
-          </w:tcPr>
-          <w:p>
-            <w:pPr>
-              <w:spacing w:after="0" w:line="240" w:lineRule="auto"/>
-            </w:pPr>
-          </w:p>
-        </w:tc>
-        <w:tc>
-          <w:tcPr>
-            <w:tcW w:w="720" w:type="dxa"/>
-          </w:tcPr>
-          <w:p>
-            <w:pPr>
-              <w:spacing w:after="0" w:line="240" w:lineRule="auto"/>
+              <w:spacing w:before="0" w:after="0" w:line="240" w:lineRule="auto"/>
+            </w:pPr>
+          </w:p>
+        </w:tc>
+        <w:tc>
+          <w:tcPr>
+            <w:tcW w:w="720" w:type="dxa"/>
+          </w:tcPr>
+          <w:p>
+            <w:pPr>
+              <w:spacing w:before="0" w:after="0" w:line="240" w:lineRule="auto"/>
+            </w:pPr>
+          </w:p>
+        </w:tc>
+        <w:tc>
+          <w:tcPr>
+            <w:tcW w:w="720" w:type="dxa"/>
+          </w:tcPr>
+          <w:p>
+            <w:pPr>
+              <w:spacing w:before="0" w:after="0" w:line="240" w:lineRule="auto"/>
             </w:pPr>
           </w:p>
         </w:tc>
       </w:tr>
       <w:tr>
+        <w:trPr>
+          <w:trHeight w:val="220" w:hRule="atLeast"/>
+        </w:trPr>
         <w:tc>
           <w:tcPr>
             <w:tcW w:w="7308" w:type="dxa"/>
           </w:tcPr>
           <w:p>
             <w:pPr>
-              <w:spacing w:after="0" w:line="240" w:lineRule="auto"/>
+              <w:spacing w:before="0" w:after="0" w:line="240" w:lineRule="auto"/>
             </w:pPr>
             <w:r>
               <w:t>7. Cooperates with parents in the best interest of students</w:t>
@@ -3446,7 +3572,7 @@
           </w:tcPr>
           <w:p>
             <w:pPr>
-              <w:spacing w:after="0" w:line="240" w:lineRule="auto"/>
+              <w:spacing w:before="0" w:after="0" w:line="240" w:lineRule="auto"/>
             </w:pPr>
           </w:p>
         </w:tc>
@@ -3456,7 +3582,7 @@
           </w:tcPr>
           <w:p>
             <w:pPr>
-              <w:spacing w:after="0" w:line="240" w:lineRule="auto"/>
+              <w:spacing w:before="0" w:after="0" w:line="240" w:lineRule="auto"/>
             </w:pPr>
           </w:p>
         </w:tc>
@@ -3466,39 +3592,42 @@
           </w:tcPr>
           <w:p>
             <w:pPr>
-              <w:spacing w:after="0" w:line="240" w:lineRule="auto"/>
-            </w:pPr>
-          </w:p>
-        </w:tc>
-        <w:tc>
-          <w:tcPr>
-            <w:tcW w:w="720" w:type="dxa"/>
-          </w:tcPr>
-          <w:p>
-            <w:pPr>
-              <w:spacing w:after="0" w:line="240" w:lineRule="auto"/>
-            </w:pPr>
-          </w:p>
-        </w:tc>
-        <w:tc>
-          <w:tcPr>
-            <w:tcW w:w="720" w:type="dxa"/>
-          </w:tcPr>
-          <w:p>
-            <w:pPr>
-              <w:spacing w:after="0" w:line="240" w:lineRule="auto"/>
+              <w:spacing w:before="0" w:after="0" w:line="240" w:lineRule="auto"/>
+            </w:pPr>
+          </w:p>
+        </w:tc>
+        <w:tc>
+          <w:tcPr>
+            <w:tcW w:w="720" w:type="dxa"/>
+          </w:tcPr>
+          <w:p>
+            <w:pPr>
+              <w:spacing w:before="0" w:after="0" w:line="240" w:lineRule="auto"/>
+            </w:pPr>
+          </w:p>
+        </w:tc>
+        <w:tc>
+          <w:tcPr>
+            <w:tcW w:w="720" w:type="dxa"/>
+          </w:tcPr>
+          <w:p>
+            <w:pPr>
+              <w:spacing w:before="0" w:after="0" w:line="240" w:lineRule="auto"/>
             </w:pPr>
           </w:p>
         </w:tc>
       </w:tr>
       <w:tr>
+        <w:trPr>
+          <w:trHeight w:val="220" w:hRule="atLeast"/>
+        </w:trPr>
         <w:tc>
           <w:tcPr>
             <w:tcW w:w="7308" w:type="dxa"/>
           </w:tcPr>
           <w:p>
             <w:pPr>
-              <w:spacing w:after="0" w:line="240" w:lineRule="auto"/>
+              <w:spacing w:before="0" w:after="0" w:line="240" w:lineRule="auto"/>
             </w:pPr>
             <w:r>
               <w:t>8. Acknowledges rights of others to hold different views</w:t>
@@ -3511,7 +3640,7 @@
           </w:tcPr>
           <w:p>
             <w:pPr>
-              <w:spacing w:after="0" w:line="240" w:lineRule="auto"/>
+              <w:spacing w:before="0" w:after="0" w:line="240" w:lineRule="auto"/>
             </w:pPr>
           </w:p>
         </w:tc>
@@ -3521,7 +3650,7 @@
           </w:tcPr>
           <w:p>
             <w:pPr>
-              <w:spacing w:after="0" w:line="240" w:lineRule="auto"/>
+              <w:spacing w:before="0" w:after="0" w:line="240" w:lineRule="auto"/>
             </w:pPr>
           </w:p>
         </w:tc>
@@ -3531,39 +3660,42 @@
           </w:tcPr>
           <w:p>
             <w:pPr>
-              <w:spacing w:after="0" w:line="240" w:lineRule="auto"/>
-            </w:pPr>
-          </w:p>
-        </w:tc>
-        <w:tc>
-          <w:tcPr>
-            <w:tcW w:w="720" w:type="dxa"/>
-          </w:tcPr>
-          <w:p>
-            <w:pPr>
-              <w:spacing w:after="0" w:line="240" w:lineRule="auto"/>
-            </w:pPr>
-          </w:p>
-        </w:tc>
-        <w:tc>
-          <w:tcPr>
-            <w:tcW w:w="720" w:type="dxa"/>
-          </w:tcPr>
-          <w:p>
-            <w:pPr>
-              <w:spacing w:after="0" w:line="240" w:lineRule="auto"/>
+              <w:spacing w:before="0" w:after="0" w:line="240" w:lineRule="auto"/>
+            </w:pPr>
+          </w:p>
+        </w:tc>
+        <w:tc>
+          <w:tcPr>
+            <w:tcW w:w="720" w:type="dxa"/>
+          </w:tcPr>
+          <w:p>
+            <w:pPr>
+              <w:spacing w:before="0" w:after="0" w:line="240" w:lineRule="auto"/>
+            </w:pPr>
+          </w:p>
+        </w:tc>
+        <w:tc>
+          <w:tcPr>
+            <w:tcW w:w="720" w:type="dxa"/>
+          </w:tcPr>
+          <w:p>
+            <w:pPr>
+              <w:spacing w:before="0" w:after="0" w:line="240" w:lineRule="auto"/>
             </w:pPr>
           </w:p>
         </w:tc>
       </w:tr>
       <w:tr>
+        <w:trPr>
+          <w:trHeight w:val="220" w:hRule="atLeast"/>
+        </w:trPr>
         <w:tc>
           <w:tcPr>
             <w:tcW w:w="7308" w:type="dxa"/>
           </w:tcPr>
           <w:p>
             <w:pPr>
-              <w:spacing w:after="0" w:line="240" w:lineRule="auto"/>
+              <w:spacing w:before="0" w:after="0" w:line="240" w:lineRule="auto"/>
             </w:pPr>
             <w:r>
               <w:t xml:space="preserve">9. </w:t>
@@ -3588,7 +3720,7 @@
           </w:tcPr>
           <w:p>
             <w:pPr>
-              <w:spacing w:after="0" w:line="240" w:lineRule="auto"/>
+              <w:spacing w:before="0" w:after="0" w:line="240" w:lineRule="auto"/>
             </w:pPr>
           </w:p>
         </w:tc>
@@ -3598,7 +3730,7 @@
           </w:tcPr>
           <w:p>
             <w:pPr>
-              <w:spacing w:after="0" w:line="240" w:lineRule="auto"/>
+              <w:spacing w:before="0" w:after="0" w:line="240" w:lineRule="auto"/>
             </w:pPr>
           </w:p>
         </w:tc>
@@ -3608,39 +3740,42 @@
           </w:tcPr>
           <w:p>
             <w:pPr>
-              <w:spacing w:after="0" w:line="240" w:lineRule="auto"/>
-            </w:pPr>
-          </w:p>
-        </w:tc>
-        <w:tc>
-          <w:tcPr>
-            <w:tcW w:w="720" w:type="dxa"/>
-          </w:tcPr>
-          <w:p>
-            <w:pPr>
-              <w:spacing w:after="0" w:line="240" w:lineRule="auto"/>
-            </w:pPr>
-          </w:p>
-        </w:tc>
-        <w:tc>
-          <w:tcPr>
-            <w:tcW w:w="720" w:type="dxa"/>
-          </w:tcPr>
-          <w:p>
-            <w:pPr>
-              <w:spacing w:after="0" w:line="240" w:lineRule="auto"/>
+              <w:spacing w:before="0" w:after="0" w:line="240" w:lineRule="auto"/>
+            </w:pPr>
+          </w:p>
+        </w:tc>
+        <w:tc>
+          <w:tcPr>
+            <w:tcW w:w="720" w:type="dxa"/>
+          </w:tcPr>
+          <w:p>
+            <w:pPr>
+              <w:spacing w:before="0" w:after="0" w:line="240" w:lineRule="auto"/>
+            </w:pPr>
+          </w:p>
+        </w:tc>
+        <w:tc>
+          <w:tcPr>
+            <w:tcW w:w="720" w:type="dxa"/>
+          </w:tcPr>
+          <w:p>
+            <w:pPr>
+              <w:spacing w:before="0" w:after="0" w:line="240" w:lineRule="auto"/>
             </w:pPr>
           </w:p>
         </w:tc>
       </w:tr>
       <w:tr>
+        <w:trPr>
+          <w:trHeight w:val="220" w:hRule="atLeast"/>
+        </w:trPr>
         <w:tc>
           <w:tcPr>
             <w:tcW w:w="7308" w:type="dxa"/>
           </w:tcPr>
           <w:p>
             <w:pPr>
-              <w:spacing w:after="0" w:line="240" w:lineRule="auto"/>
+              <w:spacing w:before="0" w:after="0" w:line="240" w:lineRule="auto"/>
             </w:pPr>
             <w:r>
               <w:t>10.</w:t>
@@ -3662,7 +3797,7 @@
           </w:tcPr>
           <w:p>
             <w:pPr>
-              <w:spacing w:after="0" w:line="240" w:lineRule="auto"/>
+              <w:spacing w:before="0" w:after="0" w:line="240" w:lineRule="auto"/>
             </w:pPr>
           </w:p>
         </w:tc>
@@ -3672,7 +3807,7 @@
           </w:tcPr>
           <w:p>
             <w:pPr>
-              <w:spacing w:after="0" w:line="240" w:lineRule="auto"/>
+              <w:spacing w:before="0" w:after="0" w:line="240" w:lineRule="auto"/>
             </w:pPr>
           </w:p>
         </w:tc>
@@ -3682,27 +3817,27 @@
           </w:tcPr>
           <w:p>
             <w:pPr>
-              <w:spacing w:after="0" w:line="240" w:lineRule="auto"/>
-            </w:pPr>
-          </w:p>
-        </w:tc>
-        <w:tc>
-          <w:tcPr>
-            <w:tcW w:w="720" w:type="dxa"/>
-          </w:tcPr>
-          <w:p>
-            <w:pPr>
-              <w:spacing w:after="0" w:line="240" w:lineRule="auto"/>
-            </w:pPr>
-          </w:p>
-        </w:tc>
-        <w:tc>
-          <w:tcPr>
-            <w:tcW w:w="720" w:type="dxa"/>
-          </w:tcPr>
-          <w:p>
-            <w:pPr>
-              <w:spacing w:after="0" w:line="240" w:lineRule="auto"/>
+              <w:spacing w:before="0" w:after="0" w:line="240" w:lineRule="auto"/>
+            </w:pPr>
+          </w:p>
+        </w:tc>
+        <w:tc>
+          <w:tcPr>
+            <w:tcW w:w="720" w:type="dxa"/>
+          </w:tcPr>
+          <w:p>
+            <w:pPr>
+              <w:spacing w:before="0" w:after="0" w:line="240" w:lineRule="auto"/>
+            </w:pPr>
+          </w:p>
+        </w:tc>
+        <w:tc>
+          <w:tcPr>
+            <w:tcW w:w="720" w:type="dxa"/>
+          </w:tcPr>
+          <w:p>
+            <w:pPr>
+              <w:spacing w:before="0" w:after="0" w:line="240" w:lineRule="auto"/>
             </w:pPr>
           </w:p>
         </w:tc>
@@ -3710,7 +3845,7 @@
     </w:tbl>
     <w:p>
       <w:pPr>
-        <w:spacing w:after="0"/>
+        <w:spacing w:before="0" w:after="0" w:line="240" w:lineRule="auto"/>
         <w:rPr>
           <w:b/>
         </w:rPr>
@@ -3718,7 +3853,7 @@
     </w:p>
     <w:p>
       <w:pPr>
-        <w:spacing w:after="0"/>
+        <w:spacing w:before="0" w:after="0" w:line="240" w:lineRule="auto"/>
       </w:pPr>
       <w:r>
         <w:rPr>
@@ -3786,7 +3921,7 @@
     </w:p>
     <w:p>
       <w:pPr>
-        <w:spacing w:after="0" w:line="240" w:lineRule="auto"/>
+        <w:spacing w:before="0" w:after="0" w:line="240" w:lineRule="auto"/>
       </w:pPr>
     </w:p>
     <w:tbl>
@@ -3811,6 +3946,9 @@
         <w:gridCol w:w="715"/>
       </w:tblGrid>
       <w:tr>
+        <w:trPr>
+          <w:trHeight w:val="220" w:hRule="atLeast"/>
+        </w:trPr>
         <w:tc>
           <w:tcPr>
             <w:tcW w:w="7308" w:type="dxa"/>
@@ -3821,7 +3959,7 @@
           </w:tcPr>
           <w:p>
             <w:pPr>
-              <w:spacing w:after="0" w:line="240" w:lineRule="auto"/>
+              <w:spacing w:before="0" w:after="0" w:line="240" w:lineRule="auto"/>
               <w:rPr>
                 <w:b/>
               </w:rPr>
@@ -3870,7 +4008,7 @@
           </w:tcPr>
           <w:p>
             <w:pPr>
-              <w:spacing w:after="0" w:line="240" w:lineRule="auto"/>
+              <w:spacing w:before="0" w:after="0" w:line="240" w:lineRule="auto"/>
               <w:jc w:val="center"/>
               <w:rPr>
                 <w:b/>
@@ -3890,7 +4028,7 @@
           </w:tcPr>
           <w:p>
             <w:pPr>
-              <w:spacing w:after="0" w:line="240" w:lineRule="auto"/>
+              <w:spacing w:before="0" w:after="0" w:line="240" w:lineRule="auto"/>
               <w:jc w:val="center"/>
               <w:rPr>
                 <w:b/>
@@ -3910,7 +4048,7 @@
           </w:tcPr>
           <w:p>
             <w:pPr>
-              <w:spacing w:after="0" w:line="240" w:lineRule="auto"/>
+              <w:spacing w:before="0" w:after="0" w:line="240" w:lineRule="auto"/>
               <w:jc w:val="center"/>
               <w:rPr>
                 <w:b/>
@@ -3930,7 +4068,7 @@
           </w:tcPr>
           <w:p>
             <w:pPr>
-              <w:spacing w:after="0" w:line="240" w:lineRule="auto"/>
+              <w:spacing w:before="0" w:after="0" w:line="240" w:lineRule="auto"/>
               <w:jc w:val="center"/>
               <w:rPr>
                 <w:b/>
@@ -3950,7 +4088,7 @@
           </w:tcPr>
           <w:p>
             <w:pPr>
-              <w:spacing w:after="0" w:line="240" w:lineRule="auto"/>
+              <w:spacing w:before="0" w:after="0" w:line="240" w:lineRule="auto"/>
               <w:jc w:val="center"/>
               <w:rPr>
                 <w:b/>
@@ -3966,13 +4104,16 @@
         </w:tc>
       </w:tr>
       <w:tr>
+        <w:trPr>
+          <w:trHeight w:val="220" w:hRule="atLeast"/>
+        </w:trPr>
         <w:tc>
           <w:tcPr>
             <w:tcW w:w="7308" w:type="dxa"/>
           </w:tcPr>
           <w:p>
             <w:pPr>
-              <w:spacing w:after="0" w:line="240" w:lineRule="auto"/>
+              <w:spacing w:before="0" w:after="0" w:line="240" w:lineRule="auto"/>
             </w:pPr>
             <w:r>
               <w:t xml:space="preserve">1. </w:t>
@@ -3988,7 +4129,7 @@
           </w:tcPr>
           <w:p>
             <w:pPr>
-              <w:spacing w:after="0" w:line="240" w:lineRule="auto"/>
+              <w:spacing w:before="0" w:after="0" w:line="240" w:lineRule="auto"/>
             </w:pPr>
           </w:p>
         </w:tc>
@@ -3998,7 +4139,7 @@
           </w:tcPr>
           <w:p>
             <w:pPr>
-              <w:spacing w:after="0" w:line="240" w:lineRule="auto"/>
+              <w:spacing w:before="0" w:after="0" w:line="240" w:lineRule="auto"/>
             </w:pPr>
           </w:p>
         </w:tc>
@@ -4008,39 +4149,42 @@
           </w:tcPr>
           <w:p>
             <w:pPr>
-              <w:spacing w:after="0" w:line="240" w:lineRule="auto"/>
-            </w:pPr>
-          </w:p>
-        </w:tc>
-        <w:tc>
-          <w:tcPr>
-            <w:tcW w:w="720" w:type="dxa"/>
-          </w:tcPr>
-          <w:p>
-            <w:pPr>
-              <w:spacing w:after="0" w:line="240" w:lineRule="auto"/>
-            </w:pPr>
-          </w:p>
-        </w:tc>
-        <w:tc>
-          <w:tcPr>
-            <w:tcW w:w="720" w:type="dxa"/>
-          </w:tcPr>
-          <w:p>
-            <w:pPr>
-              <w:spacing w:after="0" w:line="240" w:lineRule="auto"/>
+              <w:spacing w:before="0" w:after="0" w:line="240" w:lineRule="auto"/>
+            </w:pPr>
+          </w:p>
+        </w:tc>
+        <w:tc>
+          <w:tcPr>
+            <w:tcW w:w="720" w:type="dxa"/>
+          </w:tcPr>
+          <w:p>
+            <w:pPr>
+              <w:spacing w:before="0" w:after="0" w:line="240" w:lineRule="auto"/>
+            </w:pPr>
+          </w:p>
+        </w:tc>
+        <w:tc>
+          <w:tcPr>
+            <w:tcW w:w="720" w:type="dxa"/>
+          </w:tcPr>
+          <w:p>
+            <w:pPr>
+              <w:spacing w:before="0" w:after="0" w:line="240" w:lineRule="auto"/>
             </w:pPr>
           </w:p>
         </w:tc>
       </w:tr>
       <w:tr>
+        <w:trPr>
+          <w:trHeight w:val="220" w:hRule="atLeast"/>
+        </w:trPr>
         <w:tc>
           <w:tcPr>
             <w:tcW w:w="7308" w:type="dxa"/>
           </w:tcPr>
           <w:p>
             <w:pPr>
-              <w:spacing w:after="0" w:line="240" w:lineRule="auto"/>
+              <w:spacing w:before="0" w:after="0" w:line="240" w:lineRule="auto"/>
             </w:pPr>
             <w:r>
               <w:t xml:space="preserve">2. </w:t>
@@ -4059,7 +4203,7 @@
           </w:tcPr>
           <w:p>
             <w:pPr>
-              <w:spacing w:after="0" w:line="240" w:lineRule="auto"/>
+              <w:spacing w:before="0" w:after="0" w:line="240" w:lineRule="auto"/>
             </w:pPr>
           </w:p>
         </w:tc>
@@ -4069,7 +4213,7 @@
           </w:tcPr>
           <w:p>
             <w:pPr>
-              <w:spacing w:after="0" w:line="240" w:lineRule="auto"/>
+              <w:spacing w:before="0" w:after="0" w:line="240" w:lineRule="auto"/>
             </w:pPr>
           </w:p>
         </w:tc>
@@ -4079,39 +4223,42 @@
           </w:tcPr>
           <w:p>
             <w:pPr>
-              <w:spacing w:after="0" w:line="240" w:lineRule="auto"/>
-            </w:pPr>
-          </w:p>
-        </w:tc>
-        <w:tc>
-          <w:tcPr>
-            <w:tcW w:w="720" w:type="dxa"/>
-          </w:tcPr>
-          <w:p>
-            <w:pPr>
-              <w:spacing w:after="0" w:line="240" w:lineRule="auto"/>
-            </w:pPr>
-          </w:p>
-        </w:tc>
-        <w:tc>
-          <w:tcPr>
-            <w:tcW w:w="720" w:type="dxa"/>
-          </w:tcPr>
-          <w:p>
-            <w:pPr>
-              <w:spacing w:after="0" w:line="240" w:lineRule="auto"/>
+              <w:spacing w:before="0" w:after="0" w:line="240" w:lineRule="auto"/>
+            </w:pPr>
+          </w:p>
+        </w:tc>
+        <w:tc>
+          <w:tcPr>
+            <w:tcW w:w="720" w:type="dxa"/>
+          </w:tcPr>
+          <w:p>
+            <w:pPr>
+              <w:spacing w:before="0" w:after="0" w:line="240" w:lineRule="auto"/>
+            </w:pPr>
+          </w:p>
+        </w:tc>
+        <w:tc>
+          <w:tcPr>
+            <w:tcW w:w="720" w:type="dxa"/>
+          </w:tcPr>
+          <w:p>
+            <w:pPr>
+              <w:spacing w:before="0" w:after="0" w:line="240" w:lineRule="auto"/>
             </w:pPr>
           </w:p>
         </w:tc>
       </w:tr>
       <w:tr>
+        <w:trPr>
+          <w:trHeight w:val="220" w:hRule="atLeast"/>
+        </w:trPr>
         <w:tc>
           <w:tcPr>
             <w:tcW w:w="7308" w:type="dxa"/>
           </w:tcPr>
           <w:p>
             <w:pPr>
-              <w:spacing w:after="0" w:line="240" w:lineRule="auto"/>
+              <w:spacing w:before="0" w:after="0" w:line="240" w:lineRule="auto"/>
             </w:pPr>
             <w:r>
               <w:t xml:space="preserve">3. </w:t>
@@ -4133,7 +4280,7 @@
           </w:tcPr>
           <w:p>
             <w:pPr>
-              <w:spacing w:after="0" w:line="240" w:lineRule="auto"/>
+              <w:spacing w:before="0" w:after="0" w:line="240" w:lineRule="auto"/>
             </w:pPr>
           </w:p>
         </w:tc>
@@ -4143,7 +4290,7 @@
           </w:tcPr>
           <w:p>
             <w:pPr>
-              <w:spacing w:after="0" w:line="240" w:lineRule="auto"/>
+              <w:spacing w:before="0" w:after="0" w:line="240" w:lineRule="auto"/>
             </w:pPr>
           </w:p>
         </w:tc>
@@ -4153,39 +4300,42 @@
           </w:tcPr>
           <w:p>
             <w:pPr>
-              <w:spacing w:after="0" w:line="240" w:lineRule="auto"/>
-            </w:pPr>
-          </w:p>
-        </w:tc>
-        <w:tc>
-          <w:tcPr>
-            <w:tcW w:w="720" w:type="dxa"/>
-          </w:tcPr>
-          <w:p>
-            <w:pPr>
-              <w:spacing w:after="0" w:line="240" w:lineRule="auto"/>
-            </w:pPr>
-          </w:p>
-        </w:tc>
-        <w:tc>
-          <w:tcPr>
-            <w:tcW w:w="720" w:type="dxa"/>
-          </w:tcPr>
-          <w:p>
-            <w:pPr>
-              <w:spacing w:after="0" w:line="240" w:lineRule="auto"/>
+              <w:spacing w:before="0" w:after="0" w:line="240" w:lineRule="auto"/>
+            </w:pPr>
+          </w:p>
+        </w:tc>
+        <w:tc>
+          <w:tcPr>
+            <w:tcW w:w="720" w:type="dxa"/>
+          </w:tcPr>
+          <w:p>
+            <w:pPr>
+              <w:spacing w:before="0" w:after="0" w:line="240" w:lineRule="auto"/>
+            </w:pPr>
+          </w:p>
+        </w:tc>
+        <w:tc>
+          <w:tcPr>
+            <w:tcW w:w="720" w:type="dxa"/>
+          </w:tcPr>
+          <w:p>
+            <w:pPr>
+              <w:spacing w:before="0" w:after="0" w:line="240" w:lineRule="auto"/>
             </w:pPr>
           </w:p>
         </w:tc>
       </w:tr>
       <w:tr>
+        <w:trPr>
+          <w:trHeight w:val="220" w:hRule="atLeast"/>
+        </w:trPr>
         <w:tc>
           <w:tcPr>
             <w:tcW w:w="7308" w:type="dxa"/>
           </w:tcPr>
           <w:p>
             <w:pPr>
-              <w:spacing w:after="0" w:line="240" w:lineRule="auto"/>
+              <w:spacing w:before="0" w:after="0" w:line="240" w:lineRule="auto"/>
             </w:pPr>
             <w:r>
               <w:t>4.  Channels concerns to proper authorities and not in social media nor to other people who are not of concern</w:t>
@@ -4198,7 +4348,7 @@
           </w:tcPr>
           <w:p>
             <w:pPr>
-              <w:spacing w:after="0" w:line="240" w:lineRule="auto"/>
+              <w:spacing w:before="0" w:after="0" w:line="240" w:lineRule="auto"/>
             </w:pPr>
           </w:p>
         </w:tc>
@@ -4208,7 +4358,7 @@
           </w:tcPr>
           <w:p>
             <w:pPr>
-              <w:spacing w:after="0" w:line="240" w:lineRule="auto"/>
+              <w:spacing w:before="0" w:after="0" w:line="240" w:lineRule="auto"/>
             </w:pPr>
           </w:p>
         </w:tc>
@@ -4218,39 +4368,42 @@
           </w:tcPr>
           <w:p>
             <w:pPr>
-              <w:spacing w:after="0" w:line="240" w:lineRule="auto"/>
-            </w:pPr>
-          </w:p>
-        </w:tc>
-        <w:tc>
-          <w:tcPr>
-            <w:tcW w:w="720" w:type="dxa"/>
-          </w:tcPr>
-          <w:p>
-            <w:pPr>
-              <w:spacing w:after="0" w:line="240" w:lineRule="auto"/>
-            </w:pPr>
-          </w:p>
-        </w:tc>
-        <w:tc>
-          <w:tcPr>
-            <w:tcW w:w="720" w:type="dxa"/>
-          </w:tcPr>
-          <w:p>
-            <w:pPr>
-              <w:spacing w:after="0" w:line="240" w:lineRule="auto"/>
+              <w:spacing w:before="0" w:after="0" w:line="240" w:lineRule="auto"/>
+            </w:pPr>
+          </w:p>
+        </w:tc>
+        <w:tc>
+          <w:tcPr>
+            <w:tcW w:w="720" w:type="dxa"/>
+          </w:tcPr>
+          <w:p>
+            <w:pPr>
+              <w:spacing w:before="0" w:after="0" w:line="240" w:lineRule="auto"/>
+            </w:pPr>
+          </w:p>
+        </w:tc>
+        <w:tc>
+          <w:tcPr>
+            <w:tcW w:w="720" w:type="dxa"/>
+          </w:tcPr>
+          <w:p>
+            <w:pPr>
+              <w:spacing w:before="0" w:after="0" w:line="240" w:lineRule="auto"/>
             </w:pPr>
           </w:p>
         </w:tc>
       </w:tr>
       <w:tr>
+        <w:trPr>
+          <w:trHeight w:val="220" w:hRule="atLeast"/>
+        </w:trPr>
         <w:tc>
           <w:tcPr>
             <w:tcW w:w="7308" w:type="dxa"/>
           </w:tcPr>
           <w:p>
             <w:pPr>
-              <w:spacing w:after="0" w:line="240" w:lineRule="auto"/>
+              <w:spacing w:before="0" w:after="0" w:line="240" w:lineRule="auto"/>
             </w:pPr>
             <w:r>
               <w:t>5</w:t>
@@ -4266,7 +4419,7 @@
           </w:tcPr>
           <w:p>
             <w:pPr>
-              <w:spacing w:after="0" w:line="240" w:lineRule="auto"/>
+              <w:spacing w:before="0" w:after="0" w:line="240" w:lineRule="auto"/>
             </w:pPr>
           </w:p>
         </w:tc>
@@ -4276,7 +4429,7 @@
           </w:tcPr>
           <w:p>
             <w:pPr>
-              <w:spacing w:after="0" w:line="240" w:lineRule="auto"/>
+              <w:spacing w:before="0" w:after="0" w:line="240" w:lineRule="auto"/>
             </w:pPr>
           </w:p>
         </w:tc>
@@ -4286,39 +4439,42 @@
           </w:tcPr>
           <w:p>
             <w:pPr>
-              <w:spacing w:after="0" w:line="240" w:lineRule="auto"/>
-            </w:pPr>
-          </w:p>
-        </w:tc>
-        <w:tc>
-          <w:tcPr>
-            <w:tcW w:w="720" w:type="dxa"/>
-          </w:tcPr>
-          <w:p>
-            <w:pPr>
-              <w:spacing w:after="0" w:line="240" w:lineRule="auto"/>
-            </w:pPr>
-          </w:p>
-        </w:tc>
-        <w:tc>
-          <w:tcPr>
-            <w:tcW w:w="720" w:type="dxa"/>
-          </w:tcPr>
-          <w:p>
-            <w:pPr>
-              <w:spacing w:after="0" w:line="240" w:lineRule="auto"/>
+              <w:spacing w:before="0" w:after="0" w:line="240" w:lineRule="auto"/>
+            </w:pPr>
+          </w:p>
+        </w:tc>
+        <w:tc>
+          <w:tcPr>
+            <w:tcW w:w="720" w:type="dxa"/>
+          </w:tcPr>
+          <w:p>
+            <w:pPr>
+              <w:spacing w:before="0" w:after="0" w:line="240" w:lineRule="auto"/>
+            </w:pPr>
+          </w:p>
+        </w:tc>
+        <w:tc>
+          <w:tcPr>
+            <w:tcW w:w="720" w:type="dxa"/>
+          </w:tcPr>
+          <w:p>
+            <w:pPr>
+              <w:spacing w:before="0" w:after="0" w:line="240" w:lineRule="auto"/>
             </w:pPr>
           </w:p>
         </w:tc>
       </w:tr>
       <w:tr>
+        <w:trPr>
+          <w:trHeight w:val="220" w:hRule="atLeast"/>
+        </w:trPr>
         <w:tc>
           <w:tcPr>
             <w:tcW w:w="7308" w:type="dxa"/>
           </w:tcPr>
           <w:p>
             <w:pPr>
-              <w:spacing w:after="0" w:line="240" w:lineRule="auto"/>
+              <w:spacing w:before="0" w:after="0" w:line="240" w:lineRule="auto"/>
             </w:pPr>
             <w:r>
               <w:t>6.  Is punctual</w:t>
@@ -4334,7 +4490,7 @@
           </w:tcPr>
           <w:p>
             <w:pPr>
-              <w:spacing w:after="0" w:line="240" w:lineRule="auto"/>
+              <w:spacing w:before="0" w:after="0" w:line="240" w:lineRule="auto"/>
             </w:pPr>
           </w:p>
         </w:tc>
@@ -4344,7 +4500,7 @@
           </w:tcPr>
           <w:p>
             <w:pPr>
-              <w:spacing w:after="0" w:line="240" w:lineRule="auto"/>
+              <w:spacing w:before="0" w:after="0" w:line="240" w:lineRule="auto"/>
             </w:pPr>
           </w:p>
         </w:tc>
@@ -4354,39 +4510,42 @@
           </w:tcPr>
           <w:p>
             <w:pPr>
-              <w:spacing w:after="0" w:line="240" w:lineRule="auto"/>
-            </w:pPr>
-          </w:p>
-        </w:tc>
-        <w:tc>
-          <w:tcPr>
-            <w:tcW w:w="720" w:type="dxa"/>
-          </w:tcPr>
-          <w:p>
-            <w:pPr>
-              <w:spacing w:after="0" w:line="240" w:lineRule="auto"/>
-            </w:pPr>
-          </w:p>
-        </w:tc>
-        <w:tc>
-          <w:tcPr>
-            <w:tcW w:w="720" w:type="dxa"/>
-          </w:tcPr>
-          <w:p>
-            <w:pPr>
-              <w:spacing w:after="0" w:line="240" w:lineRule="auto"/>
+              <w:spacing w:before="0" w:after="0" w:line="240" w:lineRule="auto"/>
+            </w:pPr>
+          </w:p>
+        </w:tc>
+        <w:tc>
+          <w:tcPr>
+            <w:tcW w:w="720" w:type="dxa"/>
+          </w:tcPr>
+          <w:p>
+            <w:pPr>
+              <w:spacing w:before="0" w:after="0" w:line="240" w:lineRule="auto"/>
+            </w:pPr>
+          </w:p>
+        </w:tc>
+        <w:tc>
+          <w:tcPr>
+            <w:tcW w:w="720" w:type="dxa"/>
+          </w:tcPr>
+          <w:p>
+            <w:pPr>
+              <w:spacing w:before="0" w:after="0" w:line="240" w:lineRule="auto"/>
             </w:pPr>
           </w:p>
         </w:tc>
       </w:tr>
       <w:tr>
+        <w:trPr>
+          <w:trHeight w:val="220" w:hRule="atLeast"/>
+        </w:trPr>
         <w:tc>
           <w:tcPr>
             <w:tcW w:w="7308" w:type="dxa"/>
           </w:tcPr>
           <w:p>
             <w:pPr>
-              <w:spacing w:after="0" w:line="240" w:lineRule="auto"/>
+              <w:spacing w:before="0" w:after="0" w:line="240" w:lineRule="auto"/>
             </w:pPr>
             <w:r>
               <w:t>7.  Is not often absent; when absent, only for valid reasons</w:t>
@@ -4399,7 +4558,7 @@
           </w:tcPr>
           <w:p>
             <w:pPr>
-              <w:spacing w:after="0" w:line="240" w:lineRule="auto"/>
+              <w:spacing w:before="0" w:after="0" w:line="240" w:lineRule="auto"/>
             </w:pPr>
           </w:p>
         </w:tc>
@@ -4409,7 +4568,7 @@
           </w:tcPr>
           <w:p>
             <w:pPr>
-              <w:spacing w:after="0" w:line="240" w:lineRule="auto"/>
+              <w:spacing w:before="0" w:after="0" w:line="240" w:lineRule="auto"/>
             </w:pPr>
           </w:p>
         </w:tc>
@@ -4419,39 +4578,42 @@
           </w:tcPr>
           <w:p>
             <w:pPr>
-              <w:spacing w:after="0" w:line="240" w:lineRule="auto"/>
-            </w:pPr>
-          </w:p>
-        </w:tc>
-        <w:tc>
-          <w:tcPr>
-            <w:tcW w:w="720" w:type="dxa"/>
-          </w:tcPr>
-          <w:p>
-            <w:pPr>
-              <w:spacing w:after="0" w:line="240" w:lineRule="auto"/>
-            </w:pPr>
-          </w:p>
-        </w:tc>
-        <w:tc>
-          <w:tcPr>
-            <w:tcW w:w="720" w:type="dxa"/>
-          </w:tcPr>
-          <w:p>
-            <w:pPr>
-              <w:spacing w:after="0" w:line="240" w:lineRule="auto"/>
+              <w:spacing w:before="0" w:after="0" w:line="240" w:lineRule="auto"/>
+            </w:pPr>
+          </w:p>
+        </w:tc>
+        <w:tc>
+          <w:tcPr>
+            <w:tcW w:w="720" w:type="dxa"/>
+          </w:tcPr>
+          <w:p>
+            <w:pPr>
+              <w:spacing w:before="0" w:after="0" w:line="240" w:lineRule="auto"/>
+            </w:pPr>
+          </w:p>
+        </w:tc>
+        <w:tc>
+          <w:tcPr>
+            <w:tcW w:w="720" w:type="dxa"/>
+          </w:tcPr>
+          <w:p>
+            <w:pPr>
+              <w:spacing w:before="0" w:after="0" w:line="240" w:lineRule="auto"/>
             </w:pPr>
           </w:p>
         </w:tc>
       </w:tr>
       <w:tr>
+        <w:trPr>
+          <w:trHeight w:val="220" w:hRule="atLeast"/>
+        </w:trPr>
         <w:tc>
           <w:tcPr>
             <w:tcW w:w="7308" w:type="dxa"/>
           </w:tcPr>
           <w:p>
             <w:pPr>
-              <w:spacing w:after="0" w:line="240" w:lineRule="auto"/>
+              <w:spacing w:before="0" w:after="0" w:line="240" w:lineRule="auto"/>
             </w:pPr>
             <w:r>
               <w:t>8. Willingly accepts and satisfactorily performs tasks or assignments assigned to him/her, like committee work for co-curricular activities</w:t>
@@ -4464,7 +4626,7 @@
           </w:tcPr>
           <w:p>
             <w:pPr>
-              <w:spacing w:after="0" w:line="240" w:lineRule="auto"/>
+              <w:spacing w:before="0" w:after="0" w:line="240" w:lineRule="auto"/>
             </w:pPr>
           </w:p>
         </w:tc>
@@ -4474,7 +4636,7 @@
           </w:tcPr>
           <w:p>
             <w:pPr>
-              <w:spacing w:after="0" w:line="240" w:lineRule="auto"/>
+              <w:spacing w:before="0" w:after="0" w:line="240" w:lineRule="auto"/>
             </w:pPr>
           </w:p>
         </w:tc>
@@ -4484,39 +4646,42 @@
           </w:tcPr>
           <w:p>
             <w:pPr>
-              <w:spacing w:after="0" w:line="240" w:lineRule="auto"/>
-            </w:pPr>
-          </w:p>
-        </w:tc>
-        <w:tc>
-          <w:tcPr>
-            <w:tcW w:w="720" w:type="dxa"/>
-          </w:tcPr>
-          <w:p>
-            <w:pPr>
-              <w:spacing w:after="0" w:line="240" w:lineRule="auto"/>
-            </w:pPr>
-          </w:p>
-        </w:tc>
-        <w:tc>
-          <w:tcPr>
-            <w:tcW w:w="720" w:type="dxa"/>
-          </w:tcPr>
-          <w:p>
-            <w:pPr>
-              <w:spacing w:after="0" w:line="240" w:lineRule="auto"/>
+              <w:spacing w:before="0" w:after="0" w:line="240" w:lineRule="auto"/>
+            </w:pPr>
+          </w:p>
+        </w:tc>
+        <w:tc>
+          <w:tcPr>
+            <w:tcW w:w="720" w:type="dxa"/>
+          </w:tcPr>
+          <w:p>
+            <w:pPr>
+              <w:spacing w:before="0" w:after="0" w:line="240" w:lineRule="auto"/>
+            </w:pPr>
+          </w:p>
+        </w:tc>
+        <w:tc>
+          <w:tcPr>
+            <w:tcW w:w="720" w:type="dxa"/>
+          </w:tcPr>
+          <w:p>
+            <w:pPr>
+              <w:spacing w:before="0" w:after="0" w:line="240" w:lineRule="auto"/>
             </w:pPr>
           </w:p>
         </w:tc>
       </w:tr>
       <w:tr>
+        <w:trPr>
+          <w:trHeight w:val="220" w:hRule="atLeast"/>
+        </w:trPr>
         <w:tc>
           <w:tcPr>
             <w:tcW w:w="7308" w:type="dxa"/>
           </w:tcPr>
           <w:p>
             <w:pPr>
-              <w:spacing w:after="0" w:line="240" w:lineRule="auto"/>
+              <w:spacing w:before="0" w:after="0" w:line="240" w:lineRule="auto"/>
             </w:pPr>
             <w:r>
               <w:t xml:space="preserve">9. Does not participate in rumor mongering </w:t>
@@ -4529,7 +4694,7 @@
           </w:tcPr>
           <w:p>
             <w:pPr>
-              <w:spacing w:after="0" w:line="240" w:lineRule="auto"/>
+              <w:spacing w:before="0" w:after="0" w:line="240" w:lineRule="auto"/>
             </w:pPr>
           </w:p>
         </w:tc>
@@ -4539,7 +4704,7 @@
           </w:tcPr>
           <w:p>
             <w:pPr>
-              <w:spacing w:after="0" w:line="240" w:lineRule="auto"/>
+              <w:spacing w:before="0" w:after="0" w:line="240" w:lineRule="auto"/>
             </w:pPr>
           </w:p>
         </w:tc>
@@ -4549,39 +4714,42 @@
           </w:tcPr>
           <w:p>
             <w:pPr>
-              <w:spacing w:after="0" w:line="240" w:lineRule="auto"/>
-            </w:pPr>
-          </w:p>
-        </w:tc>
-        <w:tc>
-          <w:tcPr>
-            <w:tcW w:w="720" w:type="dxa"/>
-          </w:tcPr>
-          <w:p>
-            <w:pPr>
-              <w:spacing w:after="0" w:line="240" w:lineRule="auto"/>
-            </w:pPr>
-          </w:p>
-        </w:tc>
-        <w:tc>
-          <w:tcPr>
-            <w:tcW w:w="720" w:type="dxa"/>
-          </w:tcPr>
-          <w:p>
-            <w:pPr>
-              <w:spacing w:after="0" w:line="240" w:lineRule="auto"/>
+              <w:spacing w:before="0" w:after="0" w:line="240" w:lineRule="auto"/>
+            </w:pPr>
+          </w:p>
+        </w:tc>
+        <w:tc>
+          <w:tcPr>
+            <w:tcW w:w="720" w:type="dxa"/>
+          </w:tcPr>
+          <w:p>
+            <w:pPr>
+              <w:spacing w:before="0" w:after="0" w:line="240" w:lineRule="auto"/>
+            </w:pPr>
+          </w:p>
+        </w:tc>
+        <w:tc>
+          <w:tcPr>
+            <w:tcW w:w="720" w:type="dxa"/>
+          </w:tcPr>
+          <w:p>
+            <w:pPr>
+              <w:spacing w:before="0" w:after="0" w:line="240" w:lineRule="auto"/>
             </w:pPr>
           </w:p>
         </w:tc>
       </w:tr>
       <w:tr>
+        <w:trPr>
+          <w:trHeight w:val="220" w:hRule="atLeast"/>
+        </w:trPr>
         <w:tc>
           <w:tcPr>
             <w:tcW w:w="7308" w:type="dxa"/>
           </w:tcPr>
           <w:p>
             <w:pPr>
-              <w:spacing w:after="0" w:line="240" w:lineRule="auto"/>
+              <w:spacing w:before="0" w:after="0" w:line="240" w:lineRule="auto"/>
             </w:pPr>
             <w:r>
               <w:t>10. Wears the prescribed uniform at all times.</w:t>
@@ -4594,7 +4762,7 @@
           </w:tcPr>
           <w:p>
             <w:pPr>
-              <w:spacing w:after="0" w:line="240" w:lineRule="auto"/>
+              <w:spacing w:before="0" w:after="0" w:line="240" w:lineRule="auto"/>
             </w:pPr>
           </w:p>
         </w:tc>
@@ -4604,7 +4772,7 @@
           </w:tcPr>
           <w:p>
             <w:pPr>
-              <w:spacing w:after="0" w:line="240" w:lineRule="auto"/>
+              <w:spacing w:before="0" w:after="0" w:line="240" w:lineRule="auto"/>
             </w:pPr>
           </w:p>
         </w:tc>
@@ -4614,39 +4782,42 @@
           </w:tcPr>
           <w:p>
             <w:pPr>
-              <w:spacing w:after="0" w:line="240" w:lineRule="auto"/>
-            </w:pPr>
-          </w:p>
-        </w:tc>
-        <w:tc>
-          <w:tcPr>
-            <w:tcW w:w="720" w:type="dxa"/>
-          </w:tcPr>
-          <w:p>
-            <w:pPr>
-              <w:spacing w:after="0" w:line="240" w:lineRule="auto"/>
-            </w:pPr>
-          </w:p>
-        </w:tc>
-        <w:tc>
-          <w:tcPr>
-            <w:tcW w:w="720" w:type="dxa"/>
-          </w:tcPr>
-          <w:p>
-            <w:pPr>
-              <w:spacing w:after="0" w:line="240" w:lineRule="auto"/>
+              <w:spacing w:before="0" w:after="0" w:line="240" w:lineRule="auto"/>
+            </w:pPr>
+          </w:p>
+        </w:tc>
+        <w:tc>
+          <w:tcPr>
+            <w:tcW w:w="720" w:type="dxa"/>
+          </w:tcPr>
+          <w:p>
+            <w:pPr>
+              <w:spacing w:before="0" w:after="0" w:line="240" w:lineRule="auto"/>
+            </w:pPr>
+          </w:p>
+        </w:tc>
+        <w:tc>
+          <w:tcPr>
+            <w:tcW w:w="720" w:type="dxa"/>
+          </w:tcPr>
+          <w:p>
+            <w:pPr>
+              <w:spacing w:before="0" w:after="0" w:line="240" w:lineRule="auto"/>
             </w:pPr>
           </w:p>
         </w:tc>
       </w:tr>
       <w:tr>
+        <w:trPr>
+          <w:trHeight w:val="220" w:hRule="atLeast"/>
+        </w:trPr>
         <w:tc>
           <w:tcPr>
             <w:tcW w:w="7308" w:type="dxa"/>
           </w:tcPr>
           <w:p>
             <w:pPr>
-              <w:spacing w:after="0" w:line="240" w:lineRule="auto"/>
+              <w:spacing w:before="0" w:after="0" w:line="240" w:lineRule="auto"/>
             </w:pPr>
             <w:r>
               <w:t>Demonstrates the following values:</w:t>
@@ -4659,7 +4830,7 @@
           </w:tcPr>
           <w:p>
             <w:pPr>
-              <w:spacing w:after="0" w:line="240" w:lineRule="auto"/>
+              <w:spacing w:before="0" w:after="0" w:line="240" w:lineRule="auto"/>
             </w:pPr>
           </w:p>
         </w:tc>
@@ -4669,7 +4840,7 @@
           </w:tcPr>
           <w:p>
             <w:pPr>
-              <w:spacing w:after="0" w:line="240" w:lineRule="auto"/>
+              <w:spacing w:before="0" w:after="0" w:line="240" w:lineRule="auto"/>
             </w:pPr>
           </w:p>
         </w:tc>
@@ -4679,39 +4850,42 @@
           </w:tcPr>
           <w:p>
             <w:pPr>
-              <w:spacing w:after="0" w:line="240" w:lineRule="auto"/>
-            </w:pPr>
-          </w:p>
-        </w:tc>
-        <w:tc>
-          <w:tcPr>
-            <w:tcW w:w="720" w:type="dxa"/>
-          </w:tcPr>
-          <w:p>
-            <w:pPr>
-              <w:spacing w:after="0" w:line="240" w:lineRule="auto"/>
-            </w:pPr>
-          </w:p>
-        </w:tc>
-        <w:tc>
-          <w:tcPr>
-            <w:tcW w:w="720" w:type="dxa"/>
-          </w:tcPr>
-          <w:p>
-            <w:pPr>
-              <w:spacing w:after="0" w:line="240" w:lineRule="auto"/>
+              <w:spacing w:before="0" w:after="0" w:line="240" w:lineRule="auto"/>
+            </w:pPr>
+          </w:p>
+        </w:tc>
+        <w:tc>
+          <w:tcPr>
+            <w:tcW w:w="720" w:type="dxa"/>
+          </w:tcPr>
+          <w:p>
+            <w:pPr>
+              <w:spacing w:before="0" w:after="0" w:line="240" w:lineRule="auto"/>
+            </w:pPr>
+          </w:p>
+        </w:tc>
+        <w:tc>
+          <w:tcPr>
+            <w:tcW w:w="720" w:type="dxa"/>
+          </w:tcPr>
+          <w:p>
+            <w:pPr>
+              <w:spacing w:before="0" w:after="0" w:line="240" w:lineRule="auto"/>
             </w:pPr>
           </w:p>
         </w:tc>
       </w:tr>
       <w:tr>
+        <w:trPr>
+          <w:trHeight w:val="220" w:hRule="atLeast"/>
+        </w:trPr>
         <w:tc>
           <w:tcPr>
             <w:tcW w:w="7308" w:type="dxa"/>
           </w:tcPr>
           <w:p>
             <w:pPr>
-              <w:spacing w:after="0" w:line="240" w:lineRule="auto"/>
+              <w:spacing w:before="0" w:after="0" w:line="240" w:lineRule="auto"/>
             </w:pPr>
             <w:r>
               <w:t>1</w:t>
@@ -4730,7 +4904,7 @@
           </w:tcPr>
           <w:p>
             <w:pPr>
-              <w:spacing w:after="0" w:line="240" w:lineRule="auto"/>
+              <w:spacing w:before="0" w:after="0" w:line="240" w:lineRule="auto"/>
             </w:pPr>
           </w:p>
         </w:tc>
@@ -4740,7 +4914,7 @@
           </w:tcPr>
           <w:p>
             <w:pPr>
-              <w:spacing w:after="0" w:line="240" w:lineRule="auto"/>
+              <w:spacing w:before="0" w:after="0" w:line="240" w:lineRule="auto"/>
             </w:pPr>
           </w:p>
         </w:tc>
@@ -4750,39 +4924,42 @@
           </w:tcPr>
           <w:p>
             <w:pPr>
-              <w:spacing w:after="0" w:line="240" w:lineRule="auto"/>
-            </w:pPr>
-          </w:p>
-        </w:tc>
-        <w:tc>
-          <w:tcPr>
-            <w:tcW w:w="720" w:type="dxa"/>
-          </w:tcPr>
-          <w:p>
-            <w:pPr>
-              <w:spacing w:after="0" w:line="240" w:lineRule="auto"/>
-            </w:pPr>
-          </w:p>
-        </w:tc>
-        <w:tc>
-          <w:tcPr>
-            <w:tcW w:w="720" w:type="dxa"/>
-          </w:tcPr>
-          <w:p>
-            <w:pPr>
-              <w:spacing w:after="0" w:line="240" w:lineRule="auto"/>
+              <w:spacing w:before="0" w:after="0" w:line="240" w:lineRule="auto"/>
+            </w:pPr>
+          </w:p>
+        </w:tc>
+        <w:tc>
+          <w:tcPr>
+            <w:tcW w:w="720" w:type="dxa"/>
+          </w:tcPr>
+          <w:p>
+            <w:pPr>
+              <w:spacing w:before="0" w:after="0" w:line="240" w:lineRule="auto"/>
+            </w:pPr>
+          </w:p>
+        </w:tc>
+        <w:tc>
+          <w:tcPr>
+            <w:tcW w:w="720" w:type="dxa"/>
+          </w:tcPr>
+          <w:p>
+            <w:pPr>
+              <w:spacing w:before="0" w:after="0" w:line="240" w:lineRule="auto"/>
             </w:pPr>
           </w:p>
         </w:tc>
       </w:tr>
       <w:tr>
+        <w:trPr>
+          <w:trHeight w:val="220" w:hRule="atLeast"/>
+        </w:trPr>
         <w:tc>
           <w:tcPr>
             <w:tcW w:w="7308" w:type="dxa"/>
           </w:tcPr>
           <w:p>
             <w:pPr>
-              <w:spacing w:after="0" w:line="240" w:lineRule="auto"/>
+              <w:spacing w:before="0" w:after="0" w:line="240" w:lineRule="auto"/>
             </w:pPr>
             <w:r>
               <w:t>1</w:t>
@@ -4801,7 +4978,7 @@
           </w:tcPr>
           <w:p>
             <w:pPr>
-              <w:spacing w:after="0" w:line="240" w:lineRule="auto"/>
+              <w:spacing w:before="0" w:after="0" w:line="240" w:lineRule="auto"/>
             </w:pPr>
           </w:p>
         </w:tc>
@@ -4811,7 +4988,7 @@
           </w:tcPr>
           <w:p>
             <w:pPr>
-              <w:spacing w:after="0" w:line="240" w:lineRule="auto"/>
+              <w:spacing w:before="0" w:after="0" w:line="240" w:lineRule="auto"/>
             </w:pPr>
           </w:p>
         </w:tc>
@@ -4821,39 +4998,42 @@
           </w:tcPr>
           <w:p>
             <w:pPr>
-              <w:spacing w:after="0" w:line="240" w:lineRule="auto"/>
-            </w:pPr>
-          </w:p>
-        </w:tc>
-        <w:tc>
-          <w:tcPr>
-            <w:tcW w:w="720" w:type="dxa"/>
-          </w:tcPr>
-          <w:p>
-            <w:pPr>
-              <w:spacing w:after="0" w:line="240" w:lineRule="auto"/>
-            </w:pPr>
-          </w:p>
-        </w:tc>
-        <w:tc>
-          <w:tcPr>
-            <w:tcW w:w="720" w:type="dxa"/>
-          </w:tcPr>
-          <w:p>
-            <w:pPr>
-              <w:spacing w:after="0" w:line="240" w:lineRule="auto"/>
+              <w:spacing w:before="0" w:after="0" w:line="240" w:lineRule="auto"/>
+            </w:pPr>
+          </w:p>
+        </w:tc>
+        <w:tc>
+          <w:tcPr>
+            <w:tcW w:w="720" w:type="dxa"/>
+          </w:tcPr>
+          <w:p>
+            <w:pPr>
+              <w:spacing w:before="0" w:after="0" w:line="240" w:lineRule="auto"/>
+            </w:pPr>
+          </w:p>
+        </w:tc>
+        <w:tc>
+          <w:tcPr>
+            <w:tcW w:w="720" w:type="dxa"/>
+          </w:tcPr>
+          <w:p>
+            <w:pPr>
+              <w:spacing w:before="0" w:after="0" w:line="240" w:lineRule="auto"/>
             </w:pPr>
           </w:p>
         </w:tc>
       </w:tr>
       <w:tr>
+        <w:trPr>
+          <w:trHeight w:val="220" w:hRule="atLeast"/>
+        </w:trPr>
         <w:tc>
           <w:tcPr>
             <w:tcW w:w="7308" w:type="dxa"/>
           </w:tcPr>
           <w:p>
             <w:pPr>
-              <w:spacing w:after="0" w:line="240" w:lineRule="auto"/>
+              <w:spacing w:before="0" w:after="0" w:line="240" w:lineRule="auto"/>
             </w:pPr>
             <w:r>
               <w:t>1</w:t>
@@ -4872,7 +5052,7 @@
           </w:tcPr>
           <w:p>
             <w:pPr>
-              <w:spacing w:after="0" w:line="240" w:lineRule="auto"/>
+              <w:spacing w:before="0" w:after="0" w:line="240" w:lineRule="auto"/>
             </w:pPr>
           </w:p>
         </w:tc>
@@ -4882,7 +5062,7 @@
           </w:tcPr>
           <w:p>
             <w:pPr>
-              <w:spacing w:after="0" w:line="240" w:lineRule="auto"/>
+              <w:spacing w:before="0" w:after="0" w:line="240" w:lineRule="auto"/>
             </w:pPr>
           </w:p>
         </w:tc>
@@ -4892,39 +5072,42 @@
           </w:tcPr>
           <w:p>
             <w:pPr>
-              <w:spacing w:after="0" w:line="240" w:lineRule="auto"/>
-            </w:pPr>
-          </w:p>
-        </w:tc>
-        <w:tc>
-          <w:tcPr>
-            <w:tcW w:w="720" w:type="dxa"/>
-          </w:tcPr>
-          <w:p>
-            <w:pPr>
-              <w:spacing w:after="0" w:line="240" w:lineRule="auto"/>
-            </w:pPr>
-          </w:p>
-        </w:tc>
-        <w:tc>
-          <w:tcPr>
-            <w:tcW w:w="720" w:type="dxa"/>
-          </w:tcPr>
-          <w:p>
-            <w:pPr>
-              <w:spacing w:after="0" w:line="240" w:lineRule="auto"/>
+              <w:spacing w:before="0" w:after="0" w:line="240" w:lineRule="auto"/>
+            </w:pPr>
+          </w:p>
+        </w:tc>
+        <w:tc>
+          <w:tcPr>
+            <w:tcW w:w="720" w:type="dxa"/>
+          </w:tcPr>
+          <w:p>
+            <w:pPr>
+              <w:spacing w:before="0" w:after="0" w:line="240" w:lineRule="auto"/>
+            </w:pPr>
+          </w:p>
+        </w:tc>
+        <w:tc>
+          <w:tcPr>
+            <w:tcW w:w="720" w:type="dxa"/>
+          </w:tcPr>
+          <w:p>
+            <w:pPr>
+              <w:spacing w:before="0" w:after="0" w:line="240" w:lineRule="auto"/>
             </w:pPr>
           </w:p>
         </w:tc>
       </w:tr>
       <w:tr>
+        <w:trPr>
+          <w:trHeight w:val="220" w:hRule="atLeast"/>
+        </w:trPr>
         <w:tc>
           <w:tcPr>
             <w:tcW w:w="7308" w:type="dxa"/>
           </w:tcPr>
           <w:p>
             <w:pPr>
-              <w:spacing w:after="0" w:line="240" w:lineRule="auto"/>
+              <w:spacing w:before="0" w:after="0" w:line="240" w:lineRule="auto"/>
             </w:pPr>
             <w:r>
               <w:t>14</w:t>
@@ -4940,7 +5123,7 @@
           </w:tcPr>
           <w:p>
             <w:pPr>
-              <w:spacing w:after="0" w:line="240" w:lineRule="auto"/>
+              <w:spacing w:before="0" w:after="0" w:line="240" w:lineRule="auto"/>
             </w:pPr>
           </w:p>
         </w:tc>
@@ -4950,7 +5133,7 @@
           </w:tcPr>
           <w:p>
             <w:pPr>
-              <w:spacing w:after="0" w:line="240" w:lineRule="auto"/>
+              <w:spacing w:before="0" w:after="0" w:line="240" w:lineRule="auto"/>
             </w:pPr>
           </w:p>
         </w:tc>
@@ -4960,39 +5143,42 @@
           </w:tcPr>
           <w:p>
             <w:pPr>
-              <w:spacing w:after="0" w:line="240" w:lineRule="auto"/>
-            </w:pPr>
-          </w:p>
-        </w:tc>
-        <w:tc>
-          <w:tcPr>
-            <w:tcW w:w="720" w:type="dxa"/>
-          </w:tcPr>
-          <w:p>
-            <w:pPr>
-              <w:spacing w:after="0" w:line="240" w:lineRule="auto"/>
-            </w:pPr>
-          </w:p>
-        </w:tc>
-        <w:tc>
-          <w:tcPr>
-            <w:tcW w:w="720" w:type="dxa"/>
-          </w:tcPr>
-          <w:p>
-            <w:pPr>
-              <w:spacing w:after="0" w:line="240" w:lineRule="auto"/>
+              <w:spacing w:before="0" w:after="0" w:line="240" w:lineRule="auto"/>
+            </w:pPr>
+          </w:p>
+        </w:tc>
+        <w:tc>
+          <w:tcPr>
+            <w:tcW w:w="720" w:type="dxa"/>
+          </w:tcPr>
+          <w:p>
+            <w:pPr>
+              <w:spacing w:before="0" w:after="0" w:line="240" w:lineRule="auto"/>
+            </w:pPr>
+          </w:p>
+        </w:tc>
+        <w:tc>
+          <w:tcPr>
+            <w:tcW w:w="720" w:type="dxa"/>
+          </w:tcPr>
+          <w:p>
+            <w:pPr>
+              <w:spacing w:before="0" w:after="0" w:line="240" w:lineRule="auto"/>
             </w:pPr>
           </w:p>
         </w:tc>
       </w:tr>
       <w:tr>
+        <w:trPr>
+          <w:trHeight w:val="220" w:hRule="atLeast"/>
+        </w:trPr>
         <w:tc>
           <w:tcPr>
             <w:tcW w:w="7308" w:type="dxa"/>
           </w:tcPr>
           <w:p>
             <w:pPr>
-              <w:spacing w:after="0" w:line="240" w:lineRule="auto"/>
+              <w:spacing w:before="0" w:after="0" w:line="240" w:lineRule="auto"/>
             </w:pPr>
             <w:r>
               <w:t>1</w:t>
@@ -5011,7 +5197,7 @@
           </w:tcPr>
           <w:p>
             <w:pPr>
-              <w:spacing w:after="0" w:line="240" w:lineRule="auto"/>
+              <w:spacing w:before="0" w:after="0" w:line="240" w:lineRule="auto"/>
             </w:pPr>
           </w:p>
         </w:tc>
@@ -5021,7 +5207,7 @@
           </w:tcPr>
           <w:p>
             <w:pPr>
-              <w:spacing w:after="0" w:line="240" w:lineRule="auto"/>
+              <w:spacing w:before="0" w:after="0" w:line="240" w:lineRule="auto"/>
             </w:pPr>
           </w:p>
         </w:tc>
@@ -5031,39 +5217,42 @@
           </w:tcPr>
           <w:p>
             <w:pPr>
-              <w:spacing w:after="0" w:line="240" w:lineRule="auto"/>
-            </w:pPr>
-          </w:p>
-        </w:tc>
-        <w:tc>
-          <w:tcPr>
-            <w:tcW w:w="720" w:type="dxa"/>
-          </w:tcPr>
-          <w:p>
-            <w:pPr>
-              <w:spacing w:after="0" w:line="240" w:lineRule="auto"/>
-            </w:pPr>
-          </w:p>
-        </w:tc>
-        <w:tc>
-          <w:tcPr>
-            <w:tcW w:w="720" w:type="dxa"/>
-          </w:tcPr>
-          <w:p>
-            <w:pPr>
-              <w:spacing w:after="0" w:line="240" w:lineRule="auto"/>
+              <w:spacing w:before="0" w:after="0" w:line="240" w:lineRule="auto"/>
+            </w:pPr>
+          </w:p>
+        </w:tc>
+        <w:tc>
+          <w:tcPr>
+            <w:tcW w:w="720" w:type="dxa"/>
+          </w:tcPr>
+          <w:p>
+            <w:pPr>
+              <w:spacing w:before="0" w:after="0" w:line="240" w:lineRule="auto"/>
+            </w:pPr>
+          </w:p>
+        </w:tc>
+        <w:tc>
+          <w:tcPr>
+            <w:tcW w:w="720" w:type="dxa"/>
+          </w:tcPr>
+          <w:p>
+            <w:pPr>
+              <w:spacing w:before="0" w:after="0" w:line="240" w:lineRule="auto"/>
             </w:pPr>
           </w:p>
         </w:tc>
       </w:tr>
       <w:tr>
+        <w:trPr>
+          <w:trHeight w:val="220" w:hRule="atLeast"/>
+        </w:trPr>
         <w:tc>
           <w:tcPr>
             <w:tcW w:w="7308" w:type="dxa"/>
           </w:tcPr>
           <w:p>
             <w:pPr>
-              <w:spacing w:after="0" w:line="240" w:lineRule="auto"/>
+              <w:spacing w:before="0" w:after="0" w:line="240" w:lineRule="auto"/>
             </w:pPr>
             <w:r>
               <w:t>1</w:t>
@@ -5082,7 +5271,7 @@
           </w:tcPr>
           <w:p>
             <w:pPr>
-              <w:spacing w:after="0" w:line="240" w:lineRule="auto"/>
+              <w:spacing w:before="0" w:after="0" w:line="240" w:lineRule="auto"/>
             </w:pPr>
           </w:p>
         </w:tc>
@@ -5092,7 +5281,7 @@
           </w:tcPr>
           <w:p>
             <w:pPr>
-              <w:spacing w:after="0" w:line="240" w:lineRule="auto"/>
+              <w:spacing w:before="0" w:after="0" w:line="240" w:lineRule="auto"/>
             </w:pPr>
           </w:p>
         </w:tc>
@@ -5102,39 +5291,42 @@
           </w:tcPr>
           <w:p>
             <w:pPr>
-              <w:spacing w:after="0" w:line="240" w:lineRule="auto"/>
-            </w:pPr>
-          </w:p>
-        </w:tc>
-        <w:tc>
-          <w:tcPr>
-            <w:tcW w:w="720" w:type="dxa"/>
-          </w:tcPr>
-          <w:p>
-            <w:pPr>
-              <w:spacing w:after="0" w:line="240" w:lineRule="auto"/>
-            </w:pPr>
-          </w:p>
-        </w:tc>
-        <w:tc>
-          <w:tcPr>
-            <w:tcW w:w="720" w:type="dxa"/>
-          </w:tcPr>
-          <w:p>
-            <w:pPr>
-              <w:spacing w:after="0" w:line="240" w:lineRule="auto"/>
+              <w:spacing w:before="0" w:after="0" w:line="240" w:lineRule="auto"/>
+            </w:pPr>
+          </w:p>
+        </w:tc>
+        <w:tc>
+          <w:tcPr>
+            <w:tcW w:w="720" w:type="dxa"/>
+          </w:tcPr>
+          <w:p>
+            <w:pPr>
+              <w:spacing w:before="0" w:after="0" w:line="240" w:lineRule="auto"/>
+            </w:pPr>
+          </w:p>
+        </w:tc>
+        <w:tc>
+          <w:tcPr>
+            <w:tcW w:w="720" w:type="dxa"/>
+          </w:tcPr>
+          <w:p>
+            <w:pPr>
+              <w:spacing w:before="0" w:after="0" w:line="240" w:lineRule="auto"/>
             </w:pPr>
           </w:p>
         </w:tc>
       </w:tr>
       <w:tr>
+        <w:trPr>
+          <w:trHeight w:val="220" w:hRule="atLeast"/>
+        </w:trPr>
         <w:tc>
           <w:tcPr>
             <w:tcW w:w="7308" w:type="dxa"/>
           </w:tcPr>
           <w:p>
             <w:pPr>
-              <w:spacing w:after="0" w:line="240" w:lineRule="auto"/>
+              <w:spacing w:before="0" w:after="0" w:line="240" w:lineRule="auto"/>
             </w:pPr>
             <w:r>
               <w:t>1</w:t>
@@ -5153,7 +5345,7 @@
           </w:tcPr>
           <w:p>
             <w:pPr>
-              <w:spacing w:after="0" w:line="240" w:lineRule="auto"/>
+              <w:spacing w:before="0" w:after="0" w:line="240" w:lineRule="auto"/>
             </w:pPr>
           </w:p>
         </w:tc>
@@ -5163,7 +5355,7 @@
           </w:tcPr>
           <w:p>
             <w:pPr>
-              <w:spacing w:after="0" w:line="240" w:lineRule="auto"/>
+              <w:spacing w:before="0" w:after="0" w:line="240" w:lineRule="auto"/>
             </w:pPr>
           </w:p>
         </w:tc>
@@ -5173,39 +5365,42 @@
           </w:tcPr>
           <w:p>
             <w:pPr>
-              <w:spacing w:after="0" w:line="240" w:lineRule="auto"/>
-            </w:pPr>
-          </w:p>
-        </w:tc>
-        <w:tc>
-          <w:tcPr>
-            <w:tcW w:w="720" w:type="dxa"/>
-          </w:tcPr>
-          <w:p>
-            <w:pPr>
-              <w:spacing w:after="0" w:line="240" w:lineRule="auto"/>
-            </w:pPr>
-          </w:p>
-        </w:tc>
-        <w:tc>
-          <w:tcPr>
-            <w:tcW w:w="720" w:type="dxa"/>
-          </w:tcPr>
-          <w:p>
-            <w:pPr>
-              <w:spacing w:after="0" w:line="240" w:lineRule="auto"/>
+              <w:spacing w:before="0" w:after="0" w:line="240" w:lineRule="auto"/>
+            </w:pPr>
+          </w:p>
+        </w:tc>
+        <w:tc>
+          <w:tcPr>
+            <w:tcW w:w="720" w:type="dxa"/>
+          </w:tcPr>
+          <w:p>
+            <w:pPr>
+              <w:spacing w:before="0" w:after="0" w:line="240" w:lineRule="auto"/>
+            </w:pPr>
+          </w:p>
+        </w:tc>
+        <w:tc>
+          <w:tcPr>
+            <w:tcW w:w="720" w:type="dxa"/>
+          </w:tcPr>
+          <w:p>
+            <w:pPr>
+              <w:spacing w:before="0" w:after="0" w:line="240" w:lineRule="auto"/>
             </w:pPr>
           </w:p>
         </w:tc>
       </w:tr>
       <w:tr>
+        <w:trPr>
+          <w:trHeight w:val="220" w:hRule="atLeast"/>
+        </w:trPr>
         <w:tc>
           <w:tcPr>
             <w:tcW w:w="7308" w:type="dxa"/>
           </w:tcPr>
           <w:p>
             <w:pPr>
-              <w:spacing w:after="0" w:line="240" w:lineRule="auto"/>
+              <w:spacing w:before="0" w:after="0" w:line="240" w:lineRule="auto"/>
             </w:pPr>
             <w:r>
               <w:t>1</w:t>
@@ -5224,7 +5419,7 @@
           </w:tcPr>
           <w:p>
             <w:pPr>
-              <w:spacing w:after="0" w:line="240" w:lineRule="auto"/>
+              <w:spacing w:before="0" w:after="0" w:line="240" w:lineRule="auto"/>
             </w:pPr>
           </w:p>
         </w:tc>
@@ -5234,7 +5429,7 @@
           </w:tcPr>
           <w:p>
             <w:pPr>
-              <w:spacing w:after="0" w:line="240" w:lineRule="auto"/>
+              <w:spacing w:before="0" w:after="0" w:line="240" w:lineRule="auto"/>
             </w:pPr>
           </w:p>
         </w:tc>
@@ -5244,39 +5439,42 @@
           </w:tcPr>
           <w:p>
             <w:pPr>
-              <w:spacing w:after="0" w:line="240" w:lineRule="auto"/>
-            </w:pPr>
-          </w:p>
-        </w:tc>
-        <w:tc>
-          <w:tcPr>
-            <w:tcW w:w="720" w:type="dxa"/>
-          </w:tcPr>
-          <w:p>
-            <w:pPr>
-              <w:spacing w:after="0" w:line="240" w:lineRule="auto"/>
-            </w:pPr>
-          </w:p>
-        </w:tc>
-        <w:tc>
-          <w:tcPr>
-            <w:tcW w:w="720" w:type="dxa"/>
-          </w:tcPr>
-          <w:p>
-            <w:pPr>
-              <w:spacing w:after="0" w:line="240" w:lineRule="auto"/>
+              <w:spacing w:before="0" w:after="0" w:line="240" w:lineRule="auto"/>
+            </w:pPr>
+          </w:p>
+        </w:tc>
+        <w:tc>
+          <w:tcPr>
+            <w:tcW w:w="720" w:type="dxa"/>
+          </w:tcPr>
+          <w:p>
+            <w:pPr>
+              <w:spacing w:before="0" w:after="0" w:line="240" w:lineRule="auto"/>
+            </w:pPr>
+          </w:p>
+        </w:tc>
+        <w:tc>
+          <w:tcPr>
+            <w:tcW w:w="720" w:type="dxa"/>
+          </w:tcPr>
+          <w:p>
+            <w:pPr>
+              <w:spacing w:before="0" w:after="0" w:line="240" w:lineRule="auto"/>
             </w:pPr>
           </w:p>
         </w:tc>
       </w:tr>
       <w:tr>
+        <w:trPr>
+          <w:trHeight w:val="220" w:hRule="atLeast"/>
+        </w:trPr>
         <w:tc>
           <w:tcPr>
             <w:tcW w:w="7308" w:type="dxa"/>
           </w:tcPr>
           <w:p>
             <w:pPr>
-              <w:spacing w:after="0" w:line="240" w:lineRule="auto"/>
+              <w:spacing w:before="0" w:after="0" w:line="240" w:lineRule="auto"/>
             </w:pPr>
             <w:r>
               <w:t>1</w:t>
@@ -5295,7 +5493,7 @@
           </w:tcPr>
           <w:p>
             <w:pPr>
-              <w:spacing w:after="0" w:line="240" w:lineRule="auto"/>
+              <w:spacing w:before="0" w:after="0" w:line="240" w:lineRule="auto"/>
             </w:pPr>
           </w:p>
         </w:tc>
@@ -5305,7 +5503,7 @@
           </w:tcPr>
           <w:p>
             <w:pPr>
-              <w:spacing w:after="0" w:line="240" w:lineRule="auto"/>
+              <w:spacing w:before="0" w:after="0" w:line="240" w:lineRule="auto"/>
             </w:pPr>
           </w:p>
         </w:tc>
@@ -5315,39 +5513,42 @@
           </w:tcPr>
           <w:p>
             <w:pPr>
-              <w:spacing w:after="0" w:line="240" w:lineRule="auto"/>
-            </w:pPr>
-          </w:p>
-        </w:tc>
-        <w:tc>
-          <w:tcPr>
-            <w:tcW w:w="720" w:type="dxa"/>
-          </w:tcPr>
-          <w:p>
-            <w:pPr>
-              <w:spacing w:after="0" w:line="240" w:lineRule="auto"/>
-            </w:pPr>
-          </w:p>
-        </w:tc>
-        <w:tc>
-          <w:tcPr>
-            <w:tcW w:w="720" w:type="dxa"/>
-          </w:tcPr>
-          <w:p>
-            <w:pPr>
-              <w:spacing w:after="0" w:line="240" w:lineRule="auto"/>
+              <w:spacing w:before="0" w:after="0" w:line="240" w:lineRule="auto"/>
+            </w:pPr>
+          </w:p>
+        </w:tc>
+        <w:tc>
+          <w:tcPr>
+            <w:tcW w:w="720" w:type="dxa"/>
+          </w:tcPr>
+          <w:p>
+            <w:pPr>
+              <w:spacing w:before="0" w:after="0" w:line="240" w:lineRule="auto"/>
+            </w:pPr>
+          </w:p>
+        </w:tc>
+        <w:tc>
+          <w:tcPr>
+            <w:tcW w:w="720" w:type="dxa"/>
+          </w:tcPr>
+          <w:p>
+            <w:pPr>
+              <w:spacing w:before="0" w:after="0" w:line="240" w:lineRule="auto"/>
             </w:pPr>
           </w:p>
         </w:tc>
       </w:tr>
       <w:tr>
+        <w:trPr>
+          <w:trHeight w:val="220" w:hRule="atLeast"/>
+        </w:trPr>
         <w:tc>
           <w:tcPr>
             <w:tcW w:w="7308" w:type="dxa"/>
           </w:tcPr>
           <w:p>
             <w:pPr>
-              <w:spacing w:after="0" w:line="240" w:lineRule="auto"/>
+              <w:spacing w:before="0" w:after="0" w:line="240" w:lineRule="auto"/>
             </w:pPr>
             <w:r>
               <w:t>20</w:t>
@@ -5363,7 +5564,7 @@
           </w:tcPr>
           <w:p>
             <w:pPr>
-              <w:spacing w:after="0" w:line="240" w:lineRule="auto"/>
+              <w:spacing w:before="0" w:after="0" w:line="240" w:lineRule="auto"/>
             </w:pPr>
           </w:p>
         </w:tc>
@@ -5373,7 +5574,7 @@
           </w:tcPr>
           <w:p>
             <w:pPr>
-              <w:spacing w:after="0" w:line="240" w:lineRule="auto"/>
+              <w:spacing w:before="0" w:after="0" w:line="240" w:lineRule="auto"/>
             </w:pPr>
           </w:p>
         </w:tc>
@@ -5383,39 +5584,42 @@
           </w:tcPr>
           <w:p>
             <w:pPr>
-              <w:spacing w:after="0" w:line="240" w:lineRule="auto"/>
-            </w:pPr>
-          </w:p>
-        </w:tc>
-        <w:tc>
-          <w:tcPr>
-            <w:tcW w:w="720" w:type="dxa"/>
-          </w:tcPr>
-          <w:p>
-            <w:pPr>
-              <w:spacing w:after="0" w:line="240" w:lineRule="auto"/>
-            </w:pPr>
-          </w:p>
-        </w:tc>
-        <w:tc>
-          <w:tcPr>
-            <w:tcW w:w="720" w:type="dxa"/>
-          </w:tcPr>
-          <w:p>
-            <w:pPr>
-              <w:spacing w:after="0" w:line="240" w:lineRule="auto"/>
+              <w:spacing w:before="0" w:after="0" w:line="240" w:lineRule="auto"/>
+            </w:pPr>
+          </w:p>
+        </w:tc>
+        <w:tc>
+          <w:tcPr>
+            <w:tcW w:w="720" w:type="dxa"/>
+          </w:tcPr>
+          <w:p>
+            <w:pPr>
+              <w:spacing w:before="0" w:after="0" w:line="240" w:lineRule="auto"/>
+            </w:pPr>
+          </w:p>
+        </w:tc>
+        <w:tc>
+          <w:tcPr>
+            <w:tcW w:w="720" w:type="dxa"/>
+          </w:tcPr>
+          <w:p>
+            <w:pPr>
+              <w:spacing w:before="0" w:after="0" w:line="240" w:lineRule="auto"/>
             </w:pPr>
           </w:p>
         </w:tc>
       </w:tr>
       <w:tr>
+        <w:trPr>
+          <w:trHeight w:val="220" w:hRule="atLeast"/>
+        </w:trPr>
         <w:tc>
           <w:tcPr>
             <w:tcW w:w="7308" w:type="dxa"/>
           </w:tcPr>
           <w:p>
             <w:pPr>
-              <w:spacing w:after="0" w:line="240" w:lineRule="auto"/>
+              <w:spacing w:before="0" w:after="0" w:line="240" w:lineRule="auto"/>
             </w:pPr>
             <w:r>
               <w:t>2</w:t>
@@ -5434,7 +5638,7 @@
           </w:tcPr>
           <w:p>
             <w:pPr>
-              <w:spacing w:after="0" w:line="240" w:lineRule="auto"/>
+              <w:spacing w:before="0" w:after="0" w:line="240" w:lineRule="auto"/>
             </w:pPr>
           </w:p>
         </w:tc>
@@ -5444,7 +5648,7 @@
           </w:tcPr>
           <w:p>
             <w:pPr>
-              <w:spacing w:after="0" w:line="240" w:lineRule="auto"/>
+              <w:spacing w:before="0" w:after="0" w:line="240" w:lineRule="auto"/>
             </w:pPr>
           </w:p>
         </w:tc>
@@ -5454,27 +5658,27 @@
           </w:tcPr>
           <w:p>
             <w:pPr>
-              <w:spacing w:after="0" w:line="240" w:lineRule="auto"/>
-            </w:pPr>
-          </w:p>
-        </w:tc>
-        <w:tc>
-          <w:tcPr>
-            <w:tcW w:w="720" w:type="dxa"/>
-          </w:tcPr>
-          <w:p>
-            <w:pPr>
-              <w:spacing w:after="0" w:line="240" w:lineRule="auto"/>
-            </w:pPr>
-          </w:p>
-        </w:tc>
-        <w:tc>
-          <w:tcPr>
-            <w:tcW w:w="720" w:type="dxa"/>
-          </w:tcPr>
-          <w:p>
-            <w:pPr>
-              <w:spacing w:after="0" w:line="240" w:lineRule="auto"/>
+              <w:spacing w:before="0" w:after="0" w:line="240" w:lineRule="auto"/>
+            </w:pPr>
+          </w:p>
+        </w:tc>
+        <w:tc>
+          <w:tcPr>
+            <w:tcW w:w="720" w:type="dxa"/>
+          </w:tcPr>
+          <w:p>
+            <w:pPr>
+              <w:spacing w:before="0" w:after="0" w:line="240" w:lineRule="auto"/>
+            </w:pPr>
+          </w:p>
+        </w:tc>
+        <w:tc>
+          <w:tcPr>
+            <w:tcW w:w="720" w:type="dxa"/>
+          </w:tcPr>
+          <w:p>
+            <w:pPr>
+              <w:spacing w:before="0" w:after="0" w:line="240" w:lineRule="auto"/>
             </w:pPr>
           </w:p>
         </w:tc>
@@ -5482,7 +5686,7 @@
     </w:tbl>
     <w:p>
       <w:pPr>
-        <w:spacing w:after="0" w:line="240" w:lineRule="auto"/>
+        <w:spacing w:before="0" w:after="0" w:line="240" w:lineRule="auto"/>
         <w:rPr>
           <w:b/>
         </w:rPr>
@@ -5490,7 +5694,7 @@
     </w:p>
     <w:p>
       <w:pPr>
-        <w:spacing w:after="0"/>
+        <w:spacing w:before="0" w:after="0" w:line="240" w:lineRule="auto"/>
       </w:pPr>
       <w:r>
         <w:rPr>
@@ -5550,7 +5754,7 @@
     </w:p>
     <w:p>
       <w:pPr>
-        <w:spacing w:after="0"/>
+        <w:spacing w:before="0" w:after="0" w:line="240" w:lineRule="auto"/>
         <w:rPr>
           <w:b/>
         </w:rPr>
@@ -5582,6 +5786,9 @@
         <w:gridCol w:w="3145"/>
       </w:tblGrid>
       <w:tr>
+        <w:trPr>
+          <w:trHeight w:val="220" w:hRule="atLeast"/>
+        </w:trPr>
         <w:tc>
           <w:tcPr>
             <w:tcW w:w="3690" w:type="dxa"/>
@@ -5594,7 +5801,7 @@
           </w:tcPr>
           <w:p>
             <w:pPr>
-              <w:spacing w:after="0" w:line="240" w:lineRule="auto"/>
+              <w:spacing w:before="0" w:after="0" w:line="240" w:lineRule="auto"/>
             </w:pPr>
             <w:r>
               <w:rPr>
@@ -5655,7 +5862,7 @@
           </w:tcPr>
           <w:p>
             <w:pPr>
-              <w:spacing w:after="0" w:line="240" w:lineRule="auto"/>
+              <w:spacing w:before="0" w:after="0" w:line="240" w:lineRule="auto"/>
             </w:pPr>
             <w:r>
               <w:rPr>
@@ -5710,7 +5917,7 @@
           </w:tcPr>
           <w:p>
             <w:pPr>
-              <w:spacing w:after="0" w:line="240" w:lineRule="auto"/>
+              <w:spacing w:before="0" w:after="0" w:line="240" w:lineRule="auto"/>
             </w:pPr>
             <w:r>
               <w:rPr>
@@ -5737,6 +5944,9 @@
         </w:tc>
       </w:tr>
       <w:tr>
+        <w:trPr>
+          <w:trHeight w:val="220" w:hRule="atLeast"/>
+        </w:trPr>
         <w:tblPrEx>
           <w:tblBorders>
             <w:top w:val="none" w:sz="0" w:space="0" w:color="auto"/>
@@ -5753,7 +5963,7 @@
           </w:tcPr>
           <w:p>
             <w:pPr>
-              <w:spacing w:after="0" w:line="240" w:lineRule="auto"/>
+              <w:spacing w:before="0" w:after="0" w:line="240" w:lineRule="auto"/>
             </w:pPr>
             <w:r>
               <w:rPr>
@@ -5796,7 +6006,7 @@
           </w:tcPr>
           <w:p>
             <w:pPr>
-              <w:spacing w:after="0" w:line="240" w:lineRule="auto"/>
+              <w:spacing w:before="0" w:after="0" w:line="240" w:lineRule="auto"/>
             </w:pPr>
             <w:r>
               <w:rPr>
@@ -5839,7 +6049,7 @@
           </w:tcPr>
           <w:p>
             <w:pPr>
-              <w:spacing w:after="0" w:line="240" w:lineRule="auto"/>
+              <w:spacing w:before="0" w:after="0" w:line="240" w:lineRule="auto"/>
             </w:pPr>
           </w:p>
         </w:tc>
@@ -5847,12 +6057,12 @@
     </w:tbl>
     <w:p>
       <w:pPr>
-        <w:spacing w:after="0" w:line="240" w:lineRule="auto"/>
+        <w:spacing w:before="0" w:after="0" w:line="240" w:lineRule="auto"/>
       </w:pPr>
     </w:p>
     <w:p>
       <w:pPr>
-        <w:spacing w:after="0"/>
+        <w:spacing w:before="0" w:after="0" w:line="240" w:lineRule="auto"/>
         <w:rPr>
           <w:b/>
         </w:rPr>
@@ -5885,13 +6095,16 @@
         <w:gridCol w:w="2520"/>
       </w:tblGrid>
       <w:tr>
+        <w:trPr>
+          <w:trHeight w:val="220" w:hRule="atLeast"/>
+        </w:trPr>
         <w:tc>
           <w:tcPr>
             <w:tcW w:w="5058" w:type="dxa"/>
           </w:tcPr>
           <w:p>
             <w:pPr>
-              <w:spacing w:after="0" w:line="240" w:lineRule="auto"/>
+              <w:spacing w:before="0" w:after="0" w:line="240" w:lineRule="auto"/>
               <w:jc w:val="center"/>
               <w:rPr>
                 <w:b/>
@@ -5911,7 +6124,7 @@
           </w:tcPr>
           <w:p>
             <w:pPr>
-              <w:spacing w:after="0" w:line="240" w:lineRule="auto"/>
+              <w:spacing w:before="0" w:after="0" w:line="240" w:lineRule="auto"/>
               <w:jc w:val="center"/>
               <w:rPr>
                 <w:b/>
@@ -5931,7 +6144,7 @@
           </w:tcPr>
           <w:p>
             <w:pPr>
-              <w:spacing w:after="0" w:line="240" w:lineRule="auto"/>
+              <w:spacing w:before="0" w:after="0" w:line="240" w:lineRule="auto"/>
               <w:jc w:val="center"/>
               <w:rPr>
                 <w:b/>
@@ -5951,7 +6164,7 @@
           </w:tcPr>
           <w:p>
             <w:pPr>
-              <w:spacing w:after="0" w:line="240" w:lineRule="auto"/>
+              <w:spacing w:before="0" w:after="0" w:line="240" w:lineRule="auto"/>
               <w:jc w:val="center"/>
               <w:rPr>
                 <w:b/>
@@ -5971,7 +6184,7 @@
           </w:tcPr>
           <w:p>
             <w:pPr>
-              <w:spacing w:after="0" w:line="240" w:lineRule="auto"/>
+              <w:spacing w:before="0" w:after="0" w:line="240" w:lineRule="auto"/>
               <w:jc w:val="center"/>
               <w:rPr>
                 <w:b/>
@@ -5987,13 +6200,16 @@
         </w:tc>
       </w:tr>
       <w:tr>
+        <w:trPr>
+          <w:trHeight w:val="220" w:hRule="atLeast"/>
+        </w:trPr>
         <w:tc>
           <w:tcPr>
             <w:tcW w:w="5058" w:type="dxa"/>
           </w:tcPr>
           <w:p>
             <w:pPr>
-              <w:spacing w:after="0" w:line="240" w:lineRule="auto"/>
+              <w:spacing w:before="0" w:after="0" w:line="240" w:lineRule="auto"/>
             </w:pPr>
             <w:r>
               <w:t>Instructional Competence</w:t>
@@ -6009,7 +6225,7 @@
           </w:tcPr>
           <w:p>
             <w:pPr>
-              <w:spacing w:after="0" w:line="240" w:lineRule="auto"/>
+              <w:spacing w:before="0" w:after="0" w:line="240" w:lineRule="auto"/>
             </w:pPr>
           </w:p>
         </w:tc>
@@ -6019,7 +6235,7 @@
           </w:tcPr>
           <w:p>
             <w:pPr>
-              <w:spacing w:after="0" w:line="240" w:lineRule="auto"/>
+              <w:spacing w:before="0" w:after="0" w:line="240" w:lineRule="auto"/>
             </w:pPr>
           </w:p>
         </w:tc>
@@ -6029,7 +6245,7 @@
           </w:tcPr>
           <w:p>
             <w:pPr>
-              <w:spacing w:after="0" w:line="240" w:lineRule="auto"/>
+              <w:spacing w:before="0" w:after="0" w:line="240" w:lineRule="auto"/>
             </w:pPr>
           </w:p>
         </w:tc>
@@ -6039,19 +6255,22 @@
           </w:tcPr>
           <w:p>
             <w:pPr>
-              <w:spacing w:after="0" w:line="240" w:lineRule="auto"/>
+              <w:spacing w:before="0" w:after="0" w:line="240" w:lineRule="auto"/>
             </w:pPr>
           </w:p>
         </w:tc>
       </w:tr>
       <w:tr>
+        <w:trPr>
+          <w:trHeight w:val="220" w:hRule="atLeast"/>
+        </w:trPr>
         <w:tc>
           <w:tcPr>
             <w:tcW w:w="5058" w:type="dxa"/>
           </w:tcPr>
           <w:p>
             <w:pPr>
-              <w:spacing w:after="0" w:line="240" w:lineRule="auto"/>
+              <w:spacing w:before="0" w:after="0" w:line="240" w:lineRule="auto"/>
             </w:pPr>
             <w:r>
               <w:t>Learning Environment</w:t>
@@ -6073,7 +6292,7 @@
           </w:tcPr>
           <w:p>
             <w:pPr>
-              <w:spacing w:after="0" w:line="240" w:lineRule="auto"/>
+              <w:spacing w:before="0" w:after="0" w:line="240" w:lineRule="auto"/>
             </w:pPr>
           </w:p>
         </w:tc>
@@ -6083,7 +6302,7 @@
           </w:tcPr>
           <w:p>
             <w:pPr>
-              <w:spacing w:after="0" w:line="240" w:lineRule="auto"/>
+              <w:spacing w:before="0" w:after="0" w:line="240" w:lineRule="auto"/>
             </w:pPr>
           </w:p>
         </w:tc>
@@ -6093,7 +6312,7 @@
           </w:tcPr>
           <w:p>
             <w:pPr>
-              <w:spacing w:after="0" w:line="240" w:lineRule="auto"/>
+              <w:spacing w:before="0" w:after="0" w:line="240" w:lineRule="auto"/>
             </w:pPr>
           </w:p>
         </w:tc>
@@ -6103,19 +6322,22 @@
           </w:tcPr>
           <w:p>
             <w:pPr>
-              <w:spacing w:after="0" w:line="240" w:lineRule="auto"/>
+              <w:spacing w:before="0" w:after="0" w:line="240" w:lineRule="auto"/>
             </w:pPr>
           </w:p>
         </w:tc>
       </w:tr>
       <w:tr>
+        <w:trPr>
+          <w:trHeight w:val="220" w:hRule="atLeast"/>
+        </w:trPr>
         <w:tc>
           <w:tcPr>
             <w:tcW w:w="5058" w:type="dxa"/>
           </w:tcPr>
           <w:p>
             <w:pPr>
-              <w:spacing w:after="0" w:line="240" w:lineRule="auto"/>
+              <w:spacing w:before="0" w:after="0" w:line="240" w:lineRule="auto"/>
             </w:pPr>
             <w:r>
               <w:t>Interpersonal Relations</w:t>
@@ -6137,7 +6359,7 @@
           </w:tcPr>
           <w:p>
             <w:pPr>
-              <w:spacing w:after="0" w:line="240" w:lineRule="auto"/>
+              <w:spacing w:before="0" w:after="0" w:line="240" w:lineRule="auto"/>
             </w:pPr>
           </w:p>
         </w:tc>
@@ -6147,7 +6369,7 @@
           </w:tcPr>
           <w:p>
             <w:pPr>
-              <w:spacing w:after="0" w:line="240" w:lineRule="auto"/>
+              <w:spacing w:before="0" w:after="0" w:line="240" w:lineRule="auto"/>
             </w:pPr>
           </w:p>
         </w:tc>
@@ -6157,7 +6379,7 @@
           </w:tcPr>
           <w:p>
             <w:pPr>
-              <w:spacing w:after="0" w:line="240" w:lineRule="auto"/>
+              <w:spacing w:before="0" w:after="0" w:line="240" w:lineRule="auto"/>
             </w:pPr>
           </w:p>
         </w:tc>
@@ -6167,19 +6389,22 @@
           </w:tcPr>
           <w:p>
             <w:pPr>
-              <w:spacing w:after="0" w:line="240" w:lineRule="auto"/>
+              <w:spacing w:before="0" w:after="0" w:line="240" w:lineRule="auto"/>
             </w:pPr>
           </w:p>
         </w:tc>
       </w:tr>
       <w:tr>
+        <w:trPr>
+          <w:trHeight w:val="220" w:hRule="atLeast"/>
+        </w:trPr>
         <w:tc>
           <w:tcPr>
             <w:tcW w:w="5058" w:type="dxa"/>
           </w:tcPr>
           <w:p>
             <w:pPr>
-              <w:spacing w:after="0" w:line="240" w:lineRule="auto"/>
+              <w:spacing w:before="0" w:after="0" w:line="240" w:lineRule="auto"/>
             </w:pPr>
             <w:r>
               <w:t>Professionalism &amp; Personal Characteristics</w:t>
@@ -6201,7 +6426,7 @@
           </w:tcPr>
           <w:p>
             <w:pPr>
-              <w:spacing w:after="0" w:line="240" w:lineRule="auto"/>
+              <w:spacing w:before="0" w:after="0" w:line="240" w:lineRule="auto"/>
             </w:pPr>
           </w:p>
         </w:tc>
@@ -6211,7 +6436,7 @@
           </w:tcPr>
           <w:p>
             <w:pPr>
-              <w:spacing w:after="0" w:line="240" w:lineRule="auto"/>
+              <w:spacing w:before="0" w:after="0" w:line="240" w:lineRule="auto"/>
             </w:pPr>
           </w:p>
         </w:tc>
@@ -6221,7 +6446,7 @@
           </w:tcPr>
           <w:p>
             <w:pPr>
-              <w:spacing w:after="0" w:line="240" w:lineRule="auto"/>
+              <w:spacing w:before="0" w:after="0" w:line="240" w:lineRule="auto"/>
             </w:pPr>
           </w:p>
         </w:tc>
@@ -6231,19 +6456,22 @@
           </w:tcPr>
           <w:p>
             <w:pPr>
-              <w:spacing w:after="0" w:line="240" w:lineRule="auto"/>
+              <w:spacing w:before="0" w:after="0" w:line="240" w:lineRule="auto"/>
             </w:pPr>
           </w:p>
         </w:tc>
       </w:tr>
       <w:tr>
+        <w:trPr>
+          <w:trHeight w:val="220" w:hRule="atLeast"/>
+        </w:trPr>
         <w:tc>
           <w:tcPr>
             <w:tcW w:w="5058" w:type="dxa"/>
           </w:tcPr>
           <w:p>
             <w:pPr>
-              <w:spacing w:after="0" w:line="240" w:lineRule="auto"/>
+              <w:spacing w:before="0" w:after="0" w:line="240" w:lineRule="auto"/>
               <w:jc w:val="right"/>
               <w:rPr>
                 <w:b/>
@@ -6263,7 +6491,7 @@
           </w:tcPr>
           <w:p>
             <w:pPr>
-              <w:spacing w:after="0" w:line="240" w:lineRule="auto"/>
+              <w:spacing w:before="0" w:after="0" w:line="240" w:lineRule="auto"/>
             </w:pPr>
           </w:p>
         </w:tc>
@@ -6273,7 +6501,7 @@
           </w:tcPr>
           <w:p>
             <w:pPr>
-              <w:spacing w:after="0" w:line="240" w:lineRule="auto"/>
+              <w:spacing w:before="0" w:after="0" w:line="240" w:lineRule="auto"/>
             </w:pPr>
           </w:p>
         </w:tc>
@@ -6283,7 +6511,7 @@
           </w:tcPr>
           <w:p>
             <w:pPr>
-              <w:spacing w:after="0" w:line="240" w:lineRule="auto"/>
+              <w:spacing w:before="0" w:after="0" w:line="240" w:lineRule="auto"/>
             </w:pPr>
           </w:p>
         </w:tc>
@@ -6293,7 +6521,7 @@
           </w:tcPr>
           <w:p>
             <w:pPr>
-              <w:spacing w:after="0" w:line="240" w:lineRule="auto"/>
+              <w:spacing w:before="0" w:after="0" w:line="240" w:lineRule="auto"/>
             </w:pPr>
           </w:p>
         </w:tc>
@@ -6301,12 +6529,12 @@
     </w:tbl>
     <w:p>
       <w:pPr>
-        <w:spacing w:after="0"/>
+        <w:spacing w:before="0" w:after="0" w:line="240" w:lineRule="auto"/>
       </w:pPr>
     </w:p>
     <w:p>
       <w:pPr>
-        <w:spacing w:after="0"/>
+        <w:spacing w:before="0" w:after="0" w:line="240" w:lineRule="auto"/>
       </w:pPr>
       <w:r>
         <w:rPr>
@@ -6344,7 +6572,7 @@
     </w:p>
     <w:p>
       <w:pPr>
-        <w:spacing w:after="0"/>
+        <w:spacing w:before="0" w:after="0" w:line="240" w:lineRule="auto"/>
         <w:rPr>
           <w:i/>
         </w:rPr>
@@ -6370,7 +6598,7 @@
     </w:p>
     <w:p>
       <w:pPr>
-        <w:spacing w:after="0"/>
+        <w:spacing w:before="0" w:after="0" w:line="240" w:lineRule="auto"/>
       </w:pPr>
       <w:r>
         <w:rPr>
@@ -6417,7 +6645,7 @@
     </w:p>
     <w:p>
       <w:pPr>
-        <w:spacing w:after="0"/>
+        <w:spacing w:before="0" w:after="0" w:line="240" w:lineRule="auto"/>
         <w:ind w:firstLine="720"/>
         <w:rPr>
           <w:i/>
@@ -6842,11 +7070,17 @@
   <w:docDefaults>
     <w:rPrDefault>
       <w:rPr>
-        <w:rFonts w:ascii="Calibri" w:eastAsia="Times New Roman" w:hAnsi="Calibri" w:cs="Times New Roman"/>
+        <w:rFonts w:ascii="Calibri" w:eastAsia="Calibri" w:hAnsi="Calibri" w:cs="Calibri"/>
+        <w:sz w:val="22"/>
+        <w:szCs w:val="22"/>
         <w:lang w:val="en-PH" w:eastAsia="en-PH" w:bidi="ar-SA"/>
       </w:rPr>
     </w:rPrDefault>
-    <w:pPrDefault/>
+    <w:pPrDefault>
+      <w:pPr>
+        <w:spacing w:before="0" w:after="0" w:line="240" w:lineRule="auto"/>
+      </w:pPr>
+    </w:pPrDefault>
   </w:docDefaults>
   <w:latentStyles w:defLockedState="0" w:defUIPriority="99" w:defSemiHidden="0" w:defUnhideWhenUsed="0" w:defQFormat="0" w:count="376">
     <w:lsdException w:name="Normal" w:uiPriority="0" w:qFormat="1"/>
@@ -7229,9 +7463,7 @@
   <w:style w:type="paragraph" w:default="1" w:styleId="Normal">
     <w:name w:val="Normal"/>
     <w:qFormat/>
-    <w:pPr>
-      <w:spacing w:after="200" w:line="276" w:lineRule="auto"/>
-    </w:pPr>
+    <w:pPr/>
     <w:rPr>
       <w:sz w:val="22"/>
       <w:szCs w:val="22"/>
@@ -7272,9 +7504,7 @@
     <w:semiHidden/>
     <w:unhideWhenUsed/>
     <w:rsid w:val="00792DEA"/>
-    <w:pPr>
-      <w:spacing w:after="0" w:line="240" w:lineRule="auto"/>
-    </w:pPr>
+    <w:pPr/>
     <w:rPr>
       <w:rFonts w:ascii="Tahoma" w:hAnsi="Tahoma" w:cs="Tahoma"/>
       <w:sz w:val="16"/>

--- a/template.docx
+++ b/template.docx
@@ -81,8 +81,8 @@
         <w:jc w:val="center"/>
         <w:rPr>
           <w:b/>
-          <w:sz w:val="22"/>
-          <w:szCs w:val="22"/>
+          <w:sz w:val="24"/>
+          <w:szCs w:val="24"/>
         </w:rPr>
       </w:pPr>
     </w:p>
@@ -92,15 +92,16 @@
         <w:jc w:val="center"/>
         <w:rPr>
           <w:b/>
-          <w:sz w:val="22"/>
-          <w:szCs w:val="22"/>
+          <w:sz w:val="24"/>
+          <w:szCs w:val="24"/>
         </w:rPr>
       </w:pPr>
       <w:r>
         <w:rPr>
+          <w:noProof/>
           <w:b/>
-          <w:sz w:val="22"/>
-          <w:szCs w:val="22"/>
+          <w:sz w:val="24"/>
+          <w:szCs w:val="24"/>
         </w:rPr>
         <w:t>TEACHER’S PERFORMANCE RATING SHEET</w:t>
       </w:r>
@@ -116,41 +117,60 @@
       </w:pPr>
       <w:r>
         <w:rPr>
+          <w:noProof/>
           <w:b/>
         </w:rPr>
         <w:t>Name of Teacher:</w:t>
       </w:r>
       <w:r>
+        <w:rPr>
+          <w:noProof/>
+        </w:rPr>
         <w:t xml:space="preserve"> ________________________________ </w:t>
       </w:r>
       <w:r>
+        <w:rPr>
+          <w:noProof/>
+        </w:rPr>
         <w:tab/>
       </w:r>
       <w:r>
         <w:rPr>
+          <w:noProof/>
           <w:b/>
         </w:rPr>
         <w:t>Advisory Class</w:t>
       </w:r>
       <w:r>
         <w:rPr>
+          <w:noProof/>
           <w:b/>
         </w:rPr>
         <w:t xml:space="preserve">: </w:t>
       </w:r>
       <w:r>
         <w:rPr>
+          <w:noProof/>
           <w:b/>
         </w:rPr>
         <w:t>___</w:t>
       </w:r>
       <w:r>
+        <w:rPr>
+          <w:noProof/>
+        </w:rPr>
         <w:t>______________</w:t>
       </w:r>
       <w:r>
+        <w:rPr>
+          <w:noProof/>
+        </w:rPr>
         <w:t>____</w:t>
       </w:r>
       <w:r>
+        <w:rPr>
+          <w:noProof/>
+        </w:rPr>
         <w:t>__</w:t>
       </w:r>
     </w:p>
@@ -165,41 +185,55 @@
       </w:pPr>
       <w:r>
         <w:rPr>
+          <w:noProof/>
           <w:b/>
         </w:rPr>
         <w:t xml:space="preserve">Subjects &amp; </w:t>
       </w:r>
       <w:r>
         <w:rPr>
+          <w:noProof/>
           <w:b/>
         </w:rPr>
         <w:t>Grade Levels</w:t>
       </w:r>
       <w:r>
         <w:rPr>
+          <w:noProof/>
           <w:b/>
         </w:rPr>
         <w:t xml:space="preserve"> Handled</w:t>
       </w:r>
       <w:r>
         <w:rPr>
+          <w:noProof/>
           <w:b/>
         </w:rPr>
         <w:t>:</w:t>
       </w:r>
       <w:r>
+        <w:rPr>
+          <w:noProof/>
+        </w:rPr>
         <w:t xml:space="preserve"> ___________________________________ </w:t>
       </w:r>
       <w:r>
+        <w:rPr>
+          <w:noProof/>
+        </w:rPr>
         <w:tab/>
       </w:r>
       <w:r>
         <w:rPr>
+          <w:noProof/>
           <w:b/>
         </w:rPr>
         <w:t>Date Observed:</w:t>
       </w:r>
       <w:r>
+        <w:rPr>
+          <w:noProof/>
+        </w:rPr>
         <w:t xml:space="preserve"> ___________________</w:t>
       </w:r>
     </w:p>
@@ -212,6 +246,7 @@
       </w:pPr>
       <w:r>
         <w:rPr>
+          <w:noProof/>
           <w:b/>
         </w:rPr>
         <w:t>Legend:</w:t>
@@ -220,45 +255,84 @@
     <w:p>
       <w:proofErr w:type="gramStart"/>
       <w:r>
+        <w:rPr>
+          <w:noProof/>
+        </w:rPr>
         <w:t>5  –</w:t>
       </w:r>
       <w:proofErr w:type="gramEnd"/>
       <w:r>
+        <w:rPr>
+          <w:noProof/>
+        </w:rPr>
         <w:t xml:space="preserve"> Outstanding</w:t>
       </w:r>
       <w:r>
+        <w:rPr>
+          <w:noProof/>
+        </w:rPr>
         <w:tab/>
       </w:r>
       <w:r>
+        <w:rPr>
+          <w:noProof/>
+        </w:rPr>
         <w:t>4 – Very Satisfactory</w:t>
       </w:r>
       <w:r>
+        <w:rPr>
+          <w:noProof/>
+        </w:rPr>
         <w:tab/>
       </w:r>
       <w:r>
+        <w:rPr>
+          <w:noProof/>
+        </w:rPr>
         <w:t xml:space="preserve">       </w:t>
       </w:r>
       <w:r>
+        <w:rPr>
+          <w:noProof/>
+        </w:rPr>
         <w:t>3 – Satisfactory</w:t>
       </w:r>
       <w:r>
+        <w:rPr>
+          <w:noProof/>
+        </w:rPr>
         <w:tab/>
       </w:r>
       <w:r>
+        <w:rPr>
+          <w:noProof/>
+        </w:rPr>
         <w:t xml:space="preserve">   </w:t>
       </w:r>
       <w:r>
+        <w:rPr>
+          <w:noProof/>
+        </w:rPr>
         <w:t xml:space="preserve">2 – Needs </w:t>
       </w:r>
       <w:proofErr w:type="gramStart"/>
       <w:r>
+        <w:rPr>
+          <w:noProof/>
+        </w:rPr>
         <w:t xml:space="preserve">Improvement  </w:t>
       </w:r>
       <w:r>
+        <w:rPr>
+          <w:noProof/>
+        </w:rPr>
         <w:tab/>
       </w:r>
       <w:proofErr w:type="gramEnd"/>
       <w:r>
+        <w:rPr>
+          <w:noProof/>
+        </w:rPr>
         <w:t>1 - Poor</w:t>
       </w:r>
     </w:p>
@@ -276,16 +350,16 @@
         <w:tblLook w:val="04A0" w:firstRow="1" w:lastRow="0" w:firstColumn="1" w:lastColumn="0" w:noHBand="0" w:noVBand="1"/>
       </w:tblPr>
       <w:tblGrid>
-        <w:gridCol w:w="7213"/>
+        <w:gridCol w:w="6930"/>
         <w:gridCol w:w="716"/>
         <w:gridCol w:w="806"/>
         <w:gridCol w:w="627"/>
-        <w:gridCol w:w="717"/>
+        <w:gridCol w:w="1000"/>
         <w:gridCol w:w="716"/>
       </w:tblGrid>
       <w:tr>
         <w:trPr>
-          <w:trHeight w:val="220" w:hRule="atLeast"/>
+          <w:trHeight w:val="1000" w:hRule="atLeast"/>
         </w:trPr>
         <w:tc>
           <w:tcPr>
@@ -304,30 +378,35 @@
             </w:pPr>
             <w:r>
               <w:rPr>
+                <w:noProof/>
                 <w:b/>
               </w:rPr>
               <w:t xml:space="preserve">I.  </w:t>
             </w:r>
             <w:r>
               <w:rPr>
+                <w:noProof/>
                 <w:b/>
               </w:rPr>
               <w:t xml:space="preserve">INSTRUCTIONAL COMPETENCE </w:t>
             </w:r>
             <w:r>
               <w:rPr>
+                <w:noProof/>
                 <w:b/>
               </w:rPr>
               <w:t>(</w:t>
             </w:r>
             <w:r>
               <w:rPr>
+                <w:noProof/>
                 <w:b/>
               </w:rPr>
               <w:t>40</w:t>
             </w:r>
             <w:r>
               <w:rPr>
+                <w:noProof/>
                 <w:b/>
               </w:rPr>
               <w:t>%)</w:t>
@@ -348,6 +427,7 @@
             </w:pPr>
             <w:r>
               <w:rPr>
+                <w:noProof/>
                 <w:b/>
               </w:rPr>
               <w:t>5 (O)</w:t>
@@ -368,6 +448,7 @@
             </w:pPr>
             <w:r>
               <w:rPr>
+                <w:noProof/>
                 <w:b/>
               </w:rPr>
               <w:t>4 (VS)</w:t>
@@ -388,6 +469,7 @@
             </w:pPr>
             <w:r>
               <w:rPr>
+                <w:noProof/>
                 <w:b/>
               </w:rPr>
               <w:t>3 (S)</w:t>
@@ -408,6 +490,7 @@
             </w:pPr>
             <w:r>
               <w:rPr>
+                <w:noProof/>
                 <w:b/>
               </w:rPr>
               <w:t>2 (NI)</w:t>
@@ -428,6 +511,7 @@
             </w:pPr>
             <w:r>
               <w:rPr>
+                <w:noProof/>
                 <w:b/>
               </w:rPr>
               <w:t>1 (P)</w:t>
@@ -448,6 +532,9 @@
               <w:spacing w:before="0" w:after="0" w:line="240" w:lineRule="auto"/>
             </w:pPr>
             <w:r>
+              <w:rPr>
+                <w:noProof/>
+              </w:rPr>
               <w:t>1.  Adopts objectives of syllabi and curricula</w:t>
             </w:r>
           </w:p>
@@ -516,9 +603,15 @@
               <w:spacing w:before="0" w:after="0" w:line="240" w:lineRule="auto"/>
             </w:pPr>
             <w:r>
+              <w:rPr>
+                <w:noProof/>
+              </w:rPr>
               <w:t>2. Selects content and prepares appropriate instructional materials</w:t>
             </w:r>
             <w:r>
+              <w:rPr>
+                <w:noProof/>
+              </w:rPr>
               <w:t xml:space="preserve"> &amp; visual aids</w:t>
             </w:r>
           </w:p>
@@ -587,6 +680,9 @@
               <w:spacing w:before="0" w:after="0" w:line="240" w:lineRule="auto"/>
             </w:pPr>
             <w:r>
+              <w:rPr>
+                <w:noProof/>
+              </w:rPr>
               <w:t>3. Adopts appropriate teaching methods</w:t>
             </w:r>
           </w:p>
@@ -655,6 +751,9 @@
               <w:spacing w:before="0" w:after="0" w:line="240" w:lineRule="auto"/>
             </w:pPr>
             <w:r>
+              <w:rPr>
+                <w:noProof/>
+              </w:rPr>
               <w:t>4. Relates new lesson with students’ previous knowledge and skills</w:t>
             </w:r>
           </w:p>
@@ -723,6 +822,9 @@
               <w:spacing w:before="0" w:after="0" w:line="240" w:lineRule="auto"/>
             </w:pPr>
             <w:r>
+              <w:rPr>
+                <w:noProof/>
+              </w:rPr>
               <w:t>5. Provides appropriate motivation</w:t>
             </w:r>
           </w:p>
@@ -791,6 +893,9 @@
               <w:spacing w:before="0" w:after="0" w:line="240" w:lineRule="auto"/>
             </w:pPr>
             <w:r>
+              <w:rPr>
+                <w:noProof/>
+              </w:rPr>
               <w:t>6. Presents and develops lessons</w:t>
             </w:r>
           </w:p>
@@ -859,6 +964,9 @@
               <w:spacing w:before="0" w:after="0" w:line="240" w:lineRule="auto"/>
             </w:pPr>
             <w:r>
+              <w:rPr>
+                <w:noProof/>
+              </w:rPr>
               <w:t>7. Conveys ideas clearly</w:t>
             </w:r>
           </w:p>
@@ -927,6 +1035,9 @@
               <w:spacing w:before="0" w:after="0" w:line="240" w:lineRule="auto"/>
             </w:pPr>
             <w:r>
+              <w:rPr>
+                <w:noProof/>
+              </w:rPr>
               <w:t>8. Utilizes the art of questioning to develop higher level of thinking</w:t>
             </w:r>
           </w:p>
@@ -995,6 +1106,9 @@
               <w:spacing w:before="0" w:after="0" w:line="240" w:lineRule="auto"/>
             </w:pPr>
             <w:r>
+              <w:rPr>
+                <w:noProof/>
+              </w:rPr>
               <w:t>9. Ensures students’ participation</w:t>
             </w:r>
           </w:p>
@@ -1063,6 +1177,9 @@
               <w:spacing w:before="0" w:after="0" w:line="240" w:lineRule="auto"/>
             </w:pPr>
             <w:r>
+              <w:rPr>
+                <w:noProof/>
+              </w:rPr>
               <w:t>10. Addresses individual differences</w:t>
             </w:r>
           </w:p>
@@ -1131,6 +1248,9 @@
               <w:spacing w:before="0" w:after="0" w:line="240" w:lineRule="auto"/>
             </w:pPr>
             <w:r>
+              <w:rPr>
+                <w:noProof/>
+              </w:rPr>
               <w:t>11. Shows mastery of the subject matter</w:t>
             </w:r>
           </w:p>
@@ -1199,6 +1319,9 @@
               <w:spacing w:before="0" w:after="0" w:line="240" w:lineRule="auto"/>
             </w:pPr>
             <w:r>
+              <w:rPr>
+                <w:noProof/>
+              </w:rPr>
               <w:t>12. Diagnoses learner’s needs</w:t>
             </w:r>
           </w:p>
@@ -1267,6 +1390,9 @@
               <w:spacing w:before="0" w:after="0" w:line="240" w:lineRule="auto"/>
             </w:pPr>
             <w:r>
+              <w:rPr>
+                <w:noProof/>
+              </w:rPr>
               <w:t>13. Evaluates learning outcomes</w:t>
             </w:r>
           </w:p>
@@ -1335,6 +1461,9 @@
               <w:spacing w:before="0" w:after="0" w:line="240" w:lineRule="auto"/>
             </w:pPr>
             <w:r>
+              <w:rPr>
+                <w:noProof/>
+              </w:rPr>
               <w:t>14. Differentiates instruction to suit students’ needs</w:t>
             </w:r>
           </w:p>
@@ -1403,9 +1532,15 @@
               <w:spacing w:before="0" w:after="0" w:line="240" w:lineRule="auto"/>
             </w:pPr>
             <w:r>
+              <w:rPr>
+                <w:noProof/>
+              </w:rPr>
               <w:t xml:space="preserve">15.  Uses a variety of effective instructional strategies and </w:t>
             </w:r>
             <w:r>
+              <w:rPr>
+                <w:noProof/>
+              </w:rPr>
               <w:t>resources</w:t>
             </w:r>
           </w:p>
@@ -1474,6 +1609,9 @@
               <w:spacing w:before="0" w:after="0" w:line="240" w:lineRule="auto"/>
             </w:pPr>
             <w:r>
+              <w:rPr>
+                <w:noProof/>
+              </w:rPr>
               <w:t>16. Involves students in cooperative learning to enhance higher-order thinking skills</w:t>
             </w:r>
           </w:p>
@@ -1542,6 +1680,9 @@
               <w:spacing w:before="0" w:after="0" w:line="240" w:lineRule="auto"/>
             </w:pPr>
             <w:r>
+              <w:rPr>
+                <w:noProof/>
+              </w:rPr>
               <w:t>17. Uses a variety of formal and informal assessment strategies to guide instruction</w:t>
             </w:r>
           </w:p>
@@ -1610,6 +1751,9 @@
               <w:spacing w:before="0" w:after="0" w:line="240" w:lineRule="auto"/>
             </w:pPr>
             <w:r>
+              <w:rPr>
+                <w:noProof/>
+              </w:rPr>
               <w:t>18. Gives constructive and frequent feedback to students on their learning</w:t>
             </w:r>
           </w:p>
@@ -1678,6 +1822,9 @@
               <w:spacing w:before="0" w:after="0" w:line="240" w:lineRule="auto"/>
             </w:pPr>
             <w:r>
+              <w:rPr>
+                <w:noProof/>
+              </w:rPr>
               <w:t>19. Provides independent practice activities</w:t>
             </w:r>
           </w:p>
@@ -1746,6 +1893,9 @@
               <w:spacing w:before="0" w:after="0" w:line="240" w:lineRule="auto"/>
             </w:pPr>
             <w:r>
+              <w:rPr>
+                <w:noProof/>
+              </w:rPr>
               <w:t>20. Checks for understanding and adjusts instruction as needed</w:t>
             </w:r>
           </w:p>
@@ -1814,6 +1964,9 @@
               <w:spacing w:before="0" w:after="0" w:line="240" w:lineRule="auto"/>
             </w:pPr>
             <w:r>
+              <w:rPr>
+                <w:noProof/>
+              </w:rPr>
               <w:t>21. English oral communication skills</w:t>
             </w:r>
           </w:p>
@@ -1882,6 +2035,9 @@
               <w:spacing w:before="0" w:after="0" w:line="240" w:lineRule="auto"/>
             </w:pPr>
             <w:r>
+              <w:rPr>
+                <w:noProof/>
+              </w:rPr>
               <w:t>22. English written communication skills</w:t>
             </w:r>
           </w:p>
@@ -1949,37 +2105,58 @@
       </w:pPr>
       <w:r>
         <w:rPr>
+          <w:noProof/>
           <w:b/>
         </w:rPr>
         <w:t>Score:</w:t>
       </w:r>
       <w:r>
+        <w:rPr>
+          <w:noProof/>
+        </w:rPr>
         <w:t xml:space="preserve"> _______</w:t>
       </w:r>
       <w:r>
+        <w:rPr>
+          <w:noProof/>
+        </w:rPr>
         <w:tab/>
       </w:r>
       <w:r>
+        <w:rPr>
+          <w:noProof/>
+        </w:rPr>
         <w:tab/>
       </w:r>
       <w:r>
         <w:rPr>
+          <w:noProof/>
           <w:b/>
         </w:rPr>
         <w:t>Average:</w:t>
       </w:r>
       <w:r>
+        <w:rPr>
+          <w:noProof/>
+        </w:rPr>
         <w:t xml:space="preserve"> _______</w:t>
       </w:r>
       <w:proofErr w:type="gramStart"/>
       <w:r>
+        <w:rPr>
+          <w:noProof/>
+        </w:rPr>
         <w:tab/>
       </w:r>
       <w:r>
+        <w:rPr>
+          <w:noProof/>
+        </w:rPr>
         <w:t xml:space="preserve">  </w:t>
       </w:r>
       <w:r>
         <w:rPr>
+          <w:noProof/>
           <w:b/>
         </w:rPr>
         <w:t>Description</w:t>
@@ -1987,56 +2164,75 @@
       <w:proofErr w:type="gramEnd"/>
       <w:r>
         <w:rPr>
+          <w:noProof/>
           <w:b/>
         </w:rPr>
         <w:t>:</w:t>
       </w:r>
       <w:r>
+        <w:rPr>
+          <w:noProof/>
+        </w:rPr>
         <w:t xml:space="preserve"> ___________</w:t>
       </w:r>
       <w:r>
+        <w:rPr>
+          <w:noProof/>
+        </w:rPr>
         <w:tab/>
       </w:r>
       <w:r>
         <w:rPr>
+          <w:noProof/>
           <w:b/>
         </w:rPr>
         <w:t>Sub-Rating (A</w:t>
       </w:r>
       <w:r>
         <w:rPr>
+          <w:noProof/>
           <w:b/>
         </w:rPr>
         <w:t>VG</w:t>
       </w:r>
       <w:r>
         <w:rPr>
+          <w:noProof/>
           <w:b/>
         </w:rPr>
         <w:t xml:space="preserve"> x </w:t>
       </w:r>
       <w:r>
         <w:rPr>
+          <w:noProof/>
           <w:b/>
         </w:rPr>
         <w:t>40</w:t>
       </w:r>
       <w:r>
         <w:rPr>
+          <w:noProof/>
           <w:b/>
         </w:rPr>
         <w:t>%)</w:t>
       </w:r>
       <w:r>
         <w:rPr>
+          <w:noProof/>
           <w:b/>
         </w:rPr>
         <w:t>:</w:t>
       </w:r>
       <w:r>
+        <w:rPr>
+          <w:noProof/>
+        </w:rPr>
         <w:t xml:space="preserve"> ____________</w:t>
       </w:r>
       <w:r>
+        <w:rPr>
+          <w:noProof/>
+        </w:rPr>
         <w:tab/>
       </w:r>
     </w:p>
@@ -2054,11 +2250,11 @@
         <w:tblLook w:val="04A0" w:firstRow="1" w:lastRow="0" w:firstColumn="1" w:lastColumn="0" w:noHBand="0" w:noVBand="1"/>
       </w:tblPr>
       <w:tblGrid>
-        <w:gridCol w:w="7213"/>
+        <w:gridCol w:w="6930"/>
         <w:gridCol w:w="716"/>
         <w:gridCol w:w="806"/>
         <w:gridCol w:w="627"/>
-        <w:gridCol w:w="717"/>
+        <w:gridCol w:w="1000"/>
         <w:gridCol w:w="716"/>
       </w:tblGrid>
       <w:tr>
@@ -2082,30 +2278,35 @@
             </w:pPr>
             <w:r>
               <w:rPr>
+                <w:noProof/>
                 <w:b/>
               </w:rPr>
               <w:t xml:space="preserve">II.  </w:t>
             </w:r>
             <w:r>
               <w:rPr>
+                <w:noProof/>
                 <w:b/>
               </w:rPr>
               <w:t>LEARNING ENVIRONMENT</w:t>
             </w:r>
             <w:r>
               <w:rPr>
+                <w:noProof/>
                 <w:b/>
               </w:rPr>
               <w:t xml:space="preserve"> (</w:t>
             </w:r>
             <w:r>
               <w:rPr>
+                <w:noProof/>
                 <w:b/>
               </w:rPr>
               <w:t>20</w:t>
             </w:r>
             <w:r>
               <w:rPr>
+                <w:noProof/>
                 <w:b/>
               </w:rPr>
               <w:t>%)</w:t>
@@ -2126,6 +2327,7 @@
             </w:pPr>
             <w:r>
               <w:rPr>
+                <w:noProof/>
                 <w:b/>
               </w:rPr>
               <w:t>5 (O)</w:t>
@@ -2146,6 +2348,7 @@
             </w:pPr>
             <w:r>
               <w:rPr>
+                <w:noProof/>
                 <w:b/>
               </w:rPr>
               <w:t>4 (VS)</w:t>
@@ -2166,6 +2369,7 @@
             </w:pPr>
             <w:r>
               <w:rPr>
+                <w:noProof/>
                 <w:b/>
               </w:rPr>
               <w:t>3 (S)</w:t>
@@ -2186,6 +2390,7 @@
             </w:pPr>
             <w:r>
               <w:rPr>
+                <w:noProof/>
                 <w:b/>
               </w:rPr>
               <w:t>2 (NI)</w:t>
@@ -2206,6 +2411,7 @@
             </w:pPr>
             <w:r>
               <w:rPr>
+                <w:noProof/>
                 <w:b/>
               </w:rPr>
               <w:t>1 (P)</w:t>
@@ -2226,6 +2432,9 @@
               <w:spacing w:before="0" w:after="0" w:line="240" w:lineRule="auto"/>
             </w:pPr>
             <w:r>
+              <w:rPr>
+                <w:noProof/>
+              </w:rPr>
               <w:t>1. Maintains a clean and orderly classroom</w:t>
             </w:r>
           </w:p>
@@ -2294,6 +2503,9 @@
               <w:spacing w:before="0" w:after="0" w:line="240" w:lineRule="auto"/>
             </w:pPr>
             <w:r>
+              <w:rPr>
+                <w:noProof/>
+              </w:rPr>
               <w:t>2. Maintains a classroom conducive to learning</w:t>
             </w:r>
           </w:p>
@@ -2362,6 +2574,9 @@
               <w:spacing w:before="0" w:after="0" w:line="240" w:lineRule="auto"/>
             </w:pPr>
             <w:r>
+              <w:rPr>
+                <w:noProof/>
+              </w:rPr>
               <w:t>3. Establishes clear expectations for classroom rules and procedures early in the school year and enforces them consistently and fairly</w:t>
             </w:r>
           </w:p>
@@ -2430,6 +2645,9 @@
               <w:spacing w:before="0" w:after="0" w:line="240" w:lineRule="auto"/>
             </w:pPr>
             <w:r>
+              <w:rPr>
+                <w:noProof/>
+              </w:rPr>
               <w:t>4. Maximizes instructional time.</w:t>
             </w:r>
           </w:p>
@@ -2498,6 +2716,9 @@
               <w:spacing w:before="0" w:after="0" w:line="240" w:lineRule="auto"/>
             </w:pPr>
             <w:r>
+              <w:rPr>
+                <w:noProof/>
+              </w:rPr>
               <w:t>5. Establishes a climate of trust and teamwork by being fair, caring, respectful, and enthusiastic</w:t>
             </w:r>
           </w:p>
@@ -2566,6 +2787,9 @@
               <w:spacing w:before="0" w:after="0" w:line="240" w:lineRule="auto"/>
             </w:pPr>
             <w:r>
+              <w:rPr>
+                <w:noProof/>
+              </w:rPr>
               <w:t>6. Respects students’ diversity, including language, culture, race, gender and special needs</w:t>
             </w:r>
           </w:p>
@@ -2634,6 +2858,9 @@
               <w:spacing w:before="0" w:after="0" w:line="240" w:lineRule="auto"/>
             </w:pPr>
             <w:r>
+              <w:rPr>
+                <w:noProof/>
+              </w:rPr>
               <w:t>7. Cares about students as individuals and makes them feel valued</w:t>
             </w:r>
           </w:p>
@@ -2702,9 +2929,15 @@
               <w:spacing w:before="0" w:after="0" w:line="240" w:lineRule="auto"/>
             </w:pPr>
             <w:r>
+              <w:rPr>
+                <w:noProof/>
+              </w:rPr>
               <w:t xml:space="preserve">8. </w:t>
             </w:r>
             <w:r>
+              <w:rPr>
+                <w:noProof/>
+              </w:rPr>
               <w:t>Promotes self-discipline</w:t>
             </w:r>
           </w:p>
@@ -2773,6 +3006,9 @@
               <w:spacing w:before="0" w:after="0" w:line="240" w:lineRule="auto"/>
             </w:pPr>
             <w:r>
+              <w:rPr>
+                <w:noProof/>
+              </w:rPr>
               <w:t>9. Manages disruptive behaviour, distractions and misconduct well.</w:t>
             </w:r>
           </w:p>
@@ -2841,6 +3077,9 @@
               <w:spacing w:before="0" w:after="0" w:line="240" w:lineRule="auto"/>
             </w:pPr>
             <w:r>
+              <w:rPr>
+                <w:noProof/>
+              </w:rPr>
               <w:t>10. Keeps criticisms fair, objective and minimal</w:t>
             </w:r>
           </w:p>
@@ -2905,35 +3144,53 @@
     <w:p>
       <w:r>
         <w:rPr>
+          <w:noProof/>
           <w:b/>
         </w:rPr>
         <w:t>Score:</w:t>
       </w:r>
       <w:r>
+        <w:rPr>
+          <w:noProof/>
+        </w:rPr>
         <w:t xml:space="preserve"> _______</w:t>
       </w:r>
       <w:r>
+        <w:rPr>
+          <w:noProof/>
+        </w:rPr>
         <w:tab/>
       </w:r>
       <w:r>
+        <w:rPr>
+          <w:noProof/>
+        </w:rPr>
         <w:tab/>
       </w:r>
       <w:r>
         <w:rPr>
+          <w:noProof/>
           <w:b/>
         </w:rPr>
         <w:t>Average:</w:t>
       </w:r>
       <w:r>
+        <w:rPr>
+          <w:noProof/>
+        </w:rPr>
         <w:t xml:space="preserve"> _______</w:t>
       </w:r>
       <w:proofErr w:type="gramStart"/>
       <w:r>
+        <w:rPr>
+          <w:noProof/>
+        </w:rPr>
         <w:tab/>
         <w:t xml:space="preserve">  </w:t>
       </w:r>
       <w:r>
         <w:rPr>
+          <w:noProof/>
           <w:b/>
         </w:rPr>
         <w:t>Description</w:t>
@@ -2941,29 +3198,41 @@
       <w:proofErr w:type="gramEnd"/>
       <w:r>
         <w:rPr>
+          <w:noProof/>
           <w:b/>
         </w:rPr>
         <w:t>:</w:t>
       </w:r>
       <w:r>
+        <w:rPr>
+          <w:noProof/>
+        </w:rPr>
         <w:t xml:space="preserve"> ___________</w:t>
       </w:r>
       <w:r>
+        <w:rPr>
+          <w:noProof/>
+        </w:rPr>
         <w:tab/>
       </w:r>
       <w:r>
         <w:rPr>
+          <w:noProof/>
           <w:b/>
         </w:rPr>
         <w:t>Sub-Rating (AVG x 20%)</w:t>
       </w:r>
       <w:r>
         <w:rPr>
+          <w:noProof/>
           <w:b/>
         </w:rPr>
         <w:t>:</w:t>
       </w:r>
       <w:r>
+        <w:rPr>
+          <w:noProof/>
+        </w:rPr>
         <w:t xml:space="preserve"> ____________</w:t>
       </w:r>
     </w:p>
@@ -2981,11 +3250,11 @@
         <w:tblLook w:val="04A0" w:firstRow="1" w:lastRow="0" w:firstColumn="1" w:lastColumn="0" w:noHBand="0" w:noVBand="1"/>
       </w:tblPr>
       <w:tblGrid>
-        <w:gridCol w:w="7213"/>
+        <w:gridCol w:w="6930"/>
         <w:gridCol w:w="716"/>
         <w:gridCol w:w="806"/>
         <w:gridCol w:w="627"/>
-        <w:gridCol w:w="717"/>
+        <w:gridCol w:w="1000"/>
         <w:gridCol w:w="716"/>
       </w:tblGrid>
       <w:tr>
@@ -3009,6 +3278,7 @@
             </w:pPr>
             <w:r>
               <w:rPr>
+                <w:noProof/>
                 <w:b/>
               </w:rPr>
               <w:lastRenderedPageBreak/>
@@ -3016,18 +3286,21 @@
             </w:r>
             <w:r>
               <w:rPr>
+                <w:noProof/>
                 <w:b/>
               </w:rPr>
               <w:t xml:space="preserve">II.  </w:t>
             </w:r>
             <w:r>
               <w:rPr>
+                <w:noProof/>
                 <w:b/>
               </w:rPr>
               <w:t>INTERPERSONAL RELATIONS</w:t>
             </w:r>
             <w:r>
               <w:rPr>
+                <w:noProof/>
                 <w:b/>
               </w:rPr>
               <w:t xml:space="preserve"> (20%)</w:t>
@@ -3048,6 +3321,7 @@
             </w:pPr>
             <w:r>
               <w:rPr>
+                <w:noProof/>
                 <w:b/>
               </w:rPr>
               <w:t>5 (O)</w:t>
@@ -3068,6 +3342,7 @@
             </w:pPr>
             <w:r>
               <w:rPr>
+                <w:noProof/>
                 <w:b/>
               </w:rPr>
               <w:t>4 (VS)</w:t>
@@ -3088,6 +3363,7 @@
             </w:pPr>
             <w:r>
               <w:rPr>
+                <w:noProof/>
                 <w:b/>
               </w:rPr>
               <w:t>3 (S)</w:t>
@@ -3108,6 +3384,7 @@
             </w:pPr>
             <w:r>
               <w:rPr>
+                <w:noProof/>
                 <w:b/>
               </w:rPr>
               <w:t>2 (NI)</w:t>
@@ -3128,6 +3405,7 @@
             </w:pPr>
             <w:r>
               <w:rPr>
+                <w:noProof/>
                 <w:b/>
               </w:rPr>
               <w:t>1 (P)</w:t>
@@ -3148,9 +3426,15 @@
               <w:spacing w:before="0" w:after="0" w:line="240" w:lineRule="auto"/>
             </w:pPr>
             <w:r>
+              <w:rPr>
+                <w:noProof/>
+              </w:rPr>
               <w:t xml:space="preserve">1. </w:t>
             </w:r>
             <w:r>
+              <w:rPr>
+                <w:noProof/>
+              </w:rPr>
               <w:t>Supports and participates in parent-teacher activities</w:t>
             </w:r>
           </w:p>
@@ -3219,6 +3503,9 @@
               <w:spacing w:before="0" w:after="0" w:line="240" w:lineRule="auto"/>
             </w:pPr>
             <w:r>
+              <w:rPr>
+                <w:noProof/>
+              </w:rPr>
               <w:t>2. Works well with the other teachers and administration</w:t>
             </w:r>
           </w:p>
@@ -3287,6 +3574,9 @@
               <w:spacing w:before="0" w:after="0" w:line="240" w:lineRule="auto"/>
             </w:pPr>
             <w:r>
+              <w:rPr>
+                <w:noProof/>
+              </w:rPr>
               <w:t>3. Has positive relationships with students individually and in groups</w:t>
             </w:r>
           </w:p>
@@ -3355,6 +3645,9 @@
               <w:spacing w:before="0" w:after="0" w:line="240" w:lineRule="auto"/>
             </w:pPr>
             <w:r>
+              <w:rPr>
+                <w:noProof/>
+              </w:rPr>
               <w:t>4. Provides a climate which opens up communication between the teacher and the parent</w:t>
             </w:r>
           </w:p>
@@ -3423,6 +3716,9 @@
               <w:spacing w:before="0" w:after="0" w:line="240" w:lineRule="auto"/>
             </w:pPr>
             <w:r>
+              <w:rPr>
+                <w:noProof/>
+              </w:rPr>
               <w:t>5. Uses discretion in handling confidential information and difficult situations</w:t>
             </w:r>
           </w:p>
@@ -3491,9 +3787,15 @@
               <w:spacing w:before="0" w:after="0" w:line="240" w:lineRule="auto"/>
             </w:pPr>
             <w:r>
+              <w:rPr>
+                <w:noProof/>
+              </w:rPr>
               <w:t>6. Informs administrators and/or appropriate personnel of school-related matters</w:t>
             </w:r>
             <w:r>
+              <w:rPr>
+                <w:noProof/>
+              </w:rPr>
               <w:t xml:space="preserve"> in a timely manner</w:t>
             </w:r>
           </w:p>
@@ -3562,6 +3864,9 @@
               <w:spacing w:before="0" w:after="0" w:line="240" w:lineRule="auto"/>
             </w:pPr>
             <w:r>
+              <w:rPr>
+                <w:noProof/>
+              </w:rPr>
               <w:t>7. Cooperates with parents in the best interest of students</w:t>
             </w:r>
           </w:p>
@@ -3630,6 +3935,9 @@
               <w:spacing w:before="0" w:after="0" w:line="240" w:lineRule="auto"/>
             </w:pPr>
             <w:r>
+              <w:rPr>
+                <w:noProof/>
+              </w:rPr>
               <w:t>8. Acknowledges rights of others to hold different views</w:t>
             </w:r>
           </w:p>
@@ -3698,18 +4006,33 @@
               <w:spacing w:before="0" w:after="0" w:line="240" w:lineRule="auto"/>
             </w:pPr>
             <w:r>
+              <w:rPr>
+                <w:noProof/>
+              </w:rPr>
               <w:t xml:space="preserve">9. </w:t>
             </w:r>
             <w:r>
+              <w:rPr>
+                <w:noProof/>
+              </w:rPr>
               <w:t xml:space="preserve">Handles </w:t>
             </w:r>
             <w:r>
+              <w:rPr>
+                <w:noProof/>
+              </w:rPr>
               <w:t xml:space="preserve">information about </w:t>
             </w:r>
             <w:r>
+              <w:rPr>
+                <w:noProof/>
+              </w:rPr>
               <w:t xml:space="preserve">students’ private lives </w:t>
             </w:r>
             <w:r>
+              <w:rPr>
+                <w:noProof/>
+              </w:rPr>
               <w:t>in a proper manner</w:t>
             </w:r>
           </w:p>
@@ -3778,15 +4101,27 @@
               <w:spacing w:before="0" w:after="0" w:line="240" w:lineRule="auto"/>
             </w:pPr>
             <w:r>
+              <w:rPr>
+                <w:noProof/>
+              </w:rPr>
               <w:t>10.</w:t>
             </w:r>
             <w:r>
+              <w:rPr>
+                <w:noProof/>
+              </w:rPr>
               <w:t xml:space="preserve"> </w:t>
             </w:r>
             <w:r>
+              <w:rPr>
+                <w:noProof/>
+              </w:rPr>
               <w:t>Has a positive disposit</w:t>
             </w:r>
             <w:r>
+              <w:rPr>
+                <w:noProof/>
+              </w:rPr>
               <w:t>ion and attitude</w:t>
             </w:r>
           </w:p>
@@ -3857,35 +4192,53 @@
       </w:pPr>
       <w:r>
         <w:rPr>
+          <w:noProof/>
           <w:b/>
         </w:rPr>
         <w:t>Score:</w:t>
       </w:r>
       <w:r>
+        <w:rPr>
+          <w:noProof/>
+        </w:rPr>
         <w:t xml:space="preserve"> _______</w:t>
       </w:r>
       <w:r>
+        <w:rPr>
+          <w:noProof/>
+        </w:rPr>
         <w:tab/>
       </w:r>
       <w:r>
+        <w:rPr>
+          <w:noProof/>
+        </w:rPr>
         <w:tab/>
       </w:r>
       <w:r>
         <w:rPr>
+          <w:noProof/>
           <w:b/>
         </w:rPr>
         <w:t>Average:</w:t>
       </w:r>
       <w:r>
+        <w:rPr>
+          <w:noProof/>
+        </w:rPr>
         <w:t xml:space="preserve"> _______</w:t>
       </w:r>
       <w:proofErr w:type="gramStart"/>
       <w:r>
+        <w:rPr>
+          <w:noProof/>
+        </w:rPr>
         <w:tab/>
         <w:t xml:space="preserve">  </w:t>
       </w:r>
       <w:r>
         <w:rPr>
+          <w:noProof/>
           <w:b/>
         </w:rPr>
         <w:t>Description</w:t>
@@ -3893,29 +4246,41 @@
       <w:proofErr w:type="gramEnd"/>
       <w:r>
         <w:rPr>
+          <w:noProof/>
           <w:b/>
         </w:rPr>
         <w:t>:</w:t>
       </w:r>
       <w:r>
+        <w:rPr>
+          <w:noProof/>
+        </w:rPr>
         <w:t xml:space="preserve"> ___________</w:t>
       </w:r>
       <w:r>
+        <w:rPr>
+          <w:noProof/>
+        </w:rPr>
         <w:tab/>
       </w:r>
       <w:r>
         <w:rPr>
+          <w:noProof/>
           <w:b/>
         </w:rPr>
         <w:t>Sub-Rating (AVG x 20%)</w:t>
       </w:r>
       <w:r>
         <w:rPr>
+          <w:noProof/>
           <w:b/>
         </w:rPr>
         <w:t>:</w:t>
       </w:r>
       <w:r>
+        <w:rPr>
+          <w:noProof/>
+        </w:rPr>
         <w:t xml:space="preserve"> ____________ </w:t>
       </w:r>
     </w:p>
@@ -3938,11 +4303,11 @@
         <w:tblLook w:val="04A0" w:firstRow="1" w:lastRow="0" w:firstColumn="1" w:lastColumn="0" w:noHBand="0" w:noVBand="1"/>
       </w:tblPr>
       <w:tblGrid>
-        <w:gridCol w:w="7214"/>
+        <w:gridCol w:w="6931"/>
         <w:gridCol w:w="716"/>
         <w:gridCol w:w="806"/>
         <w:gridCol w:w="627"/>
-        <w:gridCol w:w="717"/>
+        <w:gridCol w:w="1000"/>
         <w:gridCol w:w="715"/>
       </w:tblGrid>
       <w:tr>
@@ -3966,36 +4331,42 @@
             </w:pPr>
             <w:r>
               <w:rPr>
+                <w:noProof/>
                 <w:b/>
               </w:rPr>
               <w:t xml:space="preserve">IV.  </w:t>
             </w:r>
             <w:r>
               <w:rPr>
+                <w:noProof/>
                 <w:b/>
               </w:rPr>
               <w:t>PROFESSIONALISM</w:t>
             </w:r>
             <w:r>
               <w:rPr>
+                <w:noProof/>
                 <w:b/>
               </w:rPr>
               <w:t xml:space="preserve"> &amp; PERSONAL CHARACTERISTICS</w:t>
             </w:r>
             <w:r>
               <w:rPr>
+                <w:noProof/>
                 <w:b/>
               </w:rPr>
               <w:t xml:space="preserve"> (2</w:t>
             </w:r>
             <w:r>
               <w:rPr>
+                <w:noProof/>
                 <w:b/>
               </w:rPr>
               <w:t>0</w:t>
             </w:r>
             <w:r>
               <w:rPr>
+                <w:noProof/>
                 <w:b/>
               </w:rPr>
               <w:t>%)</w:t>
@@ -4016,6 +4387,7 @@
             </w:pPr>
             <w:r>
               <w:rPr>
+                <w:noProof/>
                 <w:b/>
               </w:rPr>
               <w:t>5 (O)</w:t>
@@ -4036,6 +4408,7 @@
             </w:pPr>
             <w:r>
               <w:rPr>
+                <w:noProof/>
                 <w:b/>
               </w:rPr>
               <w:t>4 (VS)</w:t>
@@ -4056,6 +4429,7 @@
             </w:pPr>
             <w:r>
               <w:rPr>
+                <w:noProof/>
                 <w:b/>
               </w:rPr>
               <w:t>3 (S)</w:t>
@@ -4076,6 +4450,7 @@
             </w:pPr>
             <w:r>
               <w:rPr>
+                <w:noProof/>
                 <w:b/>
               </w:rPr>
               <w:t>2 (NI)</w:t>
@@ -4096,6 +4471,7 @@
             </w:pPr>
             <w:r>
               <w:rPr>
+                <w:noProof/>
                 <w:b/>
               </w:rPr>
               <w:t>1 (P)</w:t>
@@ -4116,9 +4492,15 @@
               <w:spacing w:before="0" w:after="0" w:line="240" w:lineRule="auto"/>
             </w:pPr>
             <w:r>
+              <w:rPr>
+                <w:noProof/>
+              </w:rPr>
               <w:t xml:space="preserve">1. </w:t>
             </w:r>
             <w:r>
+              <w:rPr>
+                <w:noProof/>
+              </w:rPr>
               <w:t>Adheres to school policies and guidelines at all times</w:t>
             </w:r>
           </w:p>
@@ -4187,12 +4569,21 @@
               <w:spacing w:before="0" w:after="0" w:line="240" w:lineRule="auto"/>
             </w:pPr>
             <w:r>
+              <w:rPr>
+                <w:noProof/>
+              </w:rPr>
               <w:t xml:space="preserve">2. </w:t>
             </w:r>
             <w:r>
+              <w:rPr>
+                <w:noProof/>
+              </w:rPr>
               <w:t>Exerts effort to improve one’</w:t>
             </w:r>
             <w:r>
+              <w:rPr>
+                <w:noProof/>
+              </w:rPr>
               <w:t>s knowledge and skills</w:t>
             </w:r>
           </w:p>
@@ -4261,15 +4652,27 @@
               <w:spacing w:before="0" w:after="0" w:line="240" w:lineRule="auto"/>
             </w:pPr>
             <w:r>
+              <w:rPr>
+                <w:noProof/>
+              </w:rPr>
               <w:t xml:space="preserve">3. </w:t>
             </w:r>
             <w:r>
+              <w:rPr>
+                <w:noProof/>
+              </w:rPr>
               <w:t>T</w:t>
             </w:r>
             <w:r>
+              <w:rPr>
+                <w:noProof/>
+              </w:rPr>
               <w:t xml:space="preserve">akes </w:t>
             </w:r>
             <w:r>
+              <w:rPr>
+                <w:noProof/>
+              </w:rPr>
               <w:t>responsibility for his/her actions</w:t>
             </w:r>
           </w:p>
@@ -4338,6 +4741,9 @@
               <w:spacing w:before="0" w:after="0" w:line="240" w:lineRule="auto"/>
             </w:pPr>
             <w:r>
+              <w:rPr>
+                <w:noProof/>
+              </w:rPr>
               <w:t>4.  Channels concerns to proper authorities and not in social media nor to other people who are not of concern</w:t>
             </w:r>
           </w:p>
@@ -4406,9 +4812,15 @@
               <w:spacing w:before="0" w:after="0" w:line="240" w:lineRule="auto"/>
             </w:pPr>
             <w:r>
+              <w:rPr>
+                <w:noProof/>
+              </w:rPr>
               <w:t>5</w:t>
             </w:r>
             <w:r>
+              <w:rPr>
+                <w:noProof/>
+              </w:rPr>
               <w:t>.  Observes professional ethics</w:t>
             </w:r>
           </w:p>
@@ -4477,9 +4889,15 @@
               <w:spacing w:before="0" w:after="0" w:line="240" w:lineRule="auto"/>
             </w:pPr>
             <w:r>
+              <w:rPr>
+                <w:noProof/>
+              </w:rPr>
               <w:t>6.  Is punctual</w:t>
             </w:r>
             <w:r>
+              <w:rPr>
+                <w:noProof/>
+              </w:rPr>
               <w:t xml:space="preserve"> in reporting to school and in submitting requirements</w:t>
             </w:r>
           </w:p>
@@ -4548,6 +4966,9 @@
               <w:spacing w:before="0" w:after="0" w:line="240" w:lineRule="auto"/>
             </w:pPr>
             <w:r>
+              <w:rPr>
+                <w:noProof/>
+              </w:rPr>
               <w:t>7.  Is not often absent; when absent, only for valid reasons</w:t>
             </w:r>
           </w:p>
@@ -4616,6 +5037,9 @@
               <w:spacing w:before="0" w:after="0" w:line="240" w:lineRule="auto"/>
             </w:pPr>
             <w:r>
+              <w:rPr>
+                <w:noProof/>
+              </w:rPr>
               <w:t>8. Willingly accepts and satisfactorily performs tasks or assignments assigned to him/her, like committee work for co-curricular activities</w:t>
             </w:r>
           </w:p>
@@ -4684,6 +5108,9 @@
               <w:spacing w:before="0" w:after="0" w:line="240" w:lineRule="auto"/>
             </w:pPr>
             <w:r>
+              <w:rPr>
+                <w:noProof/>
+              </w:rPr>
               <w:t xml:space="preserve">9. Does not participate in rumor mongering </w:t>
             </w:r>
           </w:p>
@@ -4752,6 +5179,9 @@
               <w:spacing w:before="0" w:after="0" w:line="240" w:lineRule="auto"/>
             </w:pPr>
             <w:r>
+              <w:rPr>
+                <w:noProof/>
+              </w:rPr>
               <w:t>10. Wears the prescribed uniform at all times.</w:t>
             </w:r>
           </w:p>
@@ -4820,6 +5250,9 @@
               <w:spacing w:before="0" w:after="0" w:line="240" w:lineRule="auto"/>
             </w:pPr>
             <w:r>
+              <w:rPr>
+                <w:noProof/>
+              </w:rPr>
               <w:t>Demonstrates the following values:</w:t>
             </w:r>
           </w:p>
@@ -4888,12 +5321,21 @@
               <w:spacing w:before="0" w:after="0" w:line="240" w:lineRule="auto"/>
             </w:pPr>
             <w:r>
+              <w:rPr>
+                <w:noProof/>
+              </w:rPr>
               <w:t>1</w:t>
             </w:r>
             <w:r>
+              <w:rPr>
+                <w:noProof/>
+              </w:rPr>
               <w:t>1</w:t>
             </w:r>
             <w:r>
+              <w:rPr>
+                <w:noProof/>
+              </w:rPr>
               <w:t>. Honesty/Integrity</w:t>
             </w:r>
           </w:p>
@@ -4962,12 +5404,21 @@
               <w:spacing w:before="0" w:after="0" w:line="240" w:lineRule="auto"/>
             </w:pPr>
             <w:r>
+              <w:rPr>
+                <w:noProof/>
+              </w:rPr>
               <w:t>1</w:t>
             </w:r>
             <w:r>
+              <w:rPr>
+                <w:noProof/>
+              </w:rPr>
               <w:t>2</w:t>
             </w:r>
             <w:r>
+              <w:rPr>
+                <w:noProof/>
+              </w:rPr>
               <w:t>. Initiative/Resourcefulness</w:t>
             </w:r>
           </w:p>
@@ -5036,12 +5487,21 @@
               <w:spacing w:before="0" w:after="0" w:line="240" w:lineRule="auto"/>
             </w:pPr>
             <w:r>
+              <w:rPr>
+                <w:noProof/>
+              </w:rPr>
               <w:t>1</w:t>
             </w:r>
             <w:r>
+              <w:rPr>
+                <w:noProof/>
+              </w:rPr>
               <w:t>3</w:t>
             </w:r>
             <w:r>
+              <w:rPr>
+                <w:noProof/>
+              </w:rPr>
               <w:t>. Courtesy</w:t>
             </w:r>
           </w:p>
@@ -5110,9 +5570,15 @@
               <w:spacing w:before="0" w:after="0" w:line="240" w:lineRule="auto"/>
             </w:pPr>
             <w:r>
+              <w:rPr>
+                <w:noProof/>
+              </w:rPr>
               <w:t>14</w:t>
             </w:r>
             <w:r>
+              <w:rPr>
+                <w:noProof/>
+              </w:rPr>
               <w:t>. Respect for Authority</w:t>
             </w:r>
           </w:p>
@@ -5181,12 +5647,21 @@
               <w:spacing w:before="0" w:after="0" w:line="240" w:lineRule="auto"/>
             </w:pPr>
             <w:r>
+              <w:rPr>
+                <w:noProof/>
+              </w:rPr>
               <w:t>1</w:t>
             </w:r>
             <w:r>
+              <w:rPr>
+                <w:noProof/>
+              </w:rPr>
               <w:t>5</w:t>
             </w:r>
             <w:r>
+              <w:rPr>
+                <w:noProof/>
+              </w:rPr>
               <w:t>. Teamwork</w:t>
             </w:r>
           </w:p>
@@ -5255,12 +5730,21 @@
               <w:spacing w:before="0" w:after="0" w:line="240" w:lineRule="auto"/>
             </w:pPr>
             <w:r>
+              <w:rPr>
+                <w:noProof/>
+              </w:rPr>
               <w:t>1</w:t>
             </w:r>
             <w:r>
+              <w:rPr>
+                <w:noProof/>
+              </w:rPr>
               <w:t>6</w:t>
             </w:r>
             <w:r>
+              <w:rPr>
+                <w:noProof/>
+              </w:rPr>
               <w:t>. Leadership</w:t>
             </w:r>
           </w:p>
@@ -5329,12 +5813,21 @@
               <w:spacing w:before="0" w:after="0" w:line="240" w:lineRule="auto"/>
             </w:pPr>
             <w:r>
+              <w:rPr>
+                <w:noProof/>
+              </w:rPr>
               <w:t>1</w:t>
             </w:r>
             <w:r>
+              <w:rPr>
+                <w:noProof/>
+              </w:rPr>
               <w:t>7</w:t>
             </w:r>
             <w:r>
+              <w:rPr>
+                <w:noProof/>
+              </w:rPr>
               <w:t>. Stress Tolerance</w:t>
             </w:r>
           </w:p>
@@ -5403,12 +5896,21 @@
               <w:spacing w:before="0" w:after="0" w:line="240" w:lineRule="auto"/>
             </w:pPr>
             <w:r>
+              <w:rPr>
+                <w:noProof/>
+              </w:rPr>
               <w:t>1</w:t>
             </w:r>
             <w:r>
+              <w:rPr>
+                <w:noProof/>
+              </w:rPr>
               <w:t>8</w:t>
             </w:r>
             <w:r>
+              <w:rPr>
+                <w:noProof/>
+              </w:rPr>
               <w:t>. Fairness/Justice</w:t>
             </w:r>
           </w:p>
@@ -5477,12 +5979,21 @@
               <w:spacing w:before="0" w:after="0" w:line="240" w:lineRule="auto"/>
             </w:pPr>
             <w:r>
+              <w:rPr>
+                <w:noProof/>
+              </w:rPr>
               <w:t>1</w:t>
             </w:r>
             <w:r>
+              <w:rPr>
+                <w:noProof/>
+              </w:rPr>
               <w:t>9</w:t>
             </w:r>
             <w:r>
+              <w:rPr>
+                <w:noProof/>
+              </w:rPr>
               <w:t>. Good Grooming</w:t>
             </w:r>
           </w:p>
@@ -5551,9 +6062,15 @@
               <w:spacing w:before="0" w:after="0" w:line="240" w:lineRule="auto"/>
             </w:pPr>
             <w:r>
+              <w:rPr>
+                <w:noProof/>
+              </w:rPr>
               <w:t>20</w:t>
             </w:r>
             <w:r>
+              <w:rPr>
+                <w:noProof/>
+              </w:rPr>
               <w:t>. Human Relations</w:t>
             </w:r>
           </w:p>
@@ -5622,12 +6139,21 @@
               <w:spacing w:before="0" w:after="0" w:line="240" w:lineRule="auto"/>
             </w:pPr>
             <w:r>
+              <w:rPr>
+                <w:noProof/>
+              </w:rPr>
               <w:t>2</w:t>
             </w:r>
             <w:r>
+              <w:rPr>
+                <w:noProof/>
+              </w:rPr>
               <w:t>1</w:t>
             </w:r>
             <w:r>
+              <w:rPr>
+                <w:noProof/>
+              </w:rPr>
               <w:t>. Self Confidence</w:t>
             </w:r>
           </w:p>
@@ -5698,57 +6224,86 @@
       </w:pPr>
       <w:r>
         <w:rPr>
+          <w:noProof/>
           <w:b/>
         </w:rPr>
         <w:t>Score:</w:t>
       </w:r>
       <w:r>
+        <w:rPr>
+          <w:noProof/>
+        </w:rPr>
         <w:t xml:space="preserve"> _______</w:t>
       </w:r>
       <w:r>
+        <w:rPr>
+          <w:noProof/>
+        </w:rPr>
         <w:tab/>
       </w:r>
       <w:r>
+        <w:rPr>
+          <w:noProof/>
+        </w:rPr>
         <w:tab/>
       </w:r>
       <w:r>
         <w:rPr>
+          <w:noProof/>
           <w:b/>
         </w:rPr>
         <w:t>Average:</w:t>
       </w:r>
       <w:r>
+        <w:rPr>
+          <w:noProof/>
+        </w:rPr>
         <w:t xml:space="preserve"> _______</w:t>
       </w:r>
       <w:r>
+        <w:rPr>
+          <w:noProof/>
+        </w:rPr>
         <w:tab/>
         <w:t xml:space="preserve">  </w:t>
       </w:r>
       <w:r>
         <w:rPr>
+          <w:noProof/>
           <w:b/>
         </w:rPr>
         <w:t>Description:</w:t>
       </w:r>
       <w:r>
+        <w:rPr>
+          <w:noProof/>
+        </w:rPr>
         <w:t xml:space="preserve"> ___________</w:t>
       </w:r>
       <w:r>
+        <w:rPr>
+          <w:noProof/>
+        </w:rPr>
         <w:tab/>
       </w:r>
       <w:r>
         <w:rPr>
+          <w:noProof/>
           <w:b/>
         </w:rPr>
         <w:t>Sub-Rating (AVG x 20%)</w:t>
       </w:r>
       <w:r>
         <w:rPr>
+          <w:noProof/>
           <w:b/>
         </w:rPr>
         <w:t>:</w:t>
       </w:r>
       <w:r>
+        <w:rPr>
+          <w:noProof/>
+        </w:rPr>
         <w:t xml:space="preserve"> ____________</w:t>
       </w:r>
     </w:p>
@@ -5761,6 +6316,7 @@
       </w:pPr>
       <w:r>
         <w:rPr>
+          <w:noProof/>
           <w:b/>
         </w:rPr>
         <w:t xml:space="preserve">Legend: </w:t>
@@ -5805,47 +6361,57 @@
             </w:pPr>
             <w:r>
               <w:rPr>
+                <w:noProof/>
                 <w:b/>
               </w:rPr>
               <w:t>1.0</w:t>
             </w:r>
             <w:r>
               <w:rPr>
+                <w:noProof/>
                 <w:b/>
               </w:rPr>
               <w:t xml:space="preserve"> to </w:t>
             </w:r>
             <w:r>
               <w:rPr>
+                <w:noProof/>
                 <w:b/>
               </w:rPr>
               <w:t>1</w:t>
             </w:r>
             <w:r>
               <w:rPr>
+                <w:noProof/>
                 <w:b/>
               </w:rPr>
               <w:t>.</w:t>
             </w:r>
             <w:r>
               <w:rPr>
+                <w:noProof/>
                 <w:b/>
               </w:rPr>
               <w:t>5</w:t>
             </w:r>
             <w:r>
               <w:rPr>
+                <w:noProof/>
                 <w:b/>
               </w:rPr>
               <w:t>9</w:t>
             </w:r>
             <w:r>
               <w:rPr>
+                <w:noProof/>
                 <w:b/>
               </w:rPr>
               <w:t xml:space="preserve"> </w:t>
             </w:r>
             <w:r>
+              <w:rPr>
+                <w:noProof/>
+              </w:rPr>
               <w:t xml:space="preserve">   Poor</w:t>
             </w:r>
           </w:p>
@@ -5866,41 +6432,50 @@
             </w:pPr>
             <w:r>
               <w:rPr>
+                <w:noProof/>
                 <w:b/>
               </w:rPr>
               <w:t>2</w:t>
             </w:r>
             <w:r>
               <w:rPr>
+                <w:noProof/>
                 <w:b/>
               </w:rPr>
               <w:t>.6</w:t>
             </w:r>
             <w:r>
               <w:rPr>
+                <w:noProof/>
                 <w:b/>
               </w:rPr>
               <w:t xml:space="preserve"> to 3.</w:t>
             </w:r>
             <w:r>
               <w:rPr>
+                <w:noProof/>
                 <w:b/>
               </w:rPr>
               <w:t>5</w:t>
             </w:r>
             <w:r>
               <w:rPr>
+                <w:noProof/>
                 <w:b/>
               </w:rPr>
               <w:t>9</w:t>
             </w:r>
             <w:r>
               <w:rPr>
+                <w:noProof/>
                 <w:b/>
               </w:rPr>
               <w:t xml:space="preserve">     </w:t>
             </w:r>
             <w:r>
+              <w:rPr>
+                <w:noProof/>
+              </w:rPr>
               <w:t>Satisfactory</w:t>
             </w:r>
           </w:p>
@@ -5921,23 +6496,29 @@
             </w:pPr>
             <w:r>
               <w:rPr>
+                <w:noProof/>
                 <w:b/>
               </w:rPr>
               <w:t>4.</w:t>
             </w:r>
             <w:r>
               <w:rPr>
+                <w:noProof/>
                 <w:b/>
               </w:rPr>
               <w:t>6</w:t>
             </w:r>
             <w:r>
               <w:rPr>
+                <w:noProof/>
                 <w:b/>
               </w:rPr>
               <w:t xml:space="preserve"> to 5.0</w:t>
             </w:r>
             <w:r>
+              <w:rPr>
+                <w:noProof/>
+              </w:rPr>
               <w:t xml:space="preserve">       Outstanding</w:t>
             </w:r>
           </w:p>
@@ -5967,35 +6548,43 @@
             </w:pPr>
             <w:r>
               <w:rPr>
+                <w:noProof/>
                 <w:b/>
               </w:rPr>
               <w:t>1.</w:t>
             </w:r>
             <w:r>
               <w:rPr>
+                <w:noProof/>
                 <w:b/>
               </w:rPr>
               <w:t>6</w:t>
             </w:r>
             <w:r>
               <w:rPr>
+                <w:noProof/>
                 <w:b/>
               </w:rPr>
               <w:t xml:space="preserve"> to 2.</w:t>
             </w:r>
             <w:r>
               <w:rPr>
+                <w:noProof/>
                 <w:b/>
               </w:rPr>
               <w:t>5</w:t>
             </w:r>
             <w:r>
               <w:rPr>
+                <w:noProof/>
                 <w:b/>
               </w:rPr>
               <w:t>9</w:t>
             </w:r>
             <w:r>
+              <w:rPr>
+                <w:noProof/>
+              </w:rPr>
               <w:t xml:space="preserve">    Needs Improvement</w:t>
             </w:r>
           </w:p>
@@ -6010,35 +6599,43 @@
             </w:pPr>
             <w:r>
               <w:rPr>
+                <w:noProof/>
                 <w:b/>
               </w:rPr>
               <w:t>3.</w:t>
             </w:r>
             <w:r>
               <w:rPr>
+                <w:noProof/>
                 <w:b/>
               </w:rPr>
               <w:t>6</w:t>
             </w:r>
             <w:r>
               <w:rPr>
+                <w:noProof/>
                 <w:b/>
               </w:rPr>
               <w:t xml:space="preserve"> to 4.</w:t>
             </w:r>
             <w:r>
               <w:rPr>
+                <w:noProof/>
                 <w:b/>
               </w:rPr>
               <w:t>5</w:t>
             </w:r>
             <w:r>
               <w:rPr>
+                <w:noProof/>
                 <w:b/>
               </w:rPr>
               <w:t>9</w:t>
             </w:r>
             <w:r>
+              <w:rPr>
+                <w:noProof/>
+              </w:rPr>
               <w:t xml:space="preserve">     Very Satisfactory</w:t>
             </w:r>
           </w:p>
@@ -6069,6 +6666,7 @@
       </w:pPr>
       <w:r>
         <w:rPr>
+          <w:noProof/>
           <w:b/>
         </w:rPr>
         <w:t>Summary of Scores:</w:t>
@@ -6112,6 +6710,7 @@
             </w:pPr>
             <w:r>
               <w:rPr>
+                <w:noProof/>
                 <w:b/>
               </w:rPr>
               <w:t>Key Areas</w:t>
@@ -6132,6 +6731,7 @@
             </w:pPr>
             <w:r>
               <w:rPr>
+                <w:noProof/>
                 <w:b/>
               </w:rPr>
               <w:t>Score</w:t>
@@ -6152,6 +6752,7 @@
             </w:pPr>
             <w:r>
               <w:rPr>
+                <w:noProof/>
                 <w:b/>
               </w:rPr>
               <w:t>Average</w:t>
@@ -6172,6 +6773,7 @@
             </w:pPr>
             <w:r>
               <w:rPr>
+                <w:noProof/>
                 <w:b/>
               </w:rPr>
               <w:t>Sub-Rating</w:t>
@@ -6192,6 +6794,7 @@
             </w:pPr>
             <w:r>
               <w:rPr>
+                <w:noProof/>
                 <w:b/>
               </w:rPr>
               <w:t>Description</w:t>
@@ -6212,9 +6815,15 @@
               <w:spacing w:before="0" w:after="0" w:line="240" w:lineRule="auto"/>
             </w:pPr>
             <w:r>
+              <w:rPr>
+                <w:noProof/>
+              </w:rPr>
               <w:t>Instructional Competence</w:t>
             </w:r>
             <w:r>
+              <w:rPr>
+                <w:noProof/>
+              </w:rPr>
               <w:t xml:space="preserve"> (40%)</w:t>
             </w:r>
           </w:p>
@@ -6273,15 +6882,27 @@
               <w:spacing w:before="0" w:after="0" w:line="240" w:lineRule="auto"/>
             </w:pPr>
             <w:r>
+              <w:rPr>
+                <w:noProof/>
+              </w:rPr>
               <w:t>Learning Environment</w:t>
             </w:r>
             <w:r>
+              <w:rPr>
+                <w:noProof/>
+              </w:rPr>
               <w:t xml:space="preserve"> (</w:t>
             </w:r>
             <w:r>
+              <w:rPr>
+                <w:noProof/>
+              </w:rPr>
               <w:t>20</w:t>
             </w:r>
             <w:r>
+              <w:rPr>
+                <w:noProof/>
+              </w:rPr>
               <w:t>%)</w:t>
             </w:r>
           </w:p>
@@ -6340,15 +6961,27 @@
               <w:spacing w:before="0" w:after="0" w:line="240" w:lineRule="auto"/>
             </w:pPr>
             <w:r>
+              <w:rPr>
+                <w:noProof/>
+              </w:rPr>
               <w:t>Interpersonal Relations</w:t>
             </w:r>
             <w:r>
+              <w:rPr>
+                <w:noProof/>
+              </w:rPr>
               <w:t xml:space="preserve"> (</w:t>
             </w:r>
             <w:r>
+              <w:rPr>
+                <w:noProof/>
+              </w:rPr>
               <w:t>20</w:t>
             </w:r>
             <w:r>
+              <w:rPr>
+                <w:noProof/>
+              </w:rPr>
               <w:t>%)</w:t>
             </w:r>
           </w:p>
@@ -6407,15 +7040,27 @@
               <w:spacing w:before="0" w:after="0" w:line="240" w:lineRule="auto"/>
             </w:pPr>
             <w:r>
+              <w:rPr>
+                <w:noProof/>
+              </w:rPr>
               <w:t>Professionalism &amp; Personal Characteristics</w:t>
             </w:r>
             <w:r>
+              <w:rPr>
+                <w:noProof/>
+              </w:rPr>
               <w:t xml:space="preserve"> (</w:t>
             </w:r>
             <w:r>
+              <w:rPr>
+                <w:noProof/>
+              </w:rPr>
               <w:t>2</w:t>
             </w:r>
             <w:r>
+              <w:rPr>
+                <w:noProof/>
+              </w:rPr>
               <w:t>0%)</w:t>
             </w:r>
           </w:p>
@@ -6479,6 +7124,7 @@
             </w:pPr>
             <w:r>
               <w:rPr>
+                <w:noProof/>
                 <w:b/>
               </w:rPr>
               <w:t>Total</w:t>
@@ -6538,35 +7184,58 @@
       </w:pPr>
       <w:r>
         <w:rPr>
+          <w:noProof/>
           <w:b/>
         </w:rPr>
         <w:t>Rated by:</w:t>
       </w:r>
       <w:r>
+        <w:rPr>
+          <w:noProof/>
+        </w:rPr>
         <w:t xml:space="preserve"> ______________________ </w:t>
       </w:r>
       <w:r>
+        <w:rPr>
+          <w:noProof/>
+        </w:rPr>
         <w:tab/>
       </w:r>
       <w:r>
+        <w:rPr>
+          <w:noProof/>
+        </w:rPr>
         <w:tab/>
       </w:r>
       <w:r>
+        <w:rPr>
+          <w:noProof/>
+        </w:rPr>
         <w:tab/>
       </w:r>
       <w:r>
+        <w:rPr>
+          <w:noProof/>
+        </w:rPr>
         <w:tab/>
       </w:r>
       <w:r>
+        <w:rPr>
+          <w:noProof/>
+        </w:rPr>
         <w:tab/>
       </w:r>
       <w:r>
         <w:rPr>
+          <w:noProof/>
           <w:b/>
         </w:rPr>
         <w:t>Date:</w:t>
       </w:r>
       <w:r>
+        <w:rPr>
+          <w:noProof/>
+        </w:rPr>
         <w:t xml:space="preserve"> _____________________</w:t>
       </w:r>
     </w:p>
@@ -6579,18 +7248,21 @@
       </w:pPr>
       <w:r>
         <w:rPr>
+          <w:noProof/>
           <w:i/>
         </w:rPr>
         <w:t xml:space="preserve">                           </w:t>
       </w:r>
       <w:r>
         <w:rPr>
+          <w:noProof/>
           <w:i/>
         </w:rPr>
         <w:t xml:space="preserve">   </w:t>
       </w:r>
       <w:r>
         <w:rPr>
+          <w:noProof/>
           <w:i/>
         </w:rPr>
         <w:t>School Head</w:t>
@@ -6602,44 +7274,61 @@
       </w:pPr>
       <w:r>
         <w:rPr>
+          <w:noProof/>
           <w:b/>
         </w:rPr>
         <w:t>Copy r</w:t>
       </w:r>
       <w:r>
         <w:rPr>
+          <w:noProof/>
           <w:b/>
         </w:rPr>
         <w:t>eceived</w:t>
       </w:r>
       <w:r>
         <w:rPr>
+          <w:noProof/>
           <w:b/>
         </w:rPr>
         <w:t xml:space="preserve"> by</w:t>
       </w:r>
       <w:r>
         <w:rPr>
+          <w:noProof/>
           <w:b/>
         </w:rPr>
         <w:t>:</w:t>
       </w:r>
       <w:r>
+        <w:rPr>
+          <w:noProof/>
+        </w:rPr>
         <w:t xml:space="preserve"> ________________________________ </w:t>
       </w:r>
       <w:r>
+        <w:rPr>
+          <w:noProof/>
+        </w:rPr>
         <w:tab/>
       </w:r>
       <w:r>
+        <w:rPr>
+          <w:noProof/>
+        </w:rPr>
         <w:tab/>
       </w:r>
       <w:r>
         <w:rPr>
+          <w:noProof/>
           <w:b/>
         </w:rPr>
         <w:t>Date:</w:t>
       </w:r>
       <w:r>
+        <w:rPr>
+          <w:noProof/>
+        </w:rPr>
         <w:t xml:space="preserve"> _____________________</w:t>
       </w:r>
     </w:p>
@@ -6653,30 +7342,35 @@
       </w:pPr>
       <w:r>
         <w:rPr>
+          <w:noProof/>
           <w:i/>
         </w:rPr>
         <w:t xml:space="preserve">           </w:t>
       </w:r>
       <w:r>
         <w:rPr>
+          <w:noProof/>
           <w:i/>
         </w:rPr>
         <w:t xml:space="preserve"> </w:t>
       </w:r>
       <w:r>
         <w:rPr>
+          <w:noProof/>
           <w:i/>
         </w:rPr>
         <w:t xml:space="preserve">       </w:t>
       </w:r>
       <w:r>
         <w:rPr>
+          <w:noProof/>
           <w:i/>
         </w:rPr>
         <w:tab/>
       </w:r>
       <w:r>
         <w:rPr>
+          <w:noProof/>
           <w:i/>
         </w:rPr>
         <w:t>Name &amp; Signature of Teacher</w:t>
@@ -7463,7 +8157,9 @@
   <w:style w:type="paragraph" w:default="1" w:styleId="Normal">
     <w:name w:val="Normal"/>
     <w:qFormat/>
-    <w:pPr/>
+    <w:pPr>
+      <w:spacing w:after="200" w:line="276" w:lineRule="auto"/>
+    </w:pPr>
     <w:rPr>
       <w:sz w:val="22"/>
       <w:szCs w:val="22"/>
@@ -7504,7 +8200,9 @@
     <w:semiHidden/>
     <w:unhideWhenUsed/>
     <w:rsid w:val="00792DEA"/>
-    <w:pPr/>
+    <w:pPr>
+      <w:spacing w:after="0" w:line="240" w:lineRule="auto"/>
+    </w:pPr>
     <w:rPr>
       <w:rFonts w:ascii="Tahoma" w:hAnsi="Tahoma" w:cs="Tahoma"/>
       <w:sz w:val="16"/>
